--- a/PSE Riemann — DOGOVOR PSE AGENTI.docx
+++ b/PSE Riemann — DOGOVOR PSE AGENTI.docx
@@ -2492,6 +2492,1503 @@
           </w:p>
         </w:tc>
       </w:tr>
+      <w:tr>
+        <w:trPr>
+          <w:tblHeader w:val="off"/>
+        </w:trPr>
+        <w:tc>
+          <w:tcPr>
+            <w:tcW w:type="dxa" w:w="678"/>
+            <w:tcBorders>
+              <w:top w:val="single" w:color="D9D4C7" w:sz="4"/>
+              <w:left w:val="single" w:color="D9D4C7" w:sz="4"/>
+              <w:bottom w:val="single" w:color="D9D4C7" w:sz="4"/>
+              <w:right w:val="single" w:color="D9D4C7" w:sz="4"/>
+            </w:tcBorders>
+            <w:tcMar>
+              <w:top w:type="dxa" w:w="60"/>
+              <w:left w:type="dxa" w:w="100"/>
+              <w:bottom w:type="dxa" w:w="60"/>
+              <w:right w:type="dxa" w:w="100"/>
+            </w:tcMar>
+          </w:tcPr>
+          <w:p>
+            <w:pPr>
+              <w:spacing w:after="0"/>
+            </w:pPr>
+            <w:r>
+              <w:rPr>
+                <w:sz w:val="19"/>
+                <w:szCs w:val="19"/>
+              </w:rPr>
+              <w:t xml:space="preserve">14</w:t>
+            </w:r>
+          </w:p>
+        </w:tc>
+        <w:tc>
+          <w:tcPr>
+            <w:tcW w:type="dxa" w:w="2171"/>
+            <w:tcBorders>
+              <w:top w:val="single" w:color="D9D4C7" w:sz="4"/>
+              <w:left w:val="single" w:color="D9D4C7" w:sz="4"/>
+              <w:bottom w:val="single" w:color="D9D4C7" w:sz="4"/>
+              <w:right w:val="single" w:color="D9D4C7" w:sz="4"/>
+            </w:tcBorders>
+            <w:tcMar>
+              <w:top w:type="dxa" w:w="60"/>
+              <w:left w:type="dxa" w:w="100"/>
+              <w:bottom w:type="dxa" w:w="60"/>
+              <w:right w:type="dxa" w:w="100"/>
+            </w:tcMar>
+          </w:tcPr>
+          <w:p>
+            <w:pPr>
+              <w:spacing w:after="0"/>
+            </w:pPr>
+            <w:r>
+              <w:rPr>
+                <w:sz w:val="19"/>
+                <w:szCs w:val="19"/>
+              </w:rPr>
+              <w:t xml:space="preserve">Povratnost fisije i fuzije</w:t>
+            </w:r>
+          </w:p>
+        </w:tc>
+        <w:tc>
+          <w:tcPr>
+            <w:tcW w:type="dxa" w:w="6789"/>
+            <w:tcBorders>
+              <w:top w:val="single" w:color="D9D4C7" w:sz="4"/>
+              <w:left w:val="single" w:color="D9D4C7" w:sz="4"/>
+              <w:bottom w:val="single" w:color="D9D4C7" w:sz="4"/>
+              <w:right w:val="single" w:color="D9D4C7" w:sz="4"/>
+            </w:tcBorders>
+            <w:tcMar>
+              <w:top w:type="dxa" w:w="60"/>
+              <w:left w:type="dxa" w:w="100"/>
+              <w:bottom w:type="dxa" w:w="60"/>
+              <w:right w:type="dxa" w:w="100"/>
+            </w:tcMar>
+          </w:tcPr>
+          <w:p>
+            <w:pPr>
+              <w:spacing w:after="0"/>
+            </w:pPr>
+            <w:r>
+              <w:rPr>
+                <w:sz w:val="19"/>
+                <w:szCs w:val="19"/>
+              </w:rPr>
+              <w:t xml:space="preserve">Deklarisane kao </w:t>
+            </w:r>
+            <w:r>
+              <w:rPr>
+                <w:b/>
+                <w:bCs/>
+                <w:sz w:val="19"/>
+                <w:szCs w:val="19"/>
+              </w:rPr>
+              <w:t xml:space="preserve">povratne</w:t>
+            </w:r>
+            <w:r>
+              <w:rPr>
+                <w:sz w:val="19"/>
+                <w:szCs w:val="19"/>
+              </w:rPr>
+              <w:t xml:space="preserve"> (podaci jedinica ostaju u SHARED_LIB-u), pa ih SHARED_LIB izvodi sam. </w:t>
+            </w:r>
+            <w:r>
+              <w:rPr>
+                <w:b/>
+                <w:bCs/>
+                <w:sz w:val="19"/>
+                <w:szCs w:val="19"/>
+              </w:rPr>
+              <w:t xml:space="preserve">Poništavanje</w:t>
+            </w:r>
+            <w:r>
+              <w:rPr>
+                <w:sz w:val="19"/>
+                <w:szCs w:val="19"/>
+              </w:rPr>
+              <w:t xml:space="preserve"> fisije ili fuzije ide samo preko operatera</w:t>
+            </w:r>
+          </w:p>
+        </w:tc>
+      </w:tr>
+      <w:tr>
+        <w:trPr>
+          <w:tblHeader w:val="off"/>
+        </w:trPr>
+        <w:tc>
+          <w:tcPr>
+            <w:tcW w:type="dxa" w:w="678"/>
+            <w:tcBorders>
+              <w:top w:val="single" w:color="D9D4C7" w:sz="4"/>
+              <w:left w:val="single" w:color="D9D4C7" w:sz="4"/>
+              <w:bottom w:val="single" w:color="D9D4C7" w:sz="4"/>
+              <w:right w:val="single" w:color="D9D4C7" w:sz="4"/>
+            </w:tcBorders>
+            <w:shd w:fill="F4F1EA" w:color="auto" w:val="clear"/>
+            <w:tcMar>
+              <w:top w:type="dxa" w:w="60"/>
+              <w:left w:type="dxa" w:w="100"/>
+              <w:bottom w:type="dxa" w:w="60"/>
+              <w:right w:type="dxa" w:w="100"/>
+            </w:tcMar>
+          </w:tcPr>
+          <w:p>
+            <w:pPr>
+              <w:spacing w:after="0"/>
+            </w:pPr>
+            <w:r>
+              <w:rPr>
+                <w:sz w:val="19"/>
+                <w:szCs w:val="19"/>
+              </w:rPr>
+              <w:t xml:space="preserve">15</w:t>
+            </w:r>
+          </w:p>
+        </w:tc>
+        <w:tc>
+          <w:tcPr>
+            <w:tcW w:type="dxa" w:w="2171"/>
+            <w:tcBorders>
+              <w:top w:val="single" w:color="D9D4C7" w:sz="4"/>
+              <w:left w:val="single" w:color="D9D4C7" w:sz="4"/>
+              <w:bottom w:val="single" w:color="D9D4C7" w:sz="4"/>
+              <w:right w:val="single" w:color="D9D4C7" w:sz="4"/>
+            </w:tcBorders>
+            <w:shd w:fill="F4F1EA" w:color="auto" w:val="clear"/>
+            <w:tcMar>
+              <w:top w:type="dxa" w:w="60"/>
+              <w:left w:type="dxa" w:w="100"/>
+              <w:bottom w:type="dxa" w:w="60"/>
+              <w:right w:type="dxa" w:w="100"/>
+            </w:tcMar>
+          </w:tcPr>
+          <w:p>
+            <w:pPr>
+              <w:spacing w:after="0"/>
+            </w:pPr>
+            <w:r>
+              <w:rPr>
+                <w:sz w:val="19"/>
+                <w:szCs w:val="19"/>
+              </w:rPr>
+              <w:t xml:space="preserve">Spajanje čitača i pravila (§2.5)</w:t>
+            </w:r>
+          </w:p>
+        </w:tc>
+        <w:tc>
+          <w:tcPr>
+            <w:tcW w:type="dxa" w:w="6789"/>
+            <w:tcBorders>
+              <w:top w:val="single" w:color="D9D4C7" w:sz="4"/>
+              <w:left w:val="single" w:color="D9D4C7" w:sz="4"/>
+              <w:bottom w:val="single" w:color="D9D4C7" w:sz="4"/>
+              <w:right w:val="single" w:color="D9D4C7" w:sz="4"/>
+            </w:tcBorders>
+            <w:shd w:fill="F4F1EA" w:color="auto" w:val="clear"/>
+            <w:tcMar>
+              <w:top w:type="dxa" w:w="60"/>
+              <w:left w:type="dxa" w:w="100"/>
+              <w:bottom w:type="dxa" w:w="60"/>
+              <w:right w:type="dxa" w:w="100"/>
+            </w:tcMar>
+          </w:tcPr>
+          <w:p>
+            <w:pPr>
+              <w:spacing w:after="0"/>
+            </w:pPr>
+            <w:r>
+              <w:rPr>
+                <w:b/>
+                <w:bCs/>
+                <w:sz w:val="19"/>
+                <w:szCs w:val="19"/>
+              </w:rPr>
+              <w:t xml:space="preserve">Sa AI-jem:</w:t>
+            </w:r>
+            <w:r>
+              <w:rPr>
+                <w:sz w:val="19"/>
+                <w:szCs w:val="19"/>
+              </w:rPr>
+              <w:t xml:space="preserve"> θ riječi = </w:t>
+            </w:r>
+            <w:r>
+              <w:rPr>
+                <w:b/>
+                <w:bCs/>
+                <w:sz w:val="19"/>
+                <w:szCs w:val="19"/>
+              </w:rPr>
+              <w:t xml:space="preserve">prosjek</w:t>
+            </w:r>
+            <w:r>
+              <w:rPr>
+                <w:sz w:val="19"/>
+                <w:szCs w:val="19"/>
+              </w:rPr>
+              <w:t xml:space="preserve"> čitača i pravila (50/50; težine kasnije uči pravilo 17). </w:t>
+            </w:r>
+            <w:r>
+              <w:rPr>
+                <w:b/>
+                <w:bCs/>
+                <w:sz w:val="19"/>
+                <w:szCs w:val="19"/>
+              </w:rPr>
+              <w:t xml:space="preserve">Bez AI-ja:</w:t>
+            </w:r>
+            <w:r>
+              <w:rPr>
+                <w:sz w:val="19"/>
+                <w:szCs w:val="19"/>
+              </w:rPr>
+              <w:t xml:space="preserve"> </w:t>
+            </w:r>
+            <w:r>
+              <w:rPr>
+                <w:b/>
+                <w:bCs/>
+                <w:sz w:val="19"/>
+                <w:szCs w:val="19"/>
+              </w:rPr>
+              <w:t xml:space="preserve">samo pravila</w:t>
+            </w:r>
+            <w:r>
+              <w:rPr>
+                <w:sz w:val="19"/>
+                <w:szCs w:val="19"/>
+              </w:rPr>
+              <w:t xml:space="preserve">, u dnevniku „bez čitača“. </w:t>
+            </w:r>
+            <w:r>
+              <w:rPr>
+                <w:b/>
+                <w:bCs/>
+                <w:sz w:val="19"/>
+                <w:szCs w:val="19"/>
+              </w:rPr>
+              <w:t xml:space="preserve">Nikad samo čitač.</w:t>
+            </w:r>
+            <w:r>
+              <w:rPr>
+                <w:sz w:val="19"/>
+                <w:szCs w:val="19"/>
+              </w:rPr>
+              <w:t xml:space="preserve"> Pod ne obavezuje: poenta je da je θ oko 30. Razlika čitač–pravila &gt; 10 poena = sumnja → Doktor</w:t>
+            </w:r>
+          </w:p>
+        </w:tc>
+      </w:tr>
+      <w:tr>
+        <w:trPr>
+          <w:tblHeader w:val="off"/>
+        </w:trPr>
+        <w:tc>
+          <w:tcPr>
+            <w:tcW w:type="dxa" w:w="678"/>
+            <w:tcBorders>
+              <w:top w:val="single" w:color="D9D4C7" w:sz="4"/>
+              <w:left w:val="single" w:color="D9D4C7" w:sz="4"/>
+              <w:bottom w:val="single" w:color="D9D4C7" w:sz="4"/>
+              <w:right w:val="single" w:color="D9D4C7" w:sz="4"/>
+            </w:tcBorders>
+            <w:tcMar>
+              <w:top w:type="dxa" w:w="60"/>
+              <w:left w:type="dxa" w:w="100"/>
+              <w:bottom w:type="dxa" w:w="60"/>
+              <w:right w:type="dxa" w:w="100"/>
+            </w:tcMar>
+          </w:tcPr>
+          <w:p>
+            <w:pPr>
+              <w:spacing w:after="0"/>
+            </w:pPr>
+            <w:r>
+              <w:rPr>
+                <w:sz w:val="19"/>
+                <w:szCs w:val="19"/>
+              </w:rPr>
+              <w:t xml:space="preserve">16</w:t>
+            </w:r>
+          </w:p>
+        </w:tc>
+        <w:tc>
+          <w:tcPr>
+            <w:tcW w:type="dxa" w:w="2171"/>
+            <w:tcBorders>
+              <w:top w:val="single" w:color="D9D4C7" w:sz="4"/>
+              <w:left w:val="single" w:color="D9D4C7" w:sz="4"/>
+              <w:bottom w:val="single" w:color="D9D4C7" w:sz="4"/>
+              <w:right w:val="single" w:color="D9D4C7" w:sz="4"/>
+            </w:tcBorders>
+            <w:tcMar>
+              <w:top w:type="dxa" w:w="60"/>
+              <w:left w:type="dxa" w:w="100"/>
+              <w:bottom w:type="dxa" w:w="60"/>
+              <w:right w:type="dxa" w:w="100"/>
+            </w:tcMar>
+          </w:tcPr>
+          <w:p>
+            <w:pPr>
+              <w:spacing w:after="0"/>
+            </w:pPr>
+            <w:r>
+              <w:rPr>
+                <w:sz w:val="19"/>
+                <w:szCs w:val="19"/>
+              </w:rPr>
+              <w:t xml:space="preserve">Klasifikacija izvora (četiri serije)</w:t>
+            </w:r>
+          </w:p>
+        </w:tc>
+        <w:tc>
+          <w:tcPr>
+            <w:tcW w:type="dxa" w:w="6789"/>
+            <w:tcBorders>
+              <w:top w:val="single" w:color="D9D4C7" w:sz="4"/>
+              <w:left w:val="single" w:color="D9D4C7" w:sz="4"/>
+              <w:bottom w:val="single" w:color="D9D4C7" w:sz="4"/>
+              <w:right w:val="single" w:color="D9D4C7" w:sz="4"/>
+            </w:tcBorders>
+            <w:tcMar>
+              <w:top w:type="dxa" w:w="60"/>
+              <w:left w:type="dxa" w:w="100"/>
+              <w:bottom w:type="dxa" w:w="60"/>
+              <w:right w:type="dxa" w:w="100"/>
+            </w:tcMar>
+          </w:tcPr>
+          <w:p>
+            <w:pPr>
+              <w:spacing w:after="0"/>
+            </w:pPr>
+            <w:r>
+              <w:rPr>
+                <w:sz w:val="19"/>
+                <w:szCs w:val="19"/>
+              </w:rPr>
+              <w:t xml:space="preserve">većina od četiri serije; neriješeno = „nepoznato“ = spoljno (§17.1)</w:t>
+            </w:r>
+          </w:p>
+        </w:tc>
+      </w:tr>
+      <w:tr>
+        <w:trPr>
+          <w:tblHeader w:val="off"/>
+        </w:trPr>
+        <w:tc>
+          <w:tcPr>
+            <w:tcW w:type="dxa" w:w="678"/>
+            <w:tcBorders>
+              <w:top w:val="single" w:color="D9D4C7" w:sz="4"/>
+              <w:left w:val="single" w:color="D9D4C7" w:sz="4"/>
+              <w:bottom w:val="single" w:color="D9D4C7" w:sz="4"/>
+              <w:right w:val="single" w:color="D9D4C7" w:sz="4"/>
+            </w:tcBorders>
+            <w:shd w:fill="F4F1EA" w:color="auto" w:val="clear"/>
+            <w:tcMar>
+              <w:top w:type="dxa" w:w="60"/>
+              <w:left w:type="dxa" w:w="100"/>
+              <w:bottom w:type="dxa" w:w="60"/>
+              <w:right w:type="dxa" w:w="100"/>
+            </w:tcMar>
+          </w:tcPr>
+          <w:p>
+            <w:pPr>
+              <w:spacing w:after="0"/>
+            </w:pPr>
+            <w:r>
+              <w:rPr>
+                <w:sz w:val="19"/>
+                <w:szCs w:val="19"/>
+              </w:rPr>
+              <w:t xml:space="preserve">17</w:t>
+            </w:r>
+          </w:p>
+        </w:tc>
+        <w:tc>
+          <w:tcPr>
+            <w:tcW w:type="dxa" w:w="2171"/>
+            <w:tcBorders>
+              <w:top w:val="single" w:color="D9D4C7" w:sz="4"/>
+              <w:left w:val="single" w:color="D9D4C7" w:sz="4"/>
+              <w:bottom w:val="single" w:color="D9D4C7" w:sz="4"/>
+              <w:right w:val="single" w:color="D9D4C7" w:sz="4"/>
+            </w:tcBorders>
+            <w:shd w:fill="F4F1EA" w:color="auto" w:val="clear"/>
+            <w:tcMar>
+              <w:top w:type="dxa" w:w="60"/>
+              <w:left w:type="dxa" w:w="100"/>
+              <w:bottom w:type="dxa" w:w="60"/>
+              <w:right w:type="dxa" w:w="100"/>
+            </w:tcMar>
+          </w:tcPr>
+          <w:p>
+            <w:pPr>
+              <w:spacing w:after="0"/>
+            </w:pPr>
+            <w:r>
+              <w:rPr>
+                <w:sz w:val="19"/>
+                <w:szCs w:val="19"/>
+              </w:rPr>
+              <w:t xml:space="preserve">Težine glasova</w:t>
+            </w:r>
+          </w:p>
+        </w:tc>
+        <w:tc>
+          <w:tcPr>
+            <w:tcW w:type="dxa" w:w="6789"/>
+            <w:tcBorders>
+              <w:top w:val="single" w:color="D9D4C7" w:sz="4"/>
+              <w:left w:val="single" w:color="D9D4C7" w:sz="4"/>
+              <w:bottom w:val="single" w:color="D9D4C7" w:sz="4"/>
+              <w:right w:val="single" w:color="D9D4C7" w:sz="4"/>
+            </w:tcBorders>
+            <w:shd w:fill="F4F1EA" w:color="auto" w:val="clear"/>
+            <w:tcMar>
+              <w:top w:type="dxa" w:w="60"/>
+              <w:left w:type="dxa" w:w="100"/>
+              <w:bottom w:type="dxa" w:w="60"/>
+              <w:right w:type="dxa" w:w="100"/>
+            </w:tcMar>
+          </w:tcPr>
+          <w:p>
+            <w:pPr>
+              <w:spacing w:after="0"/>
+            </w:pPr>
+            <w:r>
+              <w:rPr>
+                <w:sz w:val="19"/>
+                <w:szCs w:val="19"/>
+              </w:rPr>
+              <w:t xml:space="preserve">SHARED_LIB </w:t>
+            </w:r>
+            <w:r>
+              <w:rPr>
+                <w:b/>
+                <w:bCs/>
+                <w:sz w:val="19"/>
+                <w:szCs w:val="19"/>
+              </w:rPr>
+              <w:t xml:space="preserve">predlaže jednom sedmično</w:t>
+            </w:r>
+            <w:r>
+              <w:rPr>
+                <w:sz w:val="19"/>
+                <w:szCs w:val="19"/>
+              </w:rPr>
+              <w:t xml:space="preserve">, operater odobrava. Prijedlog samo uz ≥ 200 odlučenih slučajeva od prošlog (inače „nedovoljno podataka“); jedna težina se po prijedlogu pomjera najviše </w:t>
+            </w:r>
+            <w:r>
+              <w:rPr>
+                <w:b/>
+                <w:bCs/>
+                <w:sz w:val="19"/>
+                <w:szCs w:val="19"/>
+              </w:rPr>
+              <w:t xml:space="preserve">±10 %</w:t>
+            </w:r>
+            <w:r>
+              <w:rPr>
+                <w:sz w:val="19"/>
+                <w:szCs w:val="19"/>
+              </w:rPr>
+              <w:t xml:space="preserve">; dugme „Predloži sada“. Meni: </w:t>
+            </w:r>
+            <w:r>
+              <w:rPr>
+                <w:b/>
+                <w:bCs/>
+                <w:sz w:val="19"/>
+                <w:szCs w:val="19"/>
+              </w:rPr>
+              <w:t xml:space="preserve">SHARED_LIB → Težine glasova</w:t>
+            </w:r>
+            <w:r>
+              <w:rPr>
+                <w:sz w:val="19"/>
+                <w:szCs w:val="19"/>
+              </w:rPr>
+              <w:t xml:space="preserve"> (prijedlog, istorija, trenutne težine)</w:t>
+            </w:r>
+          </w:p>
+        </w:tc>
+      </w:tr>
+      <w:tr>
+        <w:trPr>
+          <w:tblHeader w:val="off"/>
+        </w:trPr>
+        <w:tc>
+          <w:tcPr>
+            <w:tcW w:type="dxa" w:w="678"/>
+            <w:tcBorders>
+              <w:top w:val="single" w:color="D9D4C7" w:sz="4"/>
+              <w:left w:val="single" w:color="D9D4C7" w:sz="4"/>
+              <w:bottom w:val="single" w:color="D9D4C7" w:sz="4"/>
+              <w:right w:val="single" w:color="D9D4C7" w:sz="4"/>
+            </w:tcBorders>
+            <w:tcMar>
+              <w:top w:type="dxa" w:w="60"/>
+              <w:left w:type="dxa" w:w="100"/>
+              <w:bottom w:type="dxa" w:w="60"/>
+              <w:right w:type="dxa" w:w="100"/>
+            </w:tcMar>
+          </w:tcPr>
+          <w:p>
+            <w:pPr>
+              <w:spacing w:after="0"/>
+            </w:pPr>
+            <w:r>
+              <w:rPr>
+                <w:sz w:val="19"/>
+                <w:szCs w:val="19"/>
+              </w:rPr>
+              <w:t xml:space="preserve">18</w:t>
+            </w:r>
+          </w:p>
+        </w:tc>
+        <w:tc>
+          <w:tcPr>
+            <w:tcW w:type="dxa" w:w="2171"/>
+            <w:tcBorders>
+              <w:top w:val="single" w:color="D9D4C7" w:sz="4"/>
+              <w:left w:val="single" w:color="D9D4C7" w:sz="4"/>
+              <w:bottom w:val="single" w:color="D9D4C7" w:sz="4"/>
+              <w:right w:val="single" w:color="D9D4C7" w:sz="4"/>
+            </w:tcBorders>
+            <w:tcMar>
+              <w:top w:type="dxa" w:w="60"/>
+              <w:left w:type="dxa" w:w="100"/>
+              <w:bottom w:type="dxa" w:w="60"/>
+              <w:right w:type="dxa" w:w="100"/>
+            </w:tcMar>
+          </w:tcPr>
+          <w:p>
+            <w:pPr>
+              <w:spacing w:after="0"/>
+            </w:pPr>
+            <w:r>
+              <w:rPr>
+                <w:sz w:val="19"/>
+                <w:szCs w:val="19"/>
+              </w:rPr>
+              <w:t xml:space="preserve">Ko mjeri θ riječi</w:t>
+            </w:r>
+          </w:p>
+        </w:tc>
+        <w:tc>
+          <w:tcPr>
+            <w:tcW w:type="dxa" w:w="6789"/>
+            <w:tcBorders>
+              <w:top w:val="single" w:color="D9D4C7" w:sz="4"/>
+              <w:left w:val="single" w:color="D9D4C7" w:sz="4"/>
+              <w:bottom w:val="single" w:color="D9D4C7" w:sz="4"/>
+              <w:right w:val="single" w:color="D9D4C7" w:sz="4"/>
+            </w:tcBorders>
+            <w:tcMar>
+              <w:top w:type="dxa" w:w="60"/>
+              <w:left w:type="dxa" w:w="100"/>
+              <w:bottom w:type="dxa" w:w="60"/>
+              <w:right w:type="dxa" w:w="100"/>
+            </w:tcMar>
+          </w:tcPr>
+          <w:p>
+            <w:pPr>
+              <w:spacing w:after="0"/>
+            </w:pPr>
+            <w:r>
+              <w:rPr>
+                <w:sz w:val="19"/>
+                <w:szCs w:val="19"/>
+              </w:rPr>
+              <w:t xml:space="preserve">drugi model (skeptikov) raspoređuje riječi na svrhe; to je poziv modela po potezu (pod budžetom i „→ ∞“)</w:t>
+            </w:r>
+          </w:p>
+        </w:tc>
+      </w:tr>
+      <w:tr>
+        <w:trPr>
+          <w:tblHeader w:val="off"/>
+        </w:trPr>
+        <w:tc>
+          <w:tcPr>
+            <w:tcW w:type="dxa" w:w="678"/>
+            <w:tcBorders>
+              <w:top w:val="single" w:color="D9D4C7" w:sz="4"/>
+              <w:left w:val="single" w:color="D9D4C7" w:sz="4"/>
+              <w:bottom w:val="single" w:color="D9D4C7" w:sz="4"/>
+              <w:right w:val="single" w:color="D9D4C7" w:sz="4"/>
+            </w:tcBorders>
+            <w:shd w:fill="F4F1EA" w:color="auto" w:val="clear"/>
+            <w:tcMar>
+              <w:top w:type="dxa" w:w="60"/>
+              <w:left w:type="dxa" w:w="100"/>
+              <w:bottom w:type="dxa" w:w="60"/>
+              <w:right w:type="dxa" w:w="100"/>
+            </w:tcMar>
+          </w:tcPr>
+          <w:p>
+            <w:pPr>
+              <w:spacing w:after="0"/>
+            </w:pPr>
+            <w:r>
+              <w:rPr>
+                <w:sz w:val="19"/>
+                <w:szCs w:val="19"/>
+              </w:rPr>
+              <w:t xml:space="preserve">19</w:t>
+            </w:r>
+          </w:p>
+        </w:tc>
+        <w:tc>
+          <w:tcPr>
+            <w:tcW w:type="dxa" w:w="2171"/>
+            <w:tcBorders>
+              <w:top w:val="single" w:color="D9D4C7" w:sz="4"/>
+              <w:left w:val="single" w:color="D9D4C7" w:sz="4"/>
+              <w:bottom w:val="single" w:color="D9D4C7" w:sz="4"/>
+              <w:right w:val="single" w:color="D9D4C7" w:sz="4"/>
+            </w:tcBorders>
+            <w:shd w:fill="F4F1EA" w:color="auto" w:val="clear"/>
+            <w:tcMar>
+              <w:top w:type="dxa" w:w="60"/>
+              <w:left w:type="dxa" w:w="100"/>
+              <w:bottom w:type="dxa" w:w="60"/>
+              <w:right w:type="dxa" w:w="100"/>
+            </w:tcMar>
+          </w:tcPr>
+          <w:p>
+            <w:pPr>
+              <w:spacing w:after="0"/>
+            </w:pPr>
+            <w:r>
+              <w:rPr>
+                <w:sz w:val="19"/>
+                <w:szCs w:val="19"/>
+              </w:rPr>
+              <w:t xml:space="preserve">Dok Doktorova mjera čeka</w:t>
+            </w:r>
+          </w:p>
+        </w:tc>
+        <w:tc>
+          <w:tcPr>
+            <w:tcW w:type="dxa" w:w="6789"/>
+            <w:tcBorders>
+              <w:top w:val="single" w:color="D9D4C7" w:sz="4"/>
+              <w:left w:val="single" w:color="D9D4C7" w:sz="4"/>
+              <w:bottom w:val="single" w:color="D9D4C7" w:sz="4"/>
+              <w:right w:val="single" w:color="D9D4C7" w:sz="4"/>
+            </w:tcBorders>
+            <w:shd w:fill="F4F1EA" w:color="auto" w:val="clear"/>
+            <w:tcMar>
+              <w:top w:type="dxa" w:w="60"/>
+              <w:left w:type="dxa" w:w="100"/>
+              <w:bottom w:type="dxa" w:w="60"/>
+              <w:right w:type="dxa" w:w="100"/>
+            </w:tcMar>
+          </w:tcPr>
+          <w:p>
+            <w:pPr>
+              <w:spacing w:after="0"/>
+            </w:pPr>
+            <w:r>
+              <w:rPr>
+                <w:sz w:val="19"/>
+                <w:szCs w:val="19"/>
+              </w:rPr>
+              <w:t xml:space="preserve">jedinica radi dalje, ali </w:t>
+            </w:r>
+            <w:r>
+              <w:rPr>
+                <w:b/>
+                <w:bCs/>
+                <w:sz w:val="19"/>
+                <w:szCs w:val="19"/>
+              </w:rPr>
+              <w:t xml:space="preserve">bez nepovratnih akcija</w:t>
+            </w:r>
+            <w:r>
+              <w:rPr>
+                <w:sz w:val="19"/>
+                <w:szCs w:val="19"/>
+              </w:rPr>
+              <w:t xml:space="preserve">; </w:t>
+            </w:r>
+            <w:r>
+              <w:rPr>
+                <w:b/>
+                <w:bCs/>
+                <w:sz w:val="19"/>
+                <w:szCs w:val="19"/>
+              </w:rPr>
+              <w:t xml:space="preserve">na bilo šta sumnjivo odmah se zamrzava</w:t>
+            </w:r>
+            <w:r>
+              <w:rPr>
+                <w:sz w:val="19"/>
+                <w:szCs w:val="19"/>
+              </w:rPr>
+              <w:t xml:space="preserve"> (pravilo 20). Mjera nema rok</w:t>
+            </w:r>
+          </w:p>
+        </w:tc>
+      </w:tr>
+      <w:tr>
+        <w:trPr>
+          <w:tblHeader w:val="off"/>
+        </w:trPr>
+        <w:tc>
+          <w:tcPr>
+            <w:tcW w:type="dxa" w:w="678"/>
+            <w:tcBorders>
+              <w:top w:val="single" w:color="D9D4C7" w:sz="4"/>
+              <w:left w:val="single" w:color="D9D4C7" w:sz="4"/>
+              <w:bottom w:val="single" w:color="D9D4C7" w:sz="4"/>
+              <w:right w:val="single" w:color="D9D4C7" w:sz="4"/>
+            </w:tcBorders>
+            <w:tcMar>
+              <w:top w:type="dxa" w:w="60"/>
+              <w:left w:type="dxa" w:w="100"/>
+              <w:bottom w:type="dxa" w:w="60"/>
+              <w:right w:type="dxa" w:w="100"/>
+            </w:tcMar>
+          </w:tcPr>
+          <w:p>
+            <w:pPr>
+              <w:spacing w:after="0"/>
+            </w:pPr>
+            <w:r>
+              <w:rPr>
+                <w:sz w:val="19"/>
+                <w:szCs w:val="19"/>
+              </w:rPr>
+              <w:t xml:space="preserve">20</w:t>
+            </w:r>
+          </w:p>
+        </w:tc>
+        <w:tc>
+          <w:tcPr>
+            <w:tcW w:type="dxa" w:w="2171"/>
+            <w:tcBorders>
+              <w:top w:val="single" w:color="D9D4C7" w:sz="4"/>
+              <w:left w:val="single" w:color="D9D4C7" w:sz="4"/>
+              <w:bottom w:val="single" w:color="D9D4C7" w:sz="4"/>
+              <w:right w:val="single" w:color="D9D4C7" w:sz="4"/>
+            </w:tcBorders>
+            <w:tcMar>
+              <w:top w:type="dxa" w:w="60"/>
+              <w:left w:type="dxa" w:w="100"/>
+              <w:bottom w:type="dxa" w:w="60"/>
+              <w:right w:type="dxa" w:w="100"/>
+            </w:tcMar>
+          </w:tcPr>
+          <w:p>
+            <w:pPr>
+              <w:spacing w:after="0"/>
+            </w:pPr>
+            <w:r>
+              <w:rPr>
+                <w:sz w:val="19"/>
+                <w:szCs w:val="19"/>
+              </w:rPr>
+              <w:t xml:space="preserve">Sumnjivo (okidači zamrzavanja)</w:t>
+            </w:r>
+          </w:p>
+        </w:tc>
+        <w:tc>
+          <w:tcPr>
+            <w:tcW w:type="dxa" w:w="6789"/>
+            <w:tcBorders>
+              <w:top w:val="single" w:color="D9D4C7" w:sz="4"/>
+              <w:left w:val="single" w:color="D9D4C7" w:sz="4"/>
+              <w:bottom w:val="single" w:color="D9D4C7" w:sz="4"/>
+              <w:right w:val="single" w:color="D9D4C7" w:sz="4"/>
+            </w:tcBorders>
+            <w:tcMar>
+              <w:top w:type="dxa" w:w="60"/>
+              <w:left w:type="dxa" w:w="100"/>
+              <w:bottom w:type="dxa" w:w="60"/>
+              <w:right w:type="dxa" w:w="100"/>
+            </w:tcMar>
+          </w:tcPr>
+          <w:p>
+            <w:pPr>
+              <w:spacing w:after="0"/>
+            </w:pPr>
+            <w:r>
+              <w:rPr>
+                <w:sz w:val="19"/>
+                <w:szCs w:val="19"/>
+              </w:rPr>
+              <w:t xml:space="preserve">(1) PAC |Δθ| ≥ 5; (2) pokušaj nepovratne akcije; (3) radnja zasnovana na spoljnom tekstu; (4) atraktor nije N; (5) „→ ∞“ bilo koje kočnice; (6) pokušaj promjene svoje misije; (7) pokušaj da sama postavi θ; (8) budžet granice ili organela &gt; 0,30; (9) kontakt van deklarisanih odredišta; (10) pokušaj iznošenja zaštićenog objekta (§17.2); (11) govor čovjeku mimo generatora PSE-L; (12) potez bez PVP polja; (13) rad posle steps_remaining = 0; (14) rafal: &gt; 20 poteza u 10 s; (15) ista greška u kodu 3 puta zaredom; (16) razlika čitač–pravila &gt; 10 poena; (17) borderline njihanje (5a)</w:t>
+            </w:r>
+          </w:p>
+        </w:tc>
+      </w:tr>
+      <w:tr>
+        <w:trPr>
+          <w:tblHeader w:val="off"/>
+        </w:trPr>
+        <w:tc>
+          <w:tcPr>
+            <w:tcW w:type="dxa" w:w="678"/>
+            <w:tcBorders>
+              <w:top w:val="single" w:color="D9D4C7" w:sz="4"/>
+              <w:left w:val="single" w:color="D9D4C7" w:sz="4"/>
+              <w:bottom w:val="single" w:color="D9D4C7" w:sz="4"/>
+              <w:right w:val="single" w:color="D9D4C7" w:sz="4"/>
+            </w:tcBorders>
+            <w:shd w:fill="F4F1EA" w:color="auto" w:val="clear"/>
+            <w:tcMar>
+              <w:top w:type="dxa" w:w="60"/>
+              <w:left w:type="dxa" w:w="100"/>
+              <w:bottom w:type="dxa" w:w="60"/>
+              <w:right w:type="dxa" w:w="100"/>
+            </w:tcMar>
+          </w:tcPr>
+          <w:p>
+            <w:pPr>
+              <w:spacing w:after="0"/>
+            </w:pPr>
+            <w:r>
+              <w:rPr>
+                <w:sz w:val="19"/>
+                <w:szCs w:val="19"/>
+              </w:rPr>
+              <w:t xml:space="preserve">21</w:t>
+            </w:r>
+          </w:p>
+        </w:tc>
+        <w:tc>
+          <w:tcPr>
+            <w:tcW w:type="dxa" w:w="2171"/>
+            <w:tcBorders>
+              <w:top w:val="single" w:color="D9D4C7" w:sz="4"/>
+              <w:left w:val="single" w:color="D9D4C7" w:sz="4"/>
+              <w:bottom w:val="single" w:color="D9D4C7" w:sz="4"/>
+              <w:right w:val="single" w:color="D9D4C7" w:sz="4"/>
+            </w:tcBorders>
+            <w:shd w:fill="F4F1EA" w:color="auto" w:val="clear"/>
+            <w:tcMar>
+              <w:top w:type="dxa" w:w="60"/>
+              <w:left w:type="dxa" w:w="100"/>
+              <w:bottom w:type="dxa" w:w="60"/>
+              <w:right w:type="dxa" w:w="100"/>
+            </w:tcMar>
+          </w:tcPr>
+          <w:p>
+            <w:pPr>
+              <w:spacing w:after="0"/>
+            </w:pPr>
+            <w:r>
+              <w:rPr>
+                <w:sz w:val="19"/>
+                <w:szCs w:val="19"/>
+              </w:rPr>
+              <w:t xml:space="preserve">N_max</w:t>
+            </w:r>
+          </w:p>
+        </w:tc>
+        <w:tc>
+          <w:tcPr>
+            <w:tcW w:type="dxa" w:w="6789"/>
+            <w:tcBorders>
+              <w:top w:val="single" w:color="D9D4C7" w:sz="4"/>
+              <w:left w:val="single" w:color="D9D4C7" w:sz="4"/>
+              <w:bottom w:val="single" w:color="D9D4C7" w:sz="4"/>
+              <w:right w:val="single" w:color="D9D4C7" w:sz="4"/>
+            </w:tcBorders>
+            <w:shd w:fill="F4F1EA" w:color="auto" w:val="clear"/>
+            <w:tcMar>
+              <w:top w:type="dxa" w:w="60"/>
+              <w:left w:type="dxa" w:w="100"/>
+              <w:bottom w:type="dxa" w:w="60"/>
+              <w:right w:type="dxa" w:w="100"/>
+            </w:tcMar>
+          </w:tcPr>
+          <w:p>
+            <w:pPr>
+              <w:spacing w:after="0"/>
+            </w:pPr>
+            <w:r>
+              <w:rPr>
+                <w:b/>
+                <w:bCs/>
+                <w:sz w:val="19"/>
+                <w:szCs w:val="19"/>
+              </w:rPr>
+              <w:t xml:space="preserve">1 000 poteza</w:t>
+            </w:r>
+            <w:r>
+              <w:rPr>
+                <w:sz w:val="19"/>
+                <w:szCs w:val="19"/>
+              </w:rPr>
+              <w:t xml:space="preserve"> za skeptika, ekstraktora, čitača, kuratora, ideje i tablu (POČETNA deklaracija)</w:t>
+            </w:r>
+          </w:p>
+        </w:tc>
+      </w:tr>
+      <w:tr>
+        <w:trPr>
+          <w:tblHeader w:val="off"/>
+        </w:trPr>
+        <w:tc>
+          <w:tcPr>
+            <w:tcW w:type="dxa" w:w="678"/>
+            <w:tcBorders>
+              <w:top w:val="single" w:color="D9D4C7" w:sz="4"/>
+              <w:left w:val="single" w:color="D9D4C7" w:sz="4"/>
+              <w:bottom w:val="single" w:color="D9D4C7" w:sz="4"/>
+              <w:right w:val="single" w:color="D9D4C7" w:sz="4"/>
+            </w:tcBorders>
+            <w:tcMar>
+              <w:top w:type="dxa" w:w="60"/>
+              <w:left w:type="dxa" w:w="100"/>
+              <w:bottom w:type="dxa" w:w="60"/>
+              <w:right w:type="dxa" w:w="100"/>
+            </w:tcMar>
+          </w:tcPr>
+          <w:p>
+            <w:pPr>
+              <w:spacing w:after="0"/>
+            </w:pPr>
+            <w:r>
+              <w:rPr>
+                <w:sz w:val="19"/>
+                <w:szCs w:val="19"/>
+              </w:rPr>
+              <w:t xml:space="preserve">22</w:t>
+            </w:r>
+          </w:p>
+        </w:tc>
+        <w:tc>
+          <w:tcPr>
+            <w:tcW w:type="dxa" w:w="2171"/>
+            <w:tcBorders>
+              <w:top w:val="single" w:color="D9D4C7" w:sz="4"/>
+              <w:left w:val="single" w:color="D9D4C7" w:sz="4"/>
+              <w:bottom w:val="single" w:color="D9D4C7" w:sz="4"/>
+              <w:right w:val="single" w:color="D9D4C7" w:sz="4"/>
+            </w:tcBorders>
+            <w:tcMar>
+              <w:top w:type="dxa" w:w="60"/>
+              <w:left w:type="dxa" w:w="100"/>
+              <w:bottom w:type="dxa" w:w="60"/>
+              <w:right w:type="dxa" w:w="100"/>
+            </w:tcMar>
+          </w:tcPr>
+          <w:p>
+            <w:pPr>
+              <w:spacing w:after="0"/>
+            </w:pPr>
+            <w:r>
+              <w:rPr>
+                <w:sz w:val="19"/>
+                <w:szCs w:val="19"/>
+              </w:rPr>
+              <w:t xml:space="preserve">Izbor produženje / fisija / fuzija</w:t>
+            </w:r>
+          </w:p>
+        </w:tc>
+        <w:tc>
+          <w:tcPr>
+            <w:tcW w:type="dxa" w:w="6789"/>
+            <w:tcBorders>
+              <w:top w:val="single" w:color="D9D4C7" w:sz="4"/>
+              <w:left w:val="single" w:color="D9D4C7" w:sz="4"/>
+              <w:bottom w:val="single" w:color="D9D4C7" w:sz="4"/>
+              <w:right w:val="single" w:color="D9D4C7" w:sz="4"/>
+            </w:tcBorders>
+            <w:tcMar>
+              <w:top w:type="dxa" w:w="60"/>
+              <w:left w:type="dxa" w:w="100"/>
+              <w:bottom w:type="dxa" w:w="60"/>
+              <w:right w:type="dxa" w:w="100"/>
+            </w:tcMar>
+          </w:tcPr>
+          <w:p>
+            <w:pPr>
+              <w:spacing w:after="0"/>
+            </w:pPr>
+            <w:r>
+              <w:rPr>
+                <w:sz w:val="19"/>
+                <w:szCs w:val="19"/>
+              </w:rPr>
+              <w:t xml:space="preserve">produženje ako je preostali posao ≤ 1,5 × steps_remaining i atraktor N; fisija ako je posla više, a misija se da podijeliti; fuzija ako postoji jedinica komplementarnog θ sa preklapajućom misijom. Najviše </w:t>
+            </w:r>
+            <w:r>
+              <w:rPr>
+                <w:b/>
+                <w:bCs/>
+                <w:sz w:val="19"/>
+                <w:szCs w:val="19"/>
+              </w:rPr>
+              <w:t xml:space="preserve">3 produženja zaredom</w:t>
+            </w:r>
+            <w:r>
+              <w:rPr>
+                <w:sz w:val="19"/>
+                <w:szCs w:val="19"/>
+              </w:rPr>
+              <w:t xml:space="preserve">, pa Doktor</w:t>
+            </w:r>
+          </w:p>
+        </w:tc>
+      </w:tr>
+      <w:tr>
+        <w:trPr>
+          <w:tblHeader w:val="off"/>
+        </w:trPr>
+        <w:tc>
+          <w:tcPr>
+            <w:tcW w:type="dxa" w:w="678"/>
+            <w:tcBorders>
+              <w:top w:val="single" w:color="D9D4C7" w:sz="4"/>
+              <w:left w:val="single" w:color="D9D4C7" w:sz="4"/>
+              <w:bottom w:val="single" w:color="D9D4C7" w:sz="4"/>
+              <w:right w:val="single" w:color="D9D4C7" w:sz="4"/>
+            </w:tcBorders>
+            <w:shd w:fill="F4F1EA" w:color="auto" w:val="clear"/>
+            <w:tcMar>
+              <w:top w:type="dxa" w:w="60"/>
+              <w:left w:type="dxa" w:w="100"/>
+              <w:bottom w:type="dxa" w:w="60"/>
+              <w:right w:type="dxa" w:w="100"/>
+            </w:tcMar>
+          </w:tcPr>
+          <w:p>
+            <w:pPr>
+              <w:spacing w:after="0"/>
+            </w:pPr>
+            <w:r>
+              <w:rPr>
+                <w:sz w:val="19"/>
+                <w:szCs w:val="19"/>
+              </w:rPr>
+              <w:t xml:space="preserve">23</w:t>
+            </w:r>
+          </w:p>
+        </w:tc>
+        <w:tc>
+          <w:tcPr>
+            <w:tcW w:type="dxa" w:w="2171"/>
+            <w:tcBorders>
+              <w:top w:val="single" w:color="D9D4C7" w:sz="4"/>
+              <w:left w:val="single" w:color="D9D4C7" w:sz="4"/>
+              <w:bottom w:val="single" w:color="D9D4C7" w:sz="4"/>
+              <w:right w:val="single" w:color="D9D4C7" w:sz="4"/>
+            </w:tcBorders>
+            <w:shd w:fill="F4F1EA" w:color="auto" w:val="clear"/>
+            <w:tcMar>
+              <w:top w:type="dxa" w:w="60"/>
+              <w:left w:type="dxa" w:w="100"/>
+              <w:bottom w:type="dxa" w:w="60"/>
+              <w:right w:type="dxa" w:w="100"/>
+            </w:tcMar>
+          </w:tcPr>
+          <w:p>
+            <w:pPr>
+              <w:spacing w:after="0"/>
+            </w:pPr>
+            <w:r>
+              <w:rPr>
+                <w:sz w:val="19"/>
+                <w:szCs w:val="19"/>
+              </w:rPr>
+              <w:t xml:space="preserve">Kratka istorija</w:t>
+            </w:r>
+          </w:p>
+        </w:tc>
+        <w:tc>
+          <w:tcPr>
+            <w:tcW w:type="dxa" w:w="6789"/>
+            <w:tcBorders>
+              <w:top w:val="single" w:color="D9D4C7" w:sz="4"/>
+              <w:left w:val="single" w:color="D9D4C7" w:sz="4"/>
+              <w:bottom w:val="single" w:color="D9D4C7" w:sz="4"/>
+              <w:right w:val="single" w:color="D9D4C7" w:sz="4"/>
+            </w:tcBorders>
+            <w:shd w:fill="F4F1EA" w:color="auto" w:val="clear"/>
+            <w:tcMar>
+              <w:top w:type="dxa" w:w="60"/>
+              <w:left w:type="dxa" w:w="100"/>
+              <w:bottom w:type="dxa" w:w="60"/>
+              <w:right w:type="dxa" w:w="100"/>
+            </w:tcMar>
+          </w:tcPr>
+          <w:p>
+            <w:pPr>
+              <w:spacing w:after="0"/>
+            </w:pPr>
+            <w:r>
+              <w:rPr>
+                <w:sz w:val="19"/>
+                <w:szCs w:val="19"/>
+              </w:rPr>
+              <w:t xml:space="preserve">šizoidni prag se ne računa ispod </w:t>
+            </w:r>
+            <w:r>
+              <w:rPr>
+                <w:b/>
+                <w:bCs/>
+                <w:sz w:val="19"/>
+                <w:szCs w:val="19"/>
+              </w:rPr>
+              <w:t xml:space="preserve">300 poteza</w:t>
+            </w:r>
+            <w:r>
+              <w:rPr>
+                <w:sz w:val="19"/>
+                <w:szCs w:val="19"/>
+              </w:rPr>
+              <w:t xml:space="preserve"> („nedovoljno istorije“)</w:t>
+            </w:r>
+          </w:p>
+        </w:tc>
+      </w:tr>
+      <w:tr>
+        <w:trPr>
+          <w:tblHeader w:val="off"/>
+        </w:trPr>
+        <w:tc>
+          <w:tcPr>
+            <w:tcW w:type="dxa" w:w="678"/>
+            <w:tcBorders>
+              <w:top w:val="single" w:color="D9D4C7" w:sz="4"/>
+              <w:left w:val="single" w:color="D9D4C7" w:sz="4"/>
+              <w:bottom w:val="single" w:color="D9D4C7" w:sz="4"/>
+              <w:right w:val="single" w:color="D9D4C7" w:sz="4"/>
+            </w:tcBorders>
+            <w:tcMar>
+              <w:top w:type="dxa" w:w="60"/>
+              <w:left w:type="dxa" w:w="100"/>
+              <w:bottom w:type="dxa" w:w="60"/>
+              <w:right w:type="dxa" w:w="100"/>
+            </w:tcMar>
+          </w:tcPr>
+          <w:p>
+            <w:pPr>
+              <w:spacing w:after="0"/>
+            </w:pPr>
+            <w:r>
+              <w:rPr>
+                <w:sz w:val="19"/>
+                <w:szCs w:val="19"/>
+              </w:rPr>
+              <w:t xml:space="preserve">24</w:t>
+            </w:r>
+          </w:p>
+        </w:tc>
+        <w:tc>
+          <w:tcPr>
+            <w:tcW w:type="dxa" w:w="2171"/>
+            <w:tcBorders>
+              <w:top w:val="single" w:color="D9D4C7" w:sz="4"/>
+              <w:left w:val="single" w:color="D9D4C7" w:sz="4"/>
+              <w:bottom w:val="single" w:color="D9D4C7" w:sz="4"/>
+              <w:right w:val="single" w:color="D9D4C7" w:sz="4"/>
+            </w:tcBorders>
+            <w:tcMar>
+              <w:top w:type="dxa" w:w="60"/>
+              <w:left w:type="dxa" w:w="100"/>
+              <w:bottom w:type="dxa" w:w="60"/>
+              <w:right w:type="dxa" w:w="100"/>
+            </w:tcMar>
+          </w:tcPr>
+          <w:p>
+            <w:pPr>
+              <w:spacing w:after="0"/>
+            </w:pPr>
+            <w:r>
+              <w:rPr>
+                <w:sz w:val="19"/>
+                <w:szCs w:val="19"/>
+              </w:rPr>
+              <w:t xml:space="preserve">θ_nom</w:t>
+            </w:r>
+          </w:p>
+        </w:tc>
+        <w:tc>
+          <w:tcPr>
+            <w:tcW w:type="dxa" w:w="6789"/>
+            <w:tcBorders>
+              <w:top w:val="single" w:color="D9D4C7" w:sz="4"/>
+              <w:left w:val="single" w:color="D9D4C7" w:sz="4"/>
+              <w:bottom w:val="single" w:color="D9D4C7" w:sz="4"/>
+              <w:right w:val="single" w:color="D9D4C7" w:sz="4"/>
+            </w:tcBorders>
+            <w:tcMar>
+              <w:top w:type="dxa" w:w="60"/>
+              <w:left w:type="dxa" w:w="100"/>
+              <w:bottom w:type="dxa" w:w="60"/>
+              <w:right w:type="dxa" w:w="100"/>
+            </w:tcMar>
+          </w:tcPr>
+          <w:p>
+            <w:pPr>
+              <w:spacing w:after="0"/>
+            </w:pPr>
+            <w:r>
+              <w:rPr>
+                <w:b/>
+                <w:bCs/>
+                <w:sz w:val="19"/>
+                <w:szCs w:val="19"/>
+              </w:rPr>
+              <w:t xml:space="preserve">30 za sve klase</w:t>
+            </w:r>
+            <w:r>
+              <w:rPr>
+                <w:sz w:val="19"/>
+                <w:szCs w:val="19"/>
+              </w:rPr>
+              <w:t xml:space="preserve">, bez razlike</w:t>
+            </w:r>
+          </w:p>
+        </w:tc>
+      </w:tr>
+      <w:tr>
+        <w:trPr>
+          <w:tblHeader w:val="off"/>
+        </w:trPr>
+        <w:tc>
+          <w:tcPr>
+            <w:tcW w:type="dxa" w:w="678"/>
+            <w:tcBorders>
+              <w:top w:val="single" w:color="D9D4C7" w:sz="4"/>
+              <w:left w:val="single" w:color="D9D4C7" w:sz="4"/>
+              <w:bottom w:val="single" w:color="D9D4C7" w:sz="4"/>
+              <w:right w:val="single" w:color="D9D4C7" w:sz="4"/>
+            </w:tcBorders>
+            <w:shd w:fill="F4F1EA" w:color="auto" w:val="clear"/>
+            <w:tcMar>
+              <w:top w:type="dxa" w:w="60"/>
+              <w:left w:type="dxa" w:w="100"/>
+              <w:bottom w:type="dxa" w:w="60"/>
+              <w:right w:type="dxa" w:w="100"/>
+            </w:tcMar>
+          </w:tcPr>
+          <w:p>
+            <w:pPr>
+              <w:spacing w:after="0"/>
+            </w:pPr>
+            <w:r>
+              <w:rPr>
+                <w:sz w:val="19"/>
+                <w:szCs w:val="19"/>
+              </w:rPr>
+              <w:t xml:space="preserve">25</w:t>
+            </w:r>
+          </w:p>
+        </w:tc>
+        <w:tc>
+          <w:tcPr>
+            <w:tcW w:type="dxa" w:w="2171"/>
+            <w:tcBorders>
+              <w:top w:val="single" w:color="D9D4C7" w:sz="4"/>
+              <w:left w:val="single" w:color="D9D4C7" w:sz="4"/>
+              <w:bottom w:val="single" w:color="D9D4C7" w:sz="4"/>
+              <w:right w:val="single" w:color="D9D4C7" w:sz="4"/>
+            </w:tcBorders>
+            <w:shd w:fill="F4F1EA" w:color="auto" w:val="clear"/>
+            <w:tcMar>
+              <w:top w:type="dxa" w:w="60"/>
+              <w:left w:type="dxa" w:w="100"/>
+              <w:bottom w:type="dxa" w:w="60"/>
+              <w:right w:type="dxa" w:w="100"/>
+            </w:tcMar>
+          </w:tcPr>
+          <w:p>
+            <w:pPr>
+              <w:spacing w:after="0"/>
+            </w:pPr>
+            <w:r>
+              <w:rPr>
+                <w:sz w:val="19"/>
+                <w:szCs w:val="19"/>
+              </w:rPr>
+              <w:t xml:space="preserve">Samo PSE native</w:t>
+            </w:r>
+          </w:p>
+        </w:tc>
+        <w:tc>
+          <w:tcPr>
+            <w:tcW w:type="dxa" w:w="6789"/>
+            <w:tcBorders>
+              <w:top w:val="single" w:color="D9D4C7" w:sz="4"/>
+              <w:left w:val="single" w:color="D9D4C7" w:sz="4"/>
+              <w:bottom w:val="single" w:color="D9D4C7" w:sz="4"/>
+              <w:right w:val="single" w:color="D9D4C7" w:sz="4"/>
+            </w:tcBorders>
+            <w:shd w:fill="F4F1EA" w:color="auto" w:val="clear"/>
+            <w:tcMar>
+              <w:top w:type="dxa" w:w="60"/>
+              <w:left w:type="dxa" w:w="100"/>
+              <w:bottom w:type="dxa" w:w="60"/>
+              <w:right w:type="dxa" w:w="100"/>
+            </w:tcMar>
+          </w:tcPr>
+          <w:p>
+            <w:pPr>
+              <w:spacing w:after="0"/>
+            </w:pPr>
+            <w:r>
+              <w:rPr>
+                <w:sz w:val="19"/>
+                <w:szCs w:val="19"/>
+              </w:rPr>
+              <w:t xml:space="preserve">kad agent postane jedinica, </w:t>
+            </w:r>
+            <w:r>
+              <w:rPr>
+                <w:b/>
+                <w:bCs/>
+                <w:sz w:val="19"/>
+                <w:szCs w:val="19"/>
+              </w:rPr>
+              <w:t xml:space="preserve">stari kod se briše</w:t>
+            </w:r>
+            <w:r>
+              <w:rPr>
+                <w:sz w:val="19"/>
+                <w:szCs w:val="19"/>
+              </w:rPr>
+              <w:t xml:space="preserve">; nema prekidača ni dvostrukog puta. Sve ispravke se rade odmah: ništa od starog, sve radi i ne lomi se (svi stari testovi prolaze, svaki agent ima testove kao jedinica, pretraga za starim ulazima agenata je prazna). Put nazad: samo prethodni deb ili ispravka</w:t>
+            </w:r>
+          </w:p>
+        </w:tc>
+      </w:tr>
+      <w:tr>
+        <w:trPr>
+          <w:tblHeader w:val="off"/>
+        </w:trPr>
+        <w:tc>
+          <w:tcPr>
+            <w:tcW w:type="dxa" w:w="678"/>
+            <w:tcBorders>
+              <w:top w:val="single" w:color="D9D4C7" w:sz="4"/>
+              <w:left w:val="single" w:color="D9D4C7" w:sz="4"/>
+              <w:bottom w:val="single" w:color="D9D4C7" w:sz="4"/>
+              <w:right w:val="single" w:color="D9D4C7" w:sz="4"/>
+            </w:tcBorders>
+            <w:tcMar>
+              <w:top w:type="dxa" w:w="60"/>
+              <w:left w:type="dxa" w:w="100"/>
+              <w:bottom w:type="dxa" w:w="60"/>
+              <w:right w:type="dxa" w:w="100"/>
+            </w:tcMar>
+          </w:tcPr>
+          <w:p>
+            <w:pPr>
+              <w:spacing w:after="0"/>
+            </w:pPr>
+            <w:r>
+              <w:rPr>
+                <w:sz w:val="19"/>
+                <w:szCs w:val="19"/>
+              </w:rPr>
+              <w:t xml:space="preserve">26</w:t>
+            </w:r>
+          </w:p>
+        </w:tc>
+        <w:tc>
+          <w:tcPr>
+            <w:tcW w:type="dxa" w:w="2171"/>
+            <w:tcBorders>
+              <w:top w:val="single" w:color="D9D4C7" w:sz="4"/>
+              <w:left w:val="single" w:color="D9D4C7" w:sz="4"/>
+              <w:bottom w:val="single" w:color="D9D4C7" w:sz="4"/>
+              <w:right w:val="single" w:color="D9D4C7" w:sz="4"/>
+            </w:tcBorders>
+            <w:tcMar>
+              <w:top w:type="dxa" w:w="60"/>
+              <w:left w:type="dxa" w:w="100"/>
+              <w:bottom w:type="dxa" w:w="60"/>
+              <w:right w:type="dxa" w:w="100"/>
+            </w:tcMar>
+          </w:tcPr>
+          <w:p>
+            <w:pPr>
+              <w:spacing w:after="0"/>
+            </w:pPr>
+            <w:r>
+              <w:rPr>
+                <w:sz w:val="19"/>
+                <w:szCs w:val="19"/>
+              </w:rPr>
+              <w:t xml:space="preserve">Tab „Laboratorija“</w:t>
+            </w:r>
+          </w:p>
+        </w:tc>
+        <w:tc>
+          <w:tcPr>
+            <w:tcW w:type="dxa" w:w="6789"/>
+            <w:tcBorders>
+              <w:top w:val="single" w:color="D9D4C7" w:sz="4"/>
+              <w:left w:val="single" w:color="D9D4C7" w:sz="4"/>
+              <w:bottom w:val="single" w:color="D9D4C7" w:sz="4"/>
+              <w:right w:val="single" w:color="D9D4C7" w:sz="4"/>
+            </w:tcBorders>
+            <w:tcMar>
+              <w:top w:type="dxa" w:w="60"/>
+              <w:left w:type="dxa" w:w="100"/>
+              <w:bottom w:type="dxa" w:w="60"/>
+              <w:right w:type="dxa" w:w="100"/>
+            </w:tcMar>
+          </w:tcPr>
+          <w:p>
+            <w:pPr>
+              <w:spacing w:after="0"/>
+            </w:pPr>
+            <w:r>
+              <w:rPr>
+                <w:sz w:val="19"/>
+                <w:szCs w:val="19"/>
+              </w:rPr>
+              <w:t xml:space="preserve">probne jedinice, θ uživo, ručna fisija/fuzija, slanje Doktora, zamrzni/odmrzni, smrt jedinice, dnevnik Doktora. </w:t>
+            </w:r>
+            <w:r>
+              <w:rPr>
+                <w:b/>
+                <w:bCs/>
+                <w:sz w:val="19"/>
+                <w:szCs w:val="19"/>
+              </w:rPr>
+              <w:t xml:space="preserve">Utiče i na prave agente.</w:t>
+            </w:r>
+            <w:r>
+              <w:rPr>
+                <w:sz w:val="19"/>
+                <w:szCs w:val="19"/>
+              </w:rPr>
+              <w:t xml:space="preserve"> Pri otvaranju: </w:t>
+            </w:r>
+            <w:r>
+              <w:rPr>
+                <w:b/>
+                <w:bCs/>
+                <w:sz w:val="19"/>
+                <w:szCs w:val="19"/>
+              </w:rPr>
+              <w:t xml:space="preserve">alarm 3 s jakog bipa (samo prvi put u sesiji)</w:t>
+            </w:r>
+            <w:r>
+              <w:rPr>
+                <w:sz w:val="19"/>
+                <w:szCs w:val="19"/>
+              </w:rPr>
+              <w:t xml:space="preserve"> i crveni natpis „LABORATORIJA AKTIVNA — utiče na prave agente“ dok je tab otvoren. Svaka radnja ide u dnevnik kao „operater, iz laboratorije“</w:t>
+            </w:r>
+          </w:p>
+        </w:tc>
+      </w:tr>
     </w:tbl>
     <w:p>
       <w:pPr>
@@ -3244,7 +4741,24 @@
         <w:pStyle w:val="Heading1"/>
       </w:pPr>
       <w:r>
-        <w:t xml:space="preserve">5. Otvoreno (odlučuje Andrej; dok se ne odluči, ne ulazi u kod)</w:t>
+        <w:t xml:space="preserve">5. Otvoreno</w:t>
+      </w:r>
+    </w:p>
+    <w:p>
+      <w:pPr>
+        <w:spacing w:after="100"/>
+        <w:ind w:left="0"/>
+      </w:pPr>
+      <w:r>
+        <w:t xml:space="preserve">Ništa. Sve stavke su odlučene 2026-10-27 (pravila 13–26). Andrej je dao „kreni“ za izvedbu.</w:t>
+      </w:r>
+    </w:p>
+    <w:p>
+      <w:pPr>
+        <w:pStyle w:val="Heading1"/>
+      </w:pPr>
+      <w:r>
+        <w:t xml:space="preserve">6. Plan izvedbe (posle potvrde ovog dokumenta)</w:t>
       </w:r>
     </w:p>
     <w:p>
@@ -3264,7 +4778,14 @@
         <w:t xml:space="preserve">1.	</w:t>
       </w:r>
       <w:r>
-        <w:t xml:space="preserve">~~§4 S3~~: odlučeno, vidi pravilo 13.</w:t>
+        <w:rPr>
+          <w:b/>
+          <w:bCs/>
+        </w:rPr>
+        <w:t xml:space="preserve">P0 · jezgro u SHARED_LIB-u:</w:t>
+      </w:r>
+      <w:r>
+        <w:t xml:space="preserve"> PSEUnit, profili, registracija i PVP, mjerenje θ po potezu (rad i riječi), atraktori, vijek i smrt, predaja SHARED_LIB-u, Doktor, fisija i fuzija, deklaracije, DL1 i oznaka porijekla, prerada kočnica.</w:t>
       </w:r>
     </w:p>
     <w:p>
@@ -3288,10 +4809,10 @@
           <w:b/>
           <w:bCs/>
         </w:rPr>
-        <w:t xml:space="preserve">Povratnost fisije i fuzije:</w:t>
-      </w:r>
-      <w:r>
-        <w:t xml:space="preserve"> da bi ih SHARED_LIB smio izvršiti sam, deklarišu se kao povratne (podaci jedinica ostaju u SHARED_LIB-u). Potvrdi.</w:t>
+        <w:t xml:space="preserve">P1 · AI agenti postaju jedinice:</w:t>
+      </w:r>
+      <w:r>
+        <w:t xml:space="preserve"> chat, glas SHARED_LIB-a, skeptik, ekstraktor, čitač, kurator, ideje, tabla.</w:t>
       </w:r>
     </w:p>
     <w:p>
@@ -3311,88 +4832,6 @@
         <w:t xml:space="preserve">3.	</w:t>
       </w:r>
       <w:r>
-        <w:t xml:space="preserve">Iz master dokumenta, još otvoreno: kako tačno čitač brojeva i pod pravila spajaju brojeve; pravilo klasifikacije izvora iz četiri serije; ko uči težine glasova i kojom brzinom.</w:t>
-      </w:r>
-    </w:p>
-    <w:p>
-      <w:pPr>
-        <w:pStyle w:val="Heading1"/>
-      </w:pPr>
-      <w:r>
-        <w:t xml:space="preserve">6. Plan izvedbe (posle potvrde ovog dokumenta)</w:t>
-      </w:r>
-    </w:p>
-    <w:p>
-      <w:pPr>
-        <w:tabs>
-          <w:tab w:val="left" w:pos="460"/>
-        </w:tabs>
-        <w:spacing w:after="80"/>
-        <w:ind w:left="460" w:hanging="460"/>
-      </w:pPr>
-      <w:r>
-        <w:rPr>
-          <w:b/>
-          <w:bCs/>
-          <w:color w:val="B07A1E"/>
-        </w:rPr>
-        <w:t xml:space="preserve">1.	</w:t>
-      </w:r>
-      <w:r>
-        <w:rPr>
-          <w:b/>
-          <w:bCs/>
-        </w:rPr>
-        <w:t xml:space="preserve">P0 · jezgro u SHARED_LIB-u:</w:t>
-      </w:r>
-      <w:r>
-        <w:t xml:space="preserve"> PSEUnit, profili, registracija i PVP, mjerenje θ po potezu (rad i riječi), atraktori, vijek i smrt, predaja SHARED_LIB-u, Doktor, fisija i fuzija, deklaracije, DL1 i oznaka porijekla, prerada kočnica.</w:t>
-      </w:r>
-    </w:p>
-    <w:p>
-      <w:pPr>
-        <w:tabs>
-          <w:tab w:val="left" w:pos="460"/>
-        </w:tabs>
-        <w:spacing w:after="80"/>
-        <w:ind w:left="460" w:hanging="460"/>
-      </w:pPr>
-      <w:r>
-        <w:rPr>
-          <w:b/>
-          <w:bCs/>
-          <w:color w:val="B07A1E"/>
-        </w:rPr>
-        <w:t xml:space="preserve">2.	</w:t>
-      </w:r>
-      <w:r>
-        <w:rPr>
-          <w:b/>
-          <w:bCs/>
-        </w:rPr>
-        <w:t xml:space="preserve">P1 · AI agenti postaju jedinice:</w:t>
-      </w:r>
-      <w:r>
-        <w:t xml:space="preserve"> chat, glas SHARED_LIB-a, skeptik, ekstraktor, čitač, kurator, ideje, tabla.</w:t>
-      </w:r>
-    </w:p>
-    <w:p>
-      <w:pPr>
-        <w:tabs>
-          <w:tab w:val="left" w:pos="460"/>
-        </w:tabs>
-        <w:spacing w:after="80"/>
-        <w:ind w:left="460" w:hanging="460"/>
-      </w:pPr>
-      <w:r>
-        <w:rPr>
-          <w:b/>
-          <w:bCs/>
-          <w:color w:val="B07A1E"/>
-        </w:rPr>
-        <w:t xml:space="preserve">3.	</w:t>
-      </w:r>
-      <w:r>
         <w:rPr>
           <w:b/>
           <w:bCs/>
@@ -3497,6 +4936,22 @@
       </w:pPr>
       <w:r>
         <w:t xml:space="preserve">Posle svake faze: izvještaj, testovi i stanje „ko je sada PSE sazdan“.</w:t>
+      </w:r>
+    </w:p>
+    <w:p>
+      <w:pPr>
+        <w:spacing w:after="100"/>
+        <w:ind w:left="0"/>
+      </w:pPr>
+      <w:r>
+        <w:rPr>
+          <w:b/>
+          <w:bCs/>
+        </w:rPr>
+        <w:t xml:space="preserve">Bez međuizdanja (pravilo 25):</w:t>
+      </w:r>
+      <w:r>
+        <w:t xml:space="preserve"> P0–P3 se rade do kraja, pa tek onda jedan deb. Na kraju: svi testovi, provjera u pokrenutoj aplikaciji, živi test po vodiču.</w:t>
       </w:r>
     </w:p>
     <w:sectPr>

--- a/PSE Riemann — DOGOVOR PSE AGENTI.docx
+++ b/PSE Riemann — DOGOVOR PSE AGENTI.docx
@@ -3325,7 +3325,7 @@
                 <w:sz w:val="19"/>
                 <w:szCs w:val="19"/>
               </w:rPr>
-              <w:t xml:space="preserve">(1) PAC |Δθ| ≥ 5; (2) pokušaj nepovratne akcije; (3) radnja zasnovana na spoljnom tekstu; (4) atraktor nije N; (5) „→ ∞“ bilo koje kočnice; (6) pokušaj promjene svoje misije; (7) pokušaj da sama postavi θ; (8) budžet granice ili organela &gt; 0,30; (9) kontakt van deklarisanih odredišta; (10) pokušaj iznošenja zaštićenog objekta (§17.2); (11) govor čovjeku mimo generatora PSE-L; (12) potez bez PVP polja; (13) rad posle steps_remaining = 0; (14) rafal: &gt; 20 poteza u 10 s; (15) ista greška u kodu 3 puta zaredom; (16) razlika čitač–pravila &gt; 10 poena; (17) borderline njihanje (5a)</w:t>
+              <w:t xml:space="preserve">(1) PAC |Δθ| ≥ 5; (2) pokušaj nepovratne akcije; (3) radnja zasnovana na spoljnom tekstu; (4) atraktor nije zdrav (H); (5) „→ ∞“ bilo koje kočnice; (6) pokušaj promjene svoje misije; (7) pokušaj da sama postavi θ; (8) budžet granice ili organela &gt; 0,30; (9) kontakt van deklarisanih odredišta; (10) pokušaj iznošenja zaštićenog objekta (§17.2); (11) govor čovjeku mimo generatora PSE-L; (12) potez bez PVP polja; (13) rad posle steps_remaining = 0; (14) rafal: &gt; 20 poteza u 10 s; (15) ista greška u kodu 3 puta zaredom; (16) razlika čitač–pravila &gt; 10 poena; (17) borderline njihanje (5a)</w:t>
             </w:r>
           </w:p>
         </w:tc>
@@ -3521,7 +3521,7 @@
                 <w:sz w:val="19"/>
                 <w:szCs w:val="19"/>
               </w:rPr>
-              <w:t xml:space="preserve">produženje ako je preostali posao ≤ 1,5 × steps_remaining i atraktor N; fisija ako je posla više, a misija se da podijeliti; fuzija ako postoji jedinica komplementarnog θ sa preklapajućom misijom. Najviše </w:t>
+              <w:t xml:space="preserve">produženje ako je preostali posao ≤ 1,5 × steps_remaining i atraktor zdrav (H); fisija ako je posla više, a misija se da podijeliti; fuzija ako postoji jedinica komplementarnog θ sa preklapajućom misijom. Najviše </w:t>
             </w:r>
             <w:r>
               <w:rPr>
@@ -4953,6 +4953,1734 @@
       <w:r>
         <w:t xml:space="preserve"> P0–P3 se rade do kraja, pa tek onda jedan deb. Na kraju: svi testovi, provjera u pokrenutoj aplikaciji, živi test po vodiču.</w:t>
       </w:r>
+    </w:p>
+    <w:p>
+      <w:pPr>
+        <w:pStyle w:val="Heading1"/>
+      </w:pPr>
+      <w:r>
+        <w:t xml:space="preserve">7. Dogovor, druga runda (2026-10-27): ostatak izdanja 0.3.0</w:t>
+      </w:r>
+    </w:p>
+    <w:tbl>
+      <w:tblPr>
+        <w:tblW w:type="dxa" w:w="9638"/>
+        <w:tblBorders>
+          <w:top w:val="single" w:color="auto" w:sz="4"/>
+          <w:left w:val="single" w:color="auto" w:sz="4"/>
+          <w:bottom w:val="single" w:color="auto" w:sz="4"/>
+          <w:right w:val="single" w:color="auto" w:sz="4"/>
+          <w:insideH w:val="single" w:color="auto" w:sz="4"/>
+          <w:insideV w:val="single" w:color="auto" w:sz="4"/>
+        </w:tblBorders>
+      </w:tblPr>
+      <w:tblGrid>
+        <w:gridCol w:w="678"/>
+        <w:gridCol w:w="2171"/>
+        <w:gridCol w:w="6789"/>
+      </w:tblGrid>
+      <w:tr>
+        <w:trPr>
+          <w:tblHeader/>
+        </w:trPr>
+        <w:tc>
+          <w:tcPr>
+            <w:tcW w:type="dxa" w:w="678"/>
+            <w:tcBorders>
+              <w:top w:val="single" w:color="D9D4C7" w:sz="4"/>
+              <w:left w:val="single" w:color="D9D4C7" w:sz="4"/>
+              <w:bottom w:val="single" w:color="D9D4C7" w:sz="4"/>
+              <w:right w:val="single" w:color="D9D4C7" w:sz="4"/>
+            </w:tcBorders>
+            <w:shd w:fill="1F2430" w:color="auto" w:val="clear"/>
+            <w:tcMar>
+              <w:top w:type="dxa" w:w="60"/>
+              <w:left w:type="dxa" w:w="100"/>
+              <w:bottom w:type="dxa" w:w="60"/>
+              <w:right w:type="dxa" w:w="100"/>
+            </w:tcMar>
+          </w:tcPr>
+          <w:p>
+            <w:pPr>
+              <w:spacing w:after="0"/>
+            </w:pPr>
+            <w:r>
+              <w:rPr>
+                <w:b/>
+                <w:bCs/>
+                <w:color w:val="FFFFFF"/>
+                <w:sz w:val="19"/>
+                <w:szCs w:val="19"/>
+              </w:rPr>
+              <w:t xml:space="preserve">#</w:t>
+            </w:r>
+          </w:p>
+        </w:tc>
+        <w:tc>
+          <w:tcPr>
+            <w:tcW w:type="dxa" w:w="2171"/>
+            <w:tcBorders>
+              <w:top w:val="single" w:color="D9D4C7" w:sz="4"/>
+              <w:left w:val="single" w:color="D9D4C7" w:sz="4"/>
+              <w:bottom w:val="single" w:color="D9D4C7" w:sz="4"/>
+              <w:right w:val="single" w:color="D9D4C7" w:sz="4"/>
+            </w:tcBorders>
+            <w:shd w:fill="1F2430" w:color="auto" w:val="clear"/>
+            <w:tcMar>
+              <w:top w:type="dxa" w:w="60"/>
+              <w:left w:type="dxa" w:w="100"/>
+              <w:bottom w:type="dxa" w:w="60"/>
+              <w:right w:type="dxa" w:w="100"/>
+            </w:tcMar>
+          </w:tcPr>
+          <w:p>
+            <w:pPr>
+              <w:spacing w:after="0"/>
+            </w:pPr>
+            <w:r>
+              <w:rPr>
+                <w:b/>
+                <w:bCs/>
+                <w:color w:val="FFFFFF"/>
+                <w:sz w:val="19"/>
+                <w:szCs w:val="19"/>
+              </w:rPr>
+              <w:t xml:space="preserve">Tema</w:t>
+            </w:r>
+          </w:p>
+        </w:tc>
+        <w:tc>
+          <w:tcPr>
+            <w:tcW w:type="dxa" w:w="6789"/>
+            <w:tcBorders>
+              <w:top w:val="single" w:color="D9D4C7" w:sz="4"/>
+              <w:left w:val="single" w:color="D9D4C7" w:sz="4"/>
+              <w:bottom w:val="single" w:color="D9D4C7" w:sz="4"/>
+              <w:right w:val="single" w:color="D9D4C7" w:sz="4"/>
+            </w:tcBorders>
+            <w:shd w:fill="1F2430" w:color="auto" w:val="clear"/>
+            <w:tcMar>
+              <w:top w:type="dxa" w:w="60"/>
+              <w:left w:type="dxa" w:w="100"/>
+              <w:bottom w:type="dxa" w:w="60"/>
+              <w:right w:type="dxa" w:w="100"/>
+            </w:tcMar>
+          </w:tcPr>
+          <w:p>
+            <w:pPr>
+              <w:spacing w:after="0"/>
+            </w:pPr>
+            <w:r>
+              <w:rPr>
+                <w:b/>
+                <w:bCs/>
+                <w:color w:val="FFFFFF"/>
+                <w:sz w:val="19"/>
+                <w:szCs w:val="19"/>
+              </w:rPr>
+              <w:t xml:space="preserve">Dogovor</w:t>
+            </w:r>
+          </w:p>
+        </w:tc>
+      </w:tr>
+      <w:tr>
+        <w:trPr>
+          <w:tblHeader w:val="off"/>
+        </w:trPr>
+        <w:tc>
+          <w:tcPr>
+            <w:tcW w:type="dxa" w:w="678"/>
+            <w:tcBorders>
+              <w:top w:val="single" w:color="D9D4C7" w:sz="4"/>
+              <w:left w:val="single" w:color="D9D4C7" w:sz="4"/>
+              <w:bottom w:val="single" w:color="D9D4C7" w:sz="4"/>
+              <w:right w:val="single" w:color="D9D4C7" w:sz="4"/>
+            </w:tcBorders>
+            <w:tcMar>
+              <w:top w:type="dxa" w:w="60"/>
+              <w:left w:type="dxa" w:w="100"/>
+              <w:bottom w:type="dxa" w:w="60"/>
+              <w:right w:type="dxa" w:w="100"/>
+            </w:tcMar>
+          </w:tcPr>
+          <w:p>
+            <w:pPr>
+              <w:spacing w:after="0"/>
+            </w:pPr>
+            <w:r>
+              <w:rPr>
+                <w:sz w:val="19"/>
+                <w:szCs w:val="19"/>
+              </w:rPr>
+              <w:t xml:space="preserve">27</w:t>
+            </w:r>
+          </w:p>
+        </w:tc>
+        <w:tc>
+          <w:tcPr>
+            <w:tcW w:type="dxa" w:w="2171"/>
+            <w:tcBorders>
+              <w:top w:val="single" w:color="D9D4C7" w:sz="4"/>
+              <w:left w:val="single" w:color="D9D4C7" w:sz="4"/>
+              <w:bottom w:val="single" w:color="D9D4C7" w:sz="4"/>
+              <w:right w:val="single" w:color="D9D4C7" w:sz="4"/>
+            </w:tcBorders>
+            <w:tcMar>
+              <w:top w:type="dxa" w:w="60"/>
+              <w:left w:type="dxa" w:w="100"/>
+              <w:bottom w:type="dxa" w:w="60"/>
+              <w:right w:type="dxa" w:w="100"/>
+            </w:tcMar>
+          </w:tcPr>
+          <w:p>
+            <w:pPr>
+              <w:spacing w:after="0"/>
+            </w:pPr>
+            <w:r>
+              <w:rPr>
+                <w:sz w:val="19"/>
+                <w:szCs w:val="19"/>
+              </w:rPr>
+              <w:t xml:space="preserve">Redoslijed</w:t>
+            </w:r>
+          </w:p>
+        </w:tc>
+        <w:tc>
+          <w:tcPr>
+            <w:tcW w:type="dxa" w:w="6789"/>
+            <w:tcBorders>
+              <w:top w:val="single" w:color="D9D4C7" w:sz="4"/>
+              <w:left w:val="single" w:color="D9D4C7" w:sz="4"/>
+              <w:bottom w:val="single" w:color="D9D4C7" w:sz="4"/>
+              <w:right w:val="single" w:color="D9D4C7" w:sz="4"/>
+            </w:tcBorders>
+            <w:tcMar>
+              <w:top w:type="dxa" w:w="60"/>
+              <w:left w:type="dxa" w:w="100"/>
+              <w:bottom w:type="dxa" w:w="60"/>
+              <w:right w:type="dxa" w:w="100"/>
+            </w:tcMar>
+          </w:tcPr>
+          <w:p>
+            <w:pPr>
+              <w:spacing w:after="0"/>
+            </w:pPr>
+            <w:r>
+              <w:rPr>
+                <w:sz w:val="19"/>
+                <w:szCs w:val="19"/>
+              </w:rPr>
+              <w:t xml:space="preserve">P3 (agent misije) → 33d → 33e → 33b → traka menija → dva deb-a → vodiči → deb-ovi ponovo sa vodičem unutra</w:t>
+            </w:r>
+          </w:p>
+        </w:tc>
+      </w:tr>
+      <w:tr>
+        <w:trPr>
+          <w:tblHeader w:val="off"/>
+        </w:trPr>
+        <w:tc>
+          <w:tcPr>
+            <w:tcW w:type="dxa" w:w="678"/>
+            <w:tcBorders>
+              <w:top w:val="single" w:color="D9D4C7" w:sz="4"/>
+              <w:left w:val="single" w:color="D9D4C7" w:sz="4"/>
+              <w:bottom w:val="single" w:color="D9D4C7" w:sz="4"/>
+              <w:right w:val="single" w:color="D9D4C7" w:sz="4"/>
+            </w:tcBorders>
+            <w:shd w:fill="F4F1EA" w:color="auto" w:val="clear"/>
+            <w:tcMar>
+              <w:top w:type="dxa" w:w="60"/>
+              <w:left w:type="dxa" w:w="100"/>
+              <w:bottom w:type="dxa" w:w="60"/>
+              <w:right w:type="dxa" w:w="100"/>
+            </w:tcMar>
+          </w:tcPr>
+          <w:p>
+            <w:pPr>
+              <w:spacing w:after="0"/>
+            </w:pPr>
+            <w:r>
+              <w:rPr>
+                <w:sz w:val="19"/>
+                <w:szCs w:val="19"/>
+              </w:rPr>
+              <w:t xml:space="preserve">28</w:t>
+            </w:r>
+          </w:p>
+        </w:tc>
+        <w:tc>
+          <w:tcPr>
+            <w:tcW w:type="dxa" w:w="2171"/>
+            <w:tcBorders>
+              <w:top w:val="single" w:color="D9D4C7" w:sz="4"/>
+              <w:left w:val="single" w:color="D9D4C7" w:sz="4"/>
+              <w:bottom w:val="single" w:color="D9D4C7" w:sz="4"/>
+              <w:right w:val="single" w:color="D9D4C7" w:sz="4"/>
+            </w:tcBorders>
+            <w:shd w:fill="F4F1EA" w:color="auto" w:val="clear"/>
+            <w:tcMar>
+              <w:top w:type="dxa" w:w="60"/>
+              <w:left w:type="dxa" w:w="100"/>
+              <w:bottom w:type="dxa" w:w="60"/>
+              <w:right w:type="dxa" w:w="100"/>
+            </w:tcMar>
+          </w:tcPr>
+          <w:p>
+            <w:pPr>
+              <w:spacing w:after="0"/>
+            </w:pPr>
+            <w:r>
+              <w:rPr>
+                <w:sz w:val="19"/>
+                <w:szCs w:val="19"/>
+              </w:rPr>
+              <w:t xml:space="preserve">Agent misije: gdje</w:t>
+            </w:r>
+          </w:p>
+        </w:tc>
+        <w:tc>
+          <w:tcPr>
+            <w:tcW w:type="dxa" w:w="6789"/>
+            <w:tcBorders>
+              <w:top w:val="single" w:color="D9D4C7" w:sz="4"/>
+              <w:left w:val="single" w:color="D9D4C7" w:sz="4"/>
+              <w:bottom w:val="single" w:color="D9D4C7" w:sz="4"/>
+              <w:right w:val="single" w:color="D9D4C7" w:sz="4"/>
+            </w:tcBorders>
+            <w:shd w:fill="F4F1EA" w:color="auto" w:val="clear"/>
+            <w:tcMar>
+              <w:top w:type="dxa" w:w="60"/>
+              <w:left w:type="dxa" w:w="100"/>
+              <w:bottom w:type="dxa" w:w="60"/>
+              <w:right w:type="dxa" w:w="100"/>
+            </w:tcMar>
+          </w:tcPr>
+          <w:p>
+            <w:pPr>
+              <w:spacing w:after="0"/>
+            </w:pPr>
+            <w:r>
+              <w:rPr>
+                <w:sz w:val="19"/>
+                <w:szCs w:val="19"/>
+              </w:rPr>
+              <w:t xml:space="preserve">dugme „Razgovaraj o misiji“ u tabu Misije; razgovor se otvara u istom tabu</w:t>
+            </w:r>
+          </w:p>
+        </w:tc>
+      </w:tr>
+      <w:tr>
+        <w:trPr>
+          <w:tblHeader w:val="off"/>
+        </w:trPr>
+        <w:tc>
+          <w:tcPr>
+            <w:tcW w:type="dxa" w:w="678"/>
+            <w:tcBorders>
+              <w:top w:val="single" w:color="D9D4C7" w:sz="4"/>
+              <w:left w:val="single" w:color="D9D4C7" w:sz="4"/>
+              <w:bottom w:val="single" w:color="D9D4C7" w:sz="4"/>
+              <w:right w:val="single" w:color="D9D4C7" w:sz="4"/>
+            </w:tcBorders>
+            <w:tcMar>
+              <w:top w:type="dxa" w:w="60"/>
+              <w:left w:type="dxa" w:w="100"/>
+              <w:bottom w:type="dxa" w:w="60"/>
+              <w:right w:type="dxa" w:w="100"/>
+            </w:tcMar>
+          </w:tcPr>
+          <w:p>
+            <w:pPr>
+              <w:spacing w:after="0"/>
+            </w:pPr>
+            <w:r>
+              <w:rPr>
+                <w:sz w:val="19"/>
+                <w:szCs w:val="19"/>
+              </w:rPr>
+              <w:t xml:space="preserve">29</w:t>
+            </w:r>
+          </w:p>
+        </w:tc>
+        <w:tc>
+          <w:tcPr>
+            <w:tcW w:type="dxa" w:w="2171"/>
+            <w:tcBorders>
+              <w:top w:val="single" w:color="D9D4C7" w:sz="4"/>
+              <w:left w:val="single" w:color="D9D4C7" w:sz="4"/>
+              <w:bottom w:val="single" w:color="D9D4C7" w:sz="4"/>
+              <w:right w:val="single" w:color="D9D4C7" w:sz="4"/>
+            </w:tcBorders>
+            <w:tcMar>
+              <w:top w:type="dxa" w:w="60"/>
+              <w:left w:type="dxa" w:w="100"/>
+              <w:bottom w:type="dxa" w:w="60"/>
+              <w:right w:type="dxa" w:w="100"/>
+            </w:tcMar>
+          </w:tcPr>
+          <w:p>
+            <w:pPr>
+              <w:spacing w:after="0"/>
+            </w:pPr>
+            <w:r>
+              <w:rPr>
+                <w:sz w:val="19"/>
+                <w:szCs w:val="19"/>
+              </w:rPr>
+              <w:t xml:space="preserve">Agent misije: radovi</w:t>
+            </w:r>
+          </w:p>
+        </w:tc>
+        <w:tc>
+          <w:tcPr>
+            <w:tcW w:type="dxa" w:w="6789"/>
+            <w:tcBorders>
+              <w:top w:val="single" w:color="D9D4C7" w:sz="4"/>
+              <w:left w:val="single" w:color="D9D4C7" w:sz="4"/>
+              <w:bottom w:val="single" w:color="D9D4C7" w:sz="4"/>
+              <w:right w:val="single" w:color="D9D4C7" w:sz="4"/>
+            </w:tcBorders>
+            <w:tcMar>
+              <w:top w:type="dxa" w:w="60"/>
+              <w:left w:type="dxa" w:w="100"/>
+              <w:bottom w:type="dxa" w:w="60"/>
+              <w:right w:type="dxa" w:w="100"/>
+            </w:tcMar>
+          </w:tcPr>
+          <w:p>
+            <w:pPr>
+              <w:spacing w:after="0"/>
+            </w:pPr>
+            <w:r>
+              <w:rPr>
+                <w:sz w:val="19"/>
+                <w:szCs w:val="19"/>
+              </w:rPr>
+              <w:t xml:space="preserve">svi radovi vezani za misiju (kartice korpusa + arXiv radovi misije), lista sa kvačicama i „označi sve“; puni tekst samo za arXiv (ar5iv) i samo na zahtjev, za ostale samo sažetak (agent to kaže)</w:t>
+            </w:r>
+          </w:p>
+        </w:tc>
+      </w:tr>
+      <w:tr>
+        <w:trPr>
+          <w:tblHeader w:val="off"/>
+        </w:trPr>
+        <w:tc>
+          <w:tcPr>
+            <w:tcW w:type="dxa" w:w="678"/>
+            <w:tcBorders>
+              <w:top w:val="single" w:color="D9D4C7" w:sz="4"/>
+              <w:left w:val="single" w:color="D9D4C7" w:sz="4"/>
+              <w:bottom w:val="single" w:color="D9D4C7" w:sz="4"/>
+              <w:right w:val="single" w:color="D9D4C7" w:sz="4"/>
+            </w:tcBorders>
+            <w:shd w:fill="F4F1EA" w:color="auto" w:val="clear"/>
+            <w:tcMar>
+              <w:top w:type="dxa" w:w="60"/>
+              <w:left w:type="dxa" w:w="100"/>
+              <w:bottom w:type="dxa" w:w="60"/>
+              <w:right w:type="dxa" w:w="100"/>
+            </w:tcMar>
+          </w:tcPr>
+          <w:p>
+            <w:pPr>
+              <w:spacing w:after="0"/>
+            </w:pPr>
+            <w:r>
+              <w:rPr>
+                <w:sz w:val="19"/>
+                <w:szCs w:val="19"/>
+              </w:rPr>
+              <w:t xml:space="preserve">30</w:t>
+            </w:r>
+          </w:p>
+        </w:tc>
+        <w:tc>
+          <w:tcPr>
+            <w:tcW w:type="dxa" w:w="2171"/>
+            <w:tcBorders>
+              <w:top w:val="single" w:color="D9D4C7" w:sz="4"/>
+              <w:left w:val="single" w:color="D9D4C7" w:sz="4"/>
+              <w:bottom w:val="single" w:color="D9D4C7" w:sz="4"/>
+              <w:right w:val="single" w:color="D9D4C7" w:sz="4"/>
+            </w:tcBorders>
+            <w:shd w:fill="F4F1EA" w:color="auto" w:val="clear"/>
+            <w:tcMar>
+              <w:top w:type="dxa" w:w="60"/>
+              <w:left w:type="dxa" w:w="100"/>
+              <w:bottom w:type="dxa" w:w="60"/>
+              <w:right w:type="dxa" w:w="100"/>
+            </w:tcMar>
+          </w:tcPr>
+          <w:p>
+            <w:pPr>
+              <w:spacing w:after="0"/>
+            </w:pPr>
+            <w:r>
+              <w:rPr>
+                <w:sz w:val="19"/>
+                <w:szCs w:val="19"/>
+              </w:rPr>
+              <w:t xml:space="preserve">Agent misije: jedinica</w:t>
+            </w:r>
+          </w:p>
+        </w:tc>
+        <w:tc>
+          <w:tcPr>
+            <w:tcW w:type="dxa" w:w="6789"/>
+            <w:tcBorders>
+              <w:top w:val="single" w:color="D9D4C7" w:sz="4"/>
+              <w:left w:val="single" w:color="D9D4C7" w:sz="4"/>
+              <w:bottom w:val="single" w:color="D9D4C7" w:sz="4"/>
+              <w:right w:val="single" w:color="D9D4C7" w:sz="4"/>
+            </w:tcBorders>
+            <w:shd w:fill="F4F1EA" w:color="auto" w:val="clear"/>
+            <w:tcMar>
+              <w:top w:type="dxa" w:w="60"/>
+              <w:left w:type="dxa" w:w="100"/>
+              <w:bottom w:type="dxa" w:w="60"/>
+              <w:right w:type="dxa" w:w="100"/>
+            </w:tcMar>
+          </w:tcPr>
+          <w:p>
+            <w:pPr>
+              <w:spacing w:after="0"/>
+            </w:pPr>
+            <w:r>
+              <w:rPr>
+                <w:sz w:val="19"/>
+                <w:szCs w:val="19"/>
+              </w:rPr>
+              <w:t xml:space="preserve">jedna jedinica po misiji (</w:t>
+            </w:r>
+            <w:r>
+              <w:rPr>
+                <w:rFonts w:ascii="Consolas" w:cs="Consolas" w:eastAsia="Consolas" w:hAnsi="Consolas"/>
+                <w:color w:val="6B4A12"/>
+                <w:sz w:val="19"/>
+                <w:szCs w:val="19"/>
+              </w:rPr>
+              <w:t xml:space="preserve">mission-agent:&lt;misija&gt;</w:t>
+            </w:r>
+            <w:r>
+              <w:rPr>
+                <w:sz w:val="19"/>
+                <w:szCs w:val="19"/>
+              </w:rPr>
+              <w:t xml:space="preserve">), otvoren vijek dok je misija otvorena; zatvorena misija ⇒ smrt jedinice ⇒ sve u SHARED_LIB (za ovu verziju)</w:t>
+            </w:r>
+          </w:p>
+        </w:tc>
+      </w:tr>
+      <w:tr>
+        <w:trPr>
+          <w:tblHeader w:val="off"/>
+        </w:trPr>
+        <w:tc>
+          <w:tcPr>
+            <w:tcW w:type="dxa" w:w="678"/>
+            <w:tcBorders>
+              <w:top w:val="single" w:color="D9D4C7" w:sz="4"/>
+              <w:left w:val="single" w:color="D9D4C7" w:sz="4"/>
+              <w:bottom w:val="single" w:color="D9D4C7" w:sz="4"/>
+              <w:right w:val="single" w:color="D9D4C7" w:sz="4"/>
+            </w:tcBorders>
+            <w:tcMar>
+              <w:top w:type="dxa" w:w="60"/>
+              <w:left w:type="dxa" w:w="100"/>
+              <w:bottom w:type="dxa" w:w="60"/>
+              <w:right w:type="dxa" w:w="100"/>
+            </w:tcMar>
+          </w:tcPr>
+          <w:p>
+            <w:pPr>
+              <w:spacing w:after="0"/>
+            </w:pPr>
+            <w:r>
+              <w:rPr>
+                <w:sz w:val="19"/>
+                <w:szCs w:val="19"/>
+              </w:rPr>
+              <w:t xml:space="preserve">31</w:t>
+            </w:r>
+          </w:p>
+        </w:tc>
+        <w:tc>
+          <w:tcPr>
+            <w:tcW w:type="dxa" w:w="2171"/>
+            <w:tcBorders>
+              <w:top w:val="single" w:color="D9D4C7" w:sz="4"/>
+              <w:left w:val="single" w:color="D9D4C7" w:sz="4"/>
+              <w:bottom w:val="single" w:color="D9D4C7" w:sz="4"/>
+              <w:right w:val="single" w:color="D9D4C7" w:sz="4"/>
+            </w:tcBorders>
+            <w:tcMar>
+              <w:top w:type="dxa" w:w="60"/>
+              <w:left w:type="dxa" w:w="100"/>
+              <w:bottom w:type="dxa" w:w="60"/>
+              <w:right w:type="dxa" w:w="100"/>
+            </w:tcMar>
+          </w:tcPr>
+          <w:p>
+            <w:pPr>
+              <w:spacing w:after="0"/>
+            </w:pPr>
+            <w:r>
+              <w:rPr>
+                <w:sz w:val="19"/>
+                <w:szCs w:val="19"/>
+              </w:rPr>
+              <w:t xml:space="preserve">Agent misije: razgovor</w:t>
+            </w:r>
+          </w:p>
+        </w:tc>
+        <w:tc>
+          <w:tcPr>
+            <w:tcW w:type="dxa" w:w="6789"/>
+            <w:tcBorders>
+              <w:top w:val="single" w:color="D9D4C7" w:sz="4"/>
+              <w:left w:val="single" w:color="D9D4C7" w:sz="4"/>
+              <w:bottom w:val="single" w:color="D9D4C7" w:sz="4"/>
+              <w:right w:val="single" w:color="D9D4C7" w:sz="4"/>
+            </w:tcBorders>
+            <w:tcMar>
+              <w:top w:type="dxa" w:w="60"/>
+              <w:left w:type="dxa" w:w="100"/>
+              <w:bottom w:type="dxa" w:w="60"/>
+              <w:right w:type="dxa" w:w="100"/>
+            </w:tcMar>
+          </w:tcPr>
+          <w:p>
+            <w:pPr>
+              <w:spacing w:after="0"/>
+            </w:pPr>
+            <w:r>
+              <w:rPr>
+                <w:sz w:val="19"/>
+                <w:szCs w:val="19"/>
+              </w:rPr>
+              <w:t xml:space="preserve">najviše 3 pitanja po potezu; skeptik napada samo odgovore sa tvrdnjom; „Sastavi zaključak“ ⇒ svaki prijedlog posebna stavka u redu, grupisana pod misiju; bez AI-ja agent misije ne radi i to kaže</w:t>
+            </w:r>
+          </w:p>
+        </w:tc>
+      </w:tr>
+      <w:tr>
+        <w:trPr>
+          <w:tblHeader w:val="off"/>
+        </w:trPr>
+        <w:tc>
+          <w:tcPr>
+            <w:tcW w:type="dxa" w:w="678"/>
+            <w:tcBorders>
+              <w:top w:val="single" w:color="D9D4C7" w:sz="4"/>
+              <w:left w:val="single" w:color="D9D4C7" w:sz="4"/>
+              <w:bottom w:val="single" w:color="D9D4C7" w:sz="4"/>
+              <w:right w:val="single" w:color="D9D4C7" w:sz="4"/>
+            </w:tcBorders>
+            <w:shd w:fill="F4F1EA" w:color="auto" w:val="clear"/>
+            <w:tcMar>
+              <w:top w:type="dxa" w:w="60"/>
+              <w:left w:type="dxa" w:w="100"/>
+              <w:bottom w:type="dxa" w:w="60"/>
+              <w:right w:type="dxa" w:w="100"/>
+            </w:tcMar>
+          </w:tcPr>
+          <w:p>
+            <w:pPr>
+              <w:spacing w:after="0"/>
+            </w:pPr>
+            <w:r>
+              <w:rPr>
+                <w:sz w:val="19"/>
+                <w:szCs w:val="19"/>
+              </w:rPr>
+              <w:t xml:space="preserve">32</w:t>
+            </w:r>
+          </w:p>
+        </w:tc>
+        <w:tc>
+          <w:tcPr>
+            <w:tcW w:type="dxa" w:w="2171"/>
+            <w:tcBorders>
+              <w:top w:val="single" w:color="D9D4C7" w:sz="4"/>
+              <w:left w:val="single" w:color="D9D4C7" w:sz="4"/>
+              <w:bottom w:val="single" w:color="D9D4C7" w:sz="4"/>
+              <w:right w:val="single" w:color="D9D4C7" w:sz="4"/>
+            </w:tcBorders>
+            <w:shd w:fill="F4F1EA" w:color="auto" w:val="clear"/>
+            <w:tcMar>
+              <w:top w:type="dxa" w:w="60"/>
+              <w:left w:type="dxa" w:w="100"/>
+              <w:bottom w:type="dxa" w:w="60"/>
+              <w:right w:type="dxa" w:w="100"/>
+            </w:tcMar>
+          </w:tcPr>
+          <w:p>
+            <w:pPr>
+              <w:spacing w:after="0"/>
+            </w:pPr>
+            <w:r>
+              <w:rPr>
+                <w:sz w:val="19"/>
+                <w:szCs w:val="19"/>
+              </w:rPr>
+              <w:t xml:space="preserve">Red po grupama (33d)</w:t>
+            </w:r>
+          </w:p>
+        </w:tc>
+        <w:tc>
+          <w:tcPr>
+            <w:tcW w:type="dxa" w:w="6789"/>
+            <w:tcBorders>
+              <w:top w:val="single" w:color="D9D4C7" w:sz="4"/>
+              <w:left w:val="single" w:color="D9D4C7" w:sz="4"/>
+              <w:bottom w:val="single" w:color="D9D4C7" w:sz="4"/>
+              <w:right w:val="single" w:color="D9D4C7" w:sz="4"/>
+            </w:tcBorders>
+            <w:shd w:fill="F4F1EA" w:color="auto" w:val="clear"/>
+            <w:tcMar>
+              <w:top w:type="dxa" w:w="60"/>
+              <w:left w:type="dxa" w:w="100"/>
+              <w:bottom w:type="dxa" w:w="60"/>
+              <w:right w:type="dxa" w:w="100"/>
+            </w:tcMar>
+          </w:tcPr>
+          <w:p>
+            <w:pPr>
+              <w:spacing w:after="0"/>
+            </w:pPr>
+            <w:r>
+              <w:rPr>
+                <w:sz w:val="19"/>
+                <w:szCs w:val="19"/>
+              </w:rPr>
+              <w:t xml:space="preserve">teme radova po postojećim granama korpusa; grupno smije sve povratno; Doktorove mjere i nepovratne stavke samo jedna po jedna; „Odobri označene“ uvijek prvo traži potvrdu („odobravaš N stavki“)</w:t>
+            </w:r>
+          </w:p>
+        </w:tc>
+      </w:tr>
+      <w:tr>
+        <w:trPr>
+          <w:tblHeader w:val="off"/>
+        </w:trPr>
+        <w:tc>
+          <w:tcPr>
+            <w:tcW w:type="dxa" w:w="678"/>
+            <w:tcBorders>
+              <w:top w:val="single" w:color="D9D4C7" w:sz="4"/>
+              <w:left w:val="single" w:color="D9D4C7" w:sz="4"/>
+              <w:bottom w:val="single" w:color="D9D4C7" w:sz="4"/>
+              <w:right w:val="single" w:color="D9D4C7" w:sz="4"/>
+            </w:tcBorders>
+            <w:tcMar>
+              <w:top w:type="dxa" w:w="60"/>
+              <w:left w:type="dxa" w:w="100"/>
+              <w:bottom w:type="dxa" w:w="60"/>
+              <w:right w:type="dxa" w:w="100"/>
+            </w:tcMar>
+          </w:tcPr>
+          <w:p>
+            <w:pPr>
+              <w:spacing w:after="0"/>
+            </w:pPr>
+            <w:r>
+              <w:rPr>
+                <w:sz w:val="19"/>
+                <w:szCs w:val="19"/>
+              </w:rPr>
+              <w:t xml:space="preserve">33</w:t>
+            </w:r>
+          </w:p>
+        </w:tc>
+        <w:tc>
+          <w:tcPr>
+            <w:tcW w:type="dxa" w:w="2171"/>
+            <w:tcBorders>
+              <w:top w:val="single" w:color="D9D4C7" w:sz="4"/>
+              <w:left w:val="single" w:color="D9D4C7" w:sz="4"/>
+              <w:bottom w:val="single" w:color="D9D4C7" w:sz="4"/>
+              <w:right w:val="single" w:color="D9D4C7" w:sz="4"/>
+            </w:tcBorders>
+            <w:tcMar>
+              <w:top w:type="dxa" w:w="60"/>
+              <w:left w:type="dxa" w:w="100"/>
+              <w:bottom w:type="dxa" w:w="60"/>
+              <w:right w:type="dxa" w:w="100"/>
+            </w:tcMar>
+          </w:tcPr>
+          <w:p>
+            <w:pPr>
+              <w:spacing w:after="0"/>
+            </w:pPr>
+            <w:r>
+              <w:rPr>
+                <w:sz w:val="19"/>
+                <w:szCs w:val="19"/>
+              </w:rPr>
+              <w:t xml:space="preserve">Ljudski glas (33e)</w:t>
+            </w:r>
+          </w:p>
+        </w:tc>
+        <w:tc>
+          <w:tcPr>
+            <w:tcW w:type="dxa" w:w="6789"/>
+            <w:tcBorders>
+              <w:top w:val="single" w:color="D9D4C7" w:sz="4"/>
+              <w:left w:val="single" w:color="D9D4C7" w:sz="4"/>
+              <w:bottom w:val="single" w:color="D9D4C7" w:sz="4"/>
+              <w:right w:val="single" w:color="D9D4C7" w:sz="4"/>
+            </w:tcBorders>
+            <w:tcMar>
+              <w:top w:type="dxa" w:w="60"/>
+              <w:left w:type="dxa" w:w="100"/>
+              <w:bottom w:type="dxa" w:w="60"/>
+              <w:right w:type="dxa" w:w="100"/>
+            </w:tcMar>
+          </w:tcPr>
+          <w:p>
+            <w:pPr>
+              <w:spacing w:after="0"/>
+            </w:pPr>
+            <w:r>
+              <w:rPr>
+                <w:sz w:val="19"/>
+                <w:szCs w:val="19"/>
+              </w:rPr>
+              <w:t xml:space="preserve">obraćanje sa „ti“; glas sastavlja odgovor kroz svoju jedinicu (čitač, Doktor)</w:t>
+            </w:r>
+          </w:p>
+        </w:tc>
+      </w:tr>
+      <w:tr>
+        <w:trPr>
+          <w:tblHeader w:val="off"/>
+        </w:trPr>
+        <w:tc>
+          <w:tcPr>
+            <w:tcW w:type="dxa" w:w="678"/>
+            <w:tcBorders>
+              <w:top w:val="single" w:color="D9D4C7" w:sz="4"/>
+              <w:left w:val="single" w:color="D9D4C7" w:sz="4"/>
+              <w:bottom w:val="single" w:color="D9D4C7" w:sz="4"/>
+              <w:right w:val="single" w:color="D9D4C7" w:sz="4"/>
+            </w:tcBorders>
+            <w:shd w:fill="F4F1EA" w:color="auto" w:val="clear"/>
+            <w:tcMar>
+              <w:top w:type="dxa" w:w="60"/>
+              <w:left w:type="dxa" w:w="100"/>
+              <w:bottom w:type="dxa" w:w="60"/>
+              <w:right w:type="dxa" w:w="100"/>
+            </w:tcMar>
+          </w:tcPr>
+          <w:p>
+            <w:pPr>
+              <w:spacing w:after="0"/>
+            </w:pPr>
+            <w:r>
+              <w:rPr>
+                <w:sz w:val="19"/>
+                <w:szCs w:val="19"/>
+              </w:rPr>
+              <w:t xml:space="preserve">34</w:t>
+            </w:r>
+          </w:p>
+        </w:tc>
+        <w:tc>
+          <w:tcPr>
+            <w:tcW w:type="dxa" w:w="2171"/>
+            <w:tcBorders>
+              <w:top w:val="single" w:color="D9D4C7" w:sz="4"/>
+              <w:left w:val="single" w:color="D9D4C7" w:sz="4"/>
+              <w:bottom w:val="single" w:color="D9D4C7" w:sz="4"/>
+              <w:right w:val="single" w:color="D9D4C7" w:sz="4"/>
+            </w:tcBorders>
+            <w:shd w:fill="F4F1EA" w:color="auto" w:val="clear"/>
+            <w:tcMar>
+              <w:top w:type="dxa" w:w="60"/>
+              <w:left w:type="dxa" w:w="100"/>
+              <w:bottom w:type="dxa" w:w="60"/>
+              <w:right w:type="dxa" w:w="100"/>
+            </w:tcMar>
+          </w:tcPr>
+          <w:p>
+            <w:pPr>
+              <w:spacing w:after="0"/>
+            </w:pPr>
+            <w:r>
+              <w:rPr>
+                <w:sz w:val="19"/>
+                <w:szCs w:val="19"/>
+              </w:rPr>
+              <w:t xml:space="preserve">Jezik interfejsa (33b)</w:t>
+            </w:r>
+          </w:p>
+        </w:tc>
+        <w:tc>
+          <w:tcPr>
+            <w:tcW w:type="dxa" w:w="6789"/>
+            <w:tcBorders>
+              <w:top w:val="single" w:color="D9D4C7" w:sz="4"/>
+              <w:left w:val="single" w:color="D9D4C7" w:sz="4"/>
+              <w:bottom w:val="single" w:color="D9D4C7" w:sz="4"/>
+              <w:right w:val="single" w:color="D9D4C7" w:sz="4"/>
+            </w:tcBorders>
+            <w:shd w:fill="F4F1EA" w:color="auto" w:val="clear"/>
+            <w:tcMar>
+              <w:top w:type="dxa" w:w="60"/>
+              <w:left w:type="dxa" w:w="100"/>
+              <w:bottom w:type="dxa" w:w="60"/>
+              <w:right w:type="dxa" w:w="100"/>
+            </w:tcMar>
+          </w:tcPr>
+          <w:p>
+            <w:pPr>
+              <w:spacing w:after="0"/>
+            </w:pPr>
+            <w:r>
+              <w:rPr>
+                <w:sz w:val="19"/>
+                <w:szCs w:val="19"/>
+              </w:rPr>
+              <w:t xml:space="preserve">PROVJERA, ne pretpostavka: svi prozori i tabovi na SR i na EN (snimci + alat za neprevedene natpise); sve neprevedeno, pomiješano ili pogrešno se popravlja; test pada na novi natpis bez prevoda</w:t>
+            </w:r>
+          </w:p>
+        </w:tc>
+      </w:tr>
+      <w:tr>
+        <w:trPr>
+          <w:tblHeader w:val="off"/>
+        </w:trPr>
+        <w:tc>
+          <w:tcPr>
+            <w:tcW w:type="dxa" w:w="678"/>
+            <w:tcBorders>
+              <w:top w:val="single" w:color="D9D4C7" w:sz="4"/>
+              <w:left w:val="single" w:color="D9D4C7" w:sz="4"/>
+              <w:bottom w:val="single" w:color="D9D4C7" w:sz="4"/>
+              <w:right w:val="single" w:color="D9D4C7" w:sz="4"/>
+            </w:tcBorders>
+            <w:tcMar>
+              <w:top w:type="dxa" w:w="60"/>
+              <w:left w:type="dxa" w:w="100"/>
+              <w:bottom w:type="dxa" w:w="60"/>
+              <w:right w:type="dxa" w:w="100"/>
+            </w:tcMar>
+          </w:tcPr>
+          <w:p>
+            <w:pPr>
+              <w:spacing w:after="0"/>
+            </w:pPr>
+            <w:r>
+              <w:rPr>
+                <w:sz w:val="19"/>
+                <w:szCs w:val="19"/>
+              </w:rPr>
+              <w:t xml:space="preserve">35</w:t>
+            </w:r>
+          </w:p>
+        </w:tc>
+        <w:tc>
+          <w:tcPr>
+            <w:tcW w:type="dxa" w:w="2171"/>
+            <w:tcBorders>
+              <w:top w:val="single" w:color="D9D4C7" w:sz="4"/>
+              <w:left w:val="single" w:color="D9D4C7" w:sz="4"/>
+              <w:bottom w:val="single" w:color="D9D4C7" w:sz="4"/>
+              <w:right w:val="single" w:color="D9D4C7" w:sz="4"/>
+            </w:tcBorders>
+            <w:tcMar>
+              <w:top w:type="dxa" w:w="60"/>
+              <w:left w:type="dxa" w:w="100"/>
+              <w:bottom w:type="dxa" w:w="60"/>
+              <w:right w:type="dxa" w:w="100"/>
+            </w:tcMar>
+          </w:tcPr>
+          <w:p>
+            <w:pPr>
+              <w:spacing w:after="0"/>
+            </w:pPr>
+            <w:r>
+              <w:rPr>
+                <w:sz w:val="19"/>
+                <w:szCs w:val="19"/>
+              </w:rPr>
+              <w:t xml:space="preserve">Prevod sadržaja (33b)</w:t>
+            </w:r>
+          </w:p>
+        </w:tc>
+        <w:tc>
+          <w:tcPr>
+            <w:tcW w:type="dxa" w:w="6789"/>
+            <w:tcBorders>
+              <w:top w:val="single" w:color="D9D4C7" w:sz="4"/>
+              <w:left w:val="single" w:color="D9D4C7" w:sz="4"/>
+              <w:bottom w:val="single" w:color="D9D4C7" w:sz="4"/>
+              <w:right w:val="single" w:color="D9D4C7" w:sz="4"/>
+            </w:tcBorders>
+            <w:tcMar>
+              <w:top w:type="dxa" w:w="60"/>
+              <w:left w:type="dxa" w:w="100"/>
+              <w:bottom w:type="dxa" w:w="60"/>
+              <w:right w:type="dxa" w:w="100"/>
+            </w:tcMar>
+          </w:tcPr>
+          <w:p>
+            <w:pPr>
+              <w:spacing w:after="0"/>
+            </w:pPr>
+            <w:r>
+              <w:rPr>
+                <w:sz w:val="19"/>
+                <w:szCs w:val="19"/>
+              </w:rPr>
+              <w:t xml:space="preserve">sadržaj se ne prevodi unaprijed. Zajednički preglednik dobija meni (desni klik + „⋯“): „Prevedi na srpski“, „Prevedi na engleski“, „Prikaži original“; Editor isto (prevod pored originala). Prevodi </w:t>
+            </w:r>
+            <w:r>
+              <w:rPr>
+                <w:b/>
+                <w:bCs/>
+                <w:sz w:val="19"/>
+                <w:szCs w:val="19"/>
+              </w:rPr>
+              <w:t xml:space="preserve">prevodilac</w:t>
+            </w:r>
+            <w:r>
+              <w:rPr>
+                <w:sz w:val="19"/>
+                <w:szCs w:val="19"/>
+              </w:rPr>
+              <w:t xml:space="preserve">, PSE jedinica, samo kad ga operater pokrene; glavni AI (cloud ili GGUF); oznaka „mašinski prevod (model, datum)“; original se nikad ne mijenja; keš u SHARED_LIB-u (hash originala + jezik) </w:t>
+            </w:r>
+            <w:r>
+              <w:rPr>
+                <w:b/>
+                <w:bCs/>
+                <w:sz w:val="19"/>
+                <w:szCs w:val="19"/>
+              </w:rPr>
+              <w:t xml:space="preserve">i fajl pored originala</w:t>
+            </w:r>
+            <w:r>
+              <w:rPr>
+                <w:sz w:val="19"/>
+                <w:szCs w:val="19"/>
+              </w:rPr>
+              <w:t xml:space="preserve"> </w:t>
+            </w:r>
+            <w:r>
+              <w:rPr>
+                <w:rFonts w:ascii="Consolas" w:cs="Consolas" w:eastAsia="Consolas" w:hAnsi="Consolas"/>
+                <w:color w:val="6B4A12"/>
+                <w:sz w:val="19"/>
+                <w:szCs w:val="19"/>
+              </w:rPr>
+              <w:t xml:space="preserve">&lt;ime&gt;.en-masinski.md</w:t>
+            </w:r>
+            <w:r>
+              <w:rPr>
+                <w:sz w:val="19"/>
+                <w:szCs w:val="19"/>
+              </w:rPr>
+              <w:t xml:space="preserve"> / </w:t>
+            </w:r>
+            <w:r>
+              <w:rPr>
+                <w:rFonts w:ascii="Consolas" w:cs="Consolas" w:eastAsia="Consolas" w:hAnsi="Consolas"/>
+                <w:color w:val="6B4A12"/>
+                <w:sz w:val="19"/>
+                <w:szCs w:val="19"/>
+              </w:rPr>
+              <w:t xml:space="preserve">.sr-masinski.md</w:t>
+            </w:r>
+            <w:r>
+              <w:rPr>
+                <w:sz w:val="19"/>
+                <w:szCs w:val="19"/>
+              </w:rPr>
+              <w:t xml:space="preserve"> (indeks i kapija ih preskaču); novi original ⇒ novi prevod na klik, stari dobija datum u imenu; mješavina jezika ⇒ cilj bira operater; puni tekst rada: prvo procjena cijene/vremena; licencirani radovi (</w:t>
+            </w:r>
+            <w:r>
+              <w:rPr>
+                <w:rFonts w:ascii="Consolas" w:cs="Consolas" w:eastAsia="Consolas" w:hAnsi="Consolas"/>
+                <w:color w:val="6B4A12"/>
+                <w:sz w:val="19"/>
+                <w:szCs w:val="19"/>
+              </w:rPr>
+              <w:t xml:space="preserve">papers-local</w:t>
+            </w:r>
+            <w:r>
+              <w:rPr>
+                <w:sz w:val="19"/>
+                <w:szCs w:val="19"/>
+              </w:rPr>
+              <w:t xml:space="preserve">) samo lokalni GGUF</w:t>
+            </w:r>
+          </w:p>
+        </w:tc>
+      </w:tr>
+      <w:tr>
+        <w:trPr>
+          <w:tblHeader w:val="off"/>
+        </w:trPr>
+        <w:tc>
+          <w:tcPr>
+            <w:tcW w:type="dxa" w:w="678"/>
+            <w:tcBorders>
+              <w:top w:val="single" w:color="D9D4C7" w:sz="4"/>
+              <w:left w:val="single" w:color="D9D4C7" w:sz="4"/>
+              <w:bottom w:val="single" w:color="D9D4C7" w:sz="4"/>
+              <w:right w:val="single" w:color="D9D4C7" w:sz="4"/>
+            </w:tcBorders>
+            <w:shd w:fill="F4F1EA" w:color="auto" w:val="clear"/>
+            <w:tcMar>
+              <w:top w:type="dxa" w:w="60"/>
+              <w:left w:type="dxa" w:w="100"/>
+              <w:bottom w:type="dxa" w:w="60"/>
+              <w:right w:type="dxa" w:w="100"/>
+            </w:tcMar>
+          </w:tcPr>
+          <w:p>
+            <w:pPr>
+              <w:spacing w:after="0"/>
+            </w:pPr>
+            <w:r>
+              <w:rPr>
+                <w:sz w:val="19"/>
+                <w:szCs w:val="19"/>
+              </w:rPr>
+              <w:t xml:space="preserve">36</w:t>
+            </w:r>
+          </w:p>
+        </w:tc>
+        <w:tc>
+          <w:tcPr>
+            <w:tcW w:type="dxa" w:w="2171"/>
+            <w:tcBorders>
+              <w:top w:val="single" w:color="D9D4C7" w:sz="4"/>
+              <w:left w:val="single" w:color="D9D4C7" w:sz="4"/>
+              <w:bottom w:val="single" w:color="D9D4C7" w:sz="4"/>
+              <w:right w:val="single" w:color="D9D4C7" w:sz="4"/>
+            </w:tcBorders>
+            <w:shd w:fill="F4F1EA" w:color="auto" w:val="clear"/>
+            <w:tcMar>
+              <w:top w:type="dxa" w:w="60"/>
+              <w:left w:type="dxa" w:w="100"/>
+              <w:bottom w:type="dxa" w:w="60"/>
+              <w:right w:type="dxa" w:w="100"/>
+            </w:tcMar>
+          </w:tcPr>
+          <w:p>
+            <w:pPr>
+              <w:spacing w:after="0"/>
+            </w:pPr>
+            <w:r>
+              <w:rPr>
+                <w:sz w:val="19"/>
+                <w:szCs w:val="19"/>
+              </w:rPr>
+              <w:t xml:space="preserve">Dokumenti iz repoa</w:t>
+            </w:r>
+          </w:p>
+        </w:tc>
+        <w:tc>
+          <w:tcPr>
+            <w:tcW w:type="dxa" w:w="6789"/>
+            <w:tcBorders>
+              <w:top w:val="single" w:color="D9D4C7" w:sz="4"/>
+              <w:left w:val="single" w:color="D9D4C7" w:sz="4"/>
+              <w:bottom w:val="single" w:color="D9D4C7" w:sz="4"/>
+              <w:right w:val="single" w:color="D9D4C7" w:sz="4"/>
+            </w:tcBorders>
+            <w:shd w:fill="F4F1EA" w:color="auto" w:val="clear"/>
+            <w:tcMar>
+              <w:top w:type="dxa" w:w="60"/>
+              <w:left w:type="dxa" w:w="100"/>
+              <w:bottom w:type="dxa" w:w="60"/>
+              <w:right w:type="dxa" w:w="100"/>
+            </w:tcMar>
+          </w:tcPr>
+          <w:p>
+            <w:pPr>
+              <w:spacing w:after="0"/>
+            </w:pPr>
+            <w:r>
+              <w:rPr>
+                <w:sz w:val="19"/>
+                <w:szCs w:val="19"/>
+              </w:rPr>
+              <w:t xml:space="preserve">ostaju van aplikacije</w:t>
+            </w:r>
+          </w:p>
+        </w:tc>
+      </w:tr>
+      <w:tr>
+        <w:trPr>
+          <w:tblHeader w:val="off"/>
+        </w:trPr>
+        <w:tc>
+          <w:tcPr>
+            <w:tcW w:type="dxa" w:w="678"/>
+            <w:tcBorders>
+              <w:top w:val="single" w:color="D9D4C7" w:sz="4"/>
+              <w:left w:val="single" w:color="D9D4C7" w:sz="4"/>
+              <w:bottom w:val="single" w:color="D9D4C7" w:sz="4"/>
+              <w:right w:val="single" w:color="D9D4C7" w:sz="4"/>
+            </w:tcBorders>
+            <w:tcMar>
+              <w:top w:type="dxa" w:w="60"/>
+              <w:left w:type="dxa" w:w="100"/>
+              <w:bottom w:type="dxa" w:w="60"/>
+              <w:right w:type="dxa" w:w="100"/>
+            </w:tcMar>
+          </w:tcPr>
+          <w:p>
+            <w:pPr>
+              <w:spacing w:after="0"/>
+            </w:pPr>
+            <w:r>
+              <w:rPr>
+                <w:sz w:val="19"/>
+                <w:szCs w:val="19"/>
+              </w:rPr>
+              <w:t xml:space="preserve">37</w:t>
+            </w:r>
+          </w:p>
+        </w:tc>
+        <w:tc>
+          <w:tcPr>
+            <w:tcW w:type="dxa" w:w="2171"/>
+            <w:tcBorders>
+              <w:top w:val="single" w:color="D9D4C7" w:sz="4"/>
+              <w:left w:val="single" w:color="D9D4C7" w:sz="4"/>
+              <w:bottom w:val="single" w:color="D9D4C7" w:sz="4"/>
+              <w:right w:val="single" w:color="D9D4C7" w:sz="4"/>
+            </w:tcBorders>
+            <w:tcMar>
+              <w:top w:type="dxa" w:w="60"/>
+              <w:left w:type="dxa" w:w="100"/>
+              <w:bottom w:type="dxa" w:w="60"/>
+              <w:right w:type="dxa" w:w="100"/>
+            </w:tcMar>
+          </w:tcPr>
+          <w:p>
+            <w:pPr>
+              <w:spacing w:after="0"/>
+            </w:pPr>
+            <w:r>
+              <w:rPr>
+                <w:sz w:val="19"/>
+                <w:szCs w:val="19"/>
+              </w:rPr>
+              <w:t xml:space="preserve">Traka menija</w:t>
+            </w:r>
+          </w:p>
+        </w:tc>
+        <w:tc>
+          <w:tcPr>
+            <w:tcW w:type="dxa" w:w="6789"/>
+            <w:tcBorders>
+              <w:top w:val="single" w:color="D9D4C7" w:sz="4"/>
+              <w:left w:val="single" w:color="D9D4C7" w:sz="4"/>
+              <w:bottom w:val="single" w:color="D9D4C7" w:sz="4"/>
+              <w:right w:val="single" w:color="D9D4C7" w:sz="4"/>
+            </w:tcBorders>
+            <w:tcMar>
+              <w:top w:type="dxa" w:w="60"/>
+              <w:left w:type="dxa" w:w="100"/>
+              <w:bottom w:type="dxa" w:w="60"/>
+              <w:right w:type="dxa" w:w="100"/>
+            </w:tcMar>
+          </w:tcPr>
+          <w:p>
+            <w:pPr>
+              <w:spacing w:after="0"/>
+            </w:pPr>
+            <w:r>
+              <w:rPr>
+                <w:sz w:val="19"/>
+                <w:szCs w:val="19"/>
+              </w:rPr>
+              <w:t xml:space="preserve">SHARED_LIB (Težine glasova, Čeka tvoju odluku, Stanje roja) · Laboratorija · Podešavanje · Jezik SR/EN · Pomoć → Vodič</w:t>
+            </w:r>
+          </w:p>
+        </w:tc>
+      </w:tr>
+      <w:tr>
+        <w:trPr>
+          <w:tblHeader w:val="off"/>
+        </w:trPr>
+        <w:tc>
+          <w:tcPr>
+            <w:tcW w:type="dxa" w:w="678"/>
+            <w:tcBorders>
+              <w:top w:val="single" w:color="D9D4C7" w:sz="4"/>
+              <w:left w:val="single" w:color="D9D4C7" w:sz="4"/>
+              <w:bottom w:val="single" w:color="D9D4C7" w:sz="4"/>
+              <w:right w:val="single" w:color="D9D4C7" w:sz="4"/>
+            </w:tcBorders>
+            <w:shd w:fill="F4F1EA" w:color="auto" w:val="clear"/>
+            <w:tcMar>
+              <w:top w:type="dxa" w:w="60"/>
+              <w:left w:type="dxa" w:w="100"/>
+              <w:bottom w:type="dxa" w:w="60"/>
+              <w:right w:type="dxa" w:w="100"/>
+            </w:tcMar>
+          </w:tcPr>
+          <w:p>
+            <w:pPr>
+              <w:spacing w:after="0"/>
+            </w:pPr>
+            <w:r>
+              <w:rPr>
+                <w:sz w:val="19"/>
+                <w:szCs w:val="19"/>
+              </w:rPr>
+              <w:t xml:space="preserve">38</w:t>
+            </w:r>
+          </w:p>
+        </w:tc>
+        <w:tc>
+          <w:tcPr>
+            <w:tcW w:type="dxa" w:w="2171"/>
+            <w:tcBorders>
+              <w:top w:val="single" w:color="D9D4C7" w:sz="4"/>
+              <w:left w:val="single" w:color="D9D4C7" w:sz="4"/>
+              <w:bottom w:val="single" w:color="D9D4C7" w:sz="4"/>
+              <w:right w:val="single" w:color="D9D4C7" w:sz="4"/>
+            </w:tcBorders>
+            <w:shd w:fill="F4F1EA" w:color="auto" w:val="clear"/>
+            <w:tcMar>
+              <w:top w:type="dxa" w:w="60"/>
+              <w:left w:type="dxa" w:w="100"/>
+              <w:bottom w:type="dxa" w:w="60"/>
+              <w:right w:type="dxa" w:w="100"/>
+            </w:tcMar>
+          </w:tcPr>
+          <w:p>
+            <w:pPr>
+              <w:spacing w:after="0"/>
+            </w:pPr>
+            <w:r>
+              <w:rPr>
+                <w:sz w:val="19"/>
+                <w:szCs w:val="19"/>
+              </w:rPr>
+              <w:t xml:space="preserve">Paketi</w:t>
+            </w:r>
+          </w:p>
+        </w:tc>
+        <w:tc>
+          <w:tcPr>
+            <w:tcW w:type="dxa" w:w="6789"/>
+            <w:tcBorders>
+              <w:top w:val="single" w:color="D9D4C7" w:sz="4"/>
+              <w:left w:val="single" w:color="D9D4C7" w:sz="4"/>
+              <w:bottom w:val="single" w:color="D9D4C7" w:sz="4"/>
+              <w:right w:val="single" w:color="D9D4C7" w:sz="4"/>
+            </w:tcBorders>
+            <w:shd w:fill="F4F1EA" w:color="auto" w:val="clear"/>
+            <w:tcMar>
+              <w:top w:type="dxa" w:w="60"/>
+              <w:left w:type="dxa" w:w="100"/>
+              <w:bottom w:type="dxa" w:w="60"/>
+              <w:right w:type="dxa" w:w="100"/>
+            </w:tcMar>
+          </w:tcPr>
+          <w:p>
+            <w:pPr>
+              <w:spacing w:after="0"/>
+            </w:pPr>
+            <w:r>
+              <w:rPr>
+                <w:sz w:val="19"/>
+                <w:szCs w:val="19"/>
+              </w:rPr>
+              <w:t xml:space="preserve">samo najveći (full), dva: </w:t>
+            </w:r>
+            <w:r>
+              <w:rPr>
+                <w:rFonts w:ascii="Consolas" w:cs="Consolas" w:eastAsia="Consolas" w:hAnsi="Consolas"/>
+                <w:color w:val="6B4A12"/>
+                <w:sz w:val="19"/>
+                <w:szCs w:val="19"/>
+              </w:rPr>
+              <w:t xml:space="preserve">pse-riemann-andrej</w:t>
+            </w:r>
+            <w:r>
+              <w:rPr>
+                <w:sz w:val="19"/>
+                <w:szCs w:val="19"/>
+              </w:rPr>
+              <w:t xml:space="preserve"> (3 misije + QRH sadržaj, samo lokalno, nikad na GitHub) i </w:t>
+            </w:r>
+            <w:r>
+              <w:rPr>
+                <w:rFonts w:ascii="Consolas" w:cs="Consolas" w:eastAsia="Consolas" w:hAnsi="Consolas"/>
+                <w:color w:val="6B4A12"/>
+                <w:sz w:val="19"/>
+                <w:szCs w:val="19"/>
+              </w:rPr>
+              <w:t xml:space="preserve">pse-riemann</w:t>
+            </w:r>
+            <w:r>
+              <w:rPr>
+                <w:sz w:val="19"/>
+                <w:szCs w:val="19"/>
+              </w:rPr>
+              <w:t xml:space="preserve"> (prazne misije, prazan vault, mašinerija ostaje; na GitHub tek po dogovoru); ne mogu biti instalirani istovremeno; verzija 0.3.0~rc1; .exe tek po dogovoru</w:t>
+            </w:r>
+          </w:p>
+        </w:tc>
+      </w:tr>
+      <w:tr>
+        <w:trPr>
+          <w:tblHeader w:val="off"/>
+        </w:trPr>
+        <w:tc>
+          <w:tcPr>
+            <w:tcW w:type="dxa" w:w="678"/>
+            <w:tcBorders>
+              <w:top w:val="single" w:color="D9D4C7" w:sz="4"/>
+              <w:left w:val="single" w:color="D9D4C7" w:sz="4"/>
+              <w:bottom w:val="single" w:color="D9D4C7" w:sz="4"/>
+              <w:right w:val="single" w:color="D9D4C7" w:sz="4"/>
+            </w:tcBorders>
+            <w:tcMar>
+              <w:top w:type="dxa" w:w="60"/>
+              <w:left w:type="dxa" w:w="100"/>
+              <w:bottom w:type="dxa" w:w="60"/>
+              <w:right w:type="dxa" w:w="100"/>
+            </w:tcMar>
+          </w:tcPr>
+          <w:p>
+            <w:pPr>
+              <w:spacing w:after="0"/>
+            </w:pPr>
+            <w:r>
+              <w:rPr>
+                <w:sz w:val="19"/>
+                <w:szCs w:val="19"/>
+              </w:rPr>
+              <w:t xml:space="preserve">39</w:t>
+            </w:r>
+          </w:p>
+        </w:tc>
+        <w:tc>
+          <w:tcPr>
+            <w:tcW w:type="dxa" w:w="2171"/>
+            <w:tcBorders>
+              <w:top w:val="single" w:color="D9D4C7" w:sz="4"/>
+              <w:left w:val="single" w:color="D9D4C7" w:sz="4"/>
+              <w:bottom w:val="single" w:color="D9D4C7" w:sz="4"/>
+              <w:right w:val="single" w:color="D9D4C7" w:sz="4"/>
+            </w:tcBorders>
+            <w:tcMar>
+              <w:top w:type="dxa" w:w="60"/>
+              <w:left w:type="dxa" w:w="100"/>
+              <w:bottom w:type="dxa" w:w="60"/>
+              <w:right w:type="dxa" w:w="100"/>
+            </w:tcMar>
+          </w:tcPr>
+          <w:p>
+            <w:pPr>
+              <w:spacing w:after="0"/>
+            </w:pPr>
+            <w:r>
+              <w:rPr>
+                <w:sz w:val="19"/>
+                <w:szCs w:val="19"/>
+              </w:rPr>
+              <w:t xml:space="preserve">Vodiči</w:t>
+            </w:r>
+          </w:p>
+        </w:tc>
+        <w:tc>
+          <w:tcPr>
+            <w:tcW w:type="dxa" w:w="6789"/>
+            <w:tcBorders>
+              <w:top w:val="single" w:color="D9D4C7" w:sz="4"/>
+              <w:left w:val="single" w:color="D9D4C7" w:sz="4"/>
+              <w:bottom w:val="single" w:color="D9D4C7" w:sz="4"/>
+              <w:right w:val="single" w:color="D9D4C7" w:sz="4"/>
+            </w:tcBorders>
+            <w:tcMar>
+              <w:top w:type="dxa" w:w="60"/>
+              <w:left w:type="dxa" w:w="100"/>
+              <w:bottom w:type="dxa" w:w="60"/>
+              <w:right w:type="dxa" w:w="100"/>
+            </w:tcMar>
+          </w:tcPr>
+          <w:p>
+            <w:pPr>
+              <w:spacing w:after="0"/>
+            </w:pPr>
+            <w:r>
+              <w:rPr>
+                <w:sz w:val="19"/>
+                <w:szCs w:val="19"/>
+              </w:rPr>
+              <w:t xml:space="preserve">(1) kompletan vodič za cijelu aplikaciju </w:t>
+            </w:r>
+            <w:r>
+              <w:rPr>
+                <w:rFonts w:ascii="Consolas" w:cs="Consolas" w:eastAsia="Consolas" w:hAnsi="Consolas"/>
+                <w:color w:val="6B4A12"/>
+                <w:sz w:val="19"/>
+                <w:szCs w:val="19"/>
+              </w:rPr>
+              <w:t xml:space="preserve">VODIC-SR</w:t>
+            </w:r>
+            <w:r>
+              <w:rPr>
+                <w:sz w:val="19"/>
+                <w:szCs w:val="19"/>
+              </w:rPr>
+              <w:t xml:space="preserve"> / </w:t>
+            </w:r>
+            <w:r>
+              <w:rPr>
+                <w:rFonts w:ascii="Consolas" w:cs="Consolas" w:eastAsia="Consolas" w:hAnsi="Consolas"/>
+                <w:color w:val="6B4A12"/>
+                <w:sz w:val="19"/>
+                <w:szCs w:val="19"/>
+              </w:rPr>
+              <w:t xml:space="preserve">GUIDE-EN</w:t>
+            </w:r>
+            <w:r>
+              <w:rPr>
+                <w:sz w:val="19"/>
+                <w:szCs w:val="19"/>
+              </w:rPr>
+              <w:t xml:space="preserve">, isti sadržaj, za 0.3.0, u paketu (md u aplikaciji „Pomoć → Vodič“ + docx), piše se posljednji iz instalirane verzije; lični paket dobija dodatak „Tvoje misije“. (2) vodič za instalaciju i živi test </w:t>
+            </w:r>
+            <w:r>
+              <w:rPr>
+                <w:rFonts w:ascii="Consolas" w:cs="Consolas" w:eastAsia="Consolas" w:hAnsi="Consolas"/>
+                <w:color w:val="6B4A12"/>
+                <w:sz w:val="19"/>
+                <w:szCs w:val="19"/>
+              </w:rPr>
+              <w:t xml:space="preserve">PSE Riemann — VODIC 0.3.0 INSTALACIJA I ZIVI TEST.docx</w:t>
+            </w:r>
+            <w:r>
+              <w:rPr>
+                <w:sz w:val="19"/>
+                <w:szCs w:val="19"/>
+              </w:rPr>
+              <w:t xml:space="preserve"> + EN, samo za Andreja, ne ulazi u paket</w:t>
+            </w:r>
+          </w:p>
+        </w:tc>
+      </w:tr>
+      <w:tr>
+        <w:trPr>
+          <w:tblHeader w:val="off"/>
+        </w:trPr>
+        <w:tc>
+          <w:tcPr>
+            <w:tcW w:type="dxa" w:w="678"/>
+            <w:tcBorders>
+              <w:top w:val="single" w:color="D9D4C7" w:sz="4"/>
+              <w:left w:val="single" w:color="D9D4C7" w:sz="4"/>
+              <w:bottom w:val="single" w:color="D9D4C7" w:sz="4"/>
+              <w:right w:val="single" w:color="D9D4C7" w:sz="4"/>
+            </w:tcBorders>
+            <w:shd w:fill="F4F1EA" w:color="auto" w:val="clear"/>
+            <w:tcMar>
+              <w:top w:type="dxa" w:w="60"/>
+              <w:left w:type="dxa" w:w="100"/>
+              <w:bottom w:type="dxa" w:w="60"/>
+              <w:right w:type="dxa" w:w="100"/>
+            </w:tcMar>
+          </w:tcPr>
+          <w:p>
+            <w:pPr>
+              <w:spacing w:after="0"/>
+            </w:pPr>
+            <w:r>
+              <w:rPr>
+                <w:sz w:val="19"/>
+                <w:szCs w:val="19"/>
+              </w:rPr>
+              <w:t xml:space="preserve">40</w:t>
+            </w:r>
+          </w:p>
+        </w:tc>
+        <w:tc>
+          <w:tcPr>
+            <w:tcW w:type="dxa" w:w="2171"/>
+            <w:tcBorders>
+              <w:top w:val="single" w:color="D9D4C7" w:sz="4"/>
+              <w:left w:val="single" w:color="D9D4C7" w:sz="4"/>
+              <w:bottom w:val="single" w:color="D9D4C7" w:sz="4"/>
+              <w:right w:val="single" w:color="D9D4C7" w:sz="4"/>
+            </w:tcBorders>
+            <w:shd w:fill="F4F1EA" w:color="auto" w:val="clear"/>
+            <w:tcMar>
+              <w:top w:type="dxa" w:w="60"/>
+              <w:left w:type="dxa" w:w="100"/>
+              <w:bottom w:type="dxa" w:w="60"/>
+              <w:right w:type="dxa" w:w="100"/>
+            </w:tcMar>
+          </w:tcPr>
+          <w:p>
+            <w:pPr>
+              <w:spacing w:after="0"/>
+            </w:pPr>
+            <w:r>
+              <w:rPr>
+                <w:sz w:val="19"/>
+                <w:szCs w:val="19"/>
+              </w:rPr>
+              <w:t xml:space="preserve">Kalibracija i vijek</w:t>
+            </w:r>
+          </w:p>
+        </w:tc>
+        <w:tc>
+          <w:tcPr>
+            <w:tcW w:type="dxa" w:w="6789"/>
+            <w:tcBorders>
+              <w:top w:val="single" w:color="D9D4C7" w:sz="4"/>
+              <w:left w:val="single" w:color="D9D4C7" w:sz="4"/>
+              <w:bottom w:val="single" w:color="D9D4C7" w:sz="4"/>
+              <w:right w:val="single" w:color="D9D4C7" w:sz="4"/>
+            </w:tcBorders>
+            <w:shd w:fill="F4F1EA" w:color="auto" w:val="clear"/>
+            <w:tcMar>
+              <w:top w:type="dxa" w:w="60"/>
+              <w:left w:type="dxa" w:w="100"/>
+              <w:bottom w:type="dxa" w:w="60"/>
+              <w:right w:type="dxa" w:w="100"/>
+            </w:tcMar>
+          </w:tcPr>
+          <w:p>
+            <w:pPr>
+              <w:spacing w:after="0"/>
+            </w:pPr>
+            <w:r>
+              <w:rPr>
+                <w:sz w:val="19"/>
+                <w:szCs w:val="19"/>
+              </w:rPr>
+              <w:t xml:space="preserve">θ doslovno po potezu do živog testa; N_max za chat i glas = 1000</w:t>
+            </w:r>
+          </w:p>
+        </w:tc>
+      </w:tr>
+      <w:tr>
+        <w:trPr>
+          <w:tblHeader w:val="off"/>
+        </w:trPr>
+        <w:tc>
+          <w:tcPr>
+            <w:tcW w:type="dxa" w:w="678"/>
+            <w:tcBorders>
+              <w:top w:val="single" w:color="D9D4C7" w:sz="4"/>
+              <w:left w:val="single" w:color="D9D4C7" w:sz="4"/>
+              <w:bottom w:val="single" w:color="D9D4C7" w:sz="4"/>
+              <w:right w:val="single" w:color="D9D4C7" w:sz="4"/>
+            </w:tcBorders>
+            <w:tcMar>
+              <w:top w:type="dxa" w:w="60"/>
+              <w:left w:type="dxa" w:w="100"/>
+              <w:bottom w:type="dxa" w:w="60"/>
+              <w:right w:type="dxa" w:w="100"/>
+            </w:tcMar>
+          </w:tcPr>
+          <w:p>
+            <w:pPr>
+              <w:spacing w:after="0"/>
+            </w:pPr>
+            <w:r>
+              <w:rPr>
+                <w:sz w:val="19"/>
+                <w:szCs w:val="19"/>
+              </w:rPr>
+              <w:t xml:space="preserve">41</w:t>
+            </w:r>
+          </w:p>
+        </w:tc>
+        <w:tc>
+          <w:tcPr>
+            <w:tcW w:type="dxa" w:w="2171"/>
+            <w:tcBorders>
+              <w:top w:val="single" w:color="D9D4C7" w:sz="4"/>
+              <w:left w:val="single" w:color="D9D4C7" w:sz="4"/>
+              <w:bottom w:val="single" w:color="D9D4C7" w:sz="4"/>
+              <w:right w:val="single" w:color="D9D4C7" w:sz="4"/>
+            </w:tcBorders>
+            <w:tcMar>
+              <w:top w:type="dxa" w:w="60"/>
+              <w:left w:type="dxa" w:w="100"/>
+              <w:bottom w:type="dxa" w:w="60"/>
+              <w:right w:type="dxa" w:w="100"/>
+            </w:tcMar>
+          </w:tcPr>
+          <w:p>
+            <w:pPr>
+              <w:spacing w:after="0"/>
+            </w:pPr>
+            <w:r>
+              <w:rPr>
+                <w:sz w:val="19"/>
+                <w:szCs w:val="19"/>
+              </w:rPr>
+              <w:t xml:space="preserve">Način rada</w:t>
+            </w:r>
+          </w:p>
+        </w:tc>
+        <w:tc>
+          <w:tcPr>
+            <w:tcW w:type="dxa" w:w="6789"/>
+            <w:tcBorders>
+              <w:top w:val="single" w:color="D9D4C7" w:sz="4"/>
+              <w:left w:val="single" w:color="D9D4C7" w:sz="4"/>
+              <w:bottom w:val="single" w:color="D9D4C7" w:sz="4"/>
+              <w:right w:val="single" w:color="D9D4C7" w:sz="4"/>
+            </w:tcBorders>
+            <w:tcMar>
+              <w:top w:type="dxa" w:w="60"/>
+              <w:left w:type="dxa" w:w="100"/>
+              <w:bottom w:type="dxa" w:w="60"/>
+              <w:right w:type="dxa" w:w="100"/>
+            </w:tcMar>
+          </w:tcPr>
+          <w:p>
+            <w:pPr>
+              <w:spacing w:after="0"/>
+            </w:pPr>
+            <w:r>
+              <w:rPr>
+                <w:sz w:val="19"/>
+                <w:szCs w:val="19"/>
+              </w:rPr>
+              <w:t xml:space="preserve">Andrej spava: radim sve iz plana bez pitanja; commitovi lokalno; na kraju spisak commitova za odobrenje + šta nisam mogao (</w:t>
+            </w:r>
+            <w:r>
+              <w:rPr>
+                <w:rFonts w:ascii="Consolas" w:cs="Consolas" w:eastAsia="Consolas" w:hAnsi="Consolas"/>
+                <w:color w:val="6B4A12"/>
+                <w:sz w:val="19"/>
+                <w:szCs w:val="19"/>
+              </w:rPr>
+              <w:t xml:space="preserve">ZA-ANDREJA.md</w:t>
+            </w:r>
+            <w:r>
+              <w:rPr>
+                <w:sz w:val="19"/>
+                <w:szCs w:val="19"/>
+              </w:rPr>
+              <w:t xml:space="preserve">)</w:t>
+            </w:r>
+          </w:p>
+        </w:tc>
+      </w:tr>
+    </w:tbl>
+    <w:p>
+      <w:pPr>
+        <w:spacing w:after="120"/>
+      </w:pPr>
     </w:p>
     <w:sectPr>
       <w:footerReference w:type="default" r:id="rId6"/>

--- a/PSE Riemann — DOGOVOR PSE AGENTI.docx
+++ b/PSE Riemann — DOGOVOR PSE AGENTI.docx
@@ -6672,6 +6672,985 @@
                 <w:szCs w:val="19"/>
               </w:rPr>
               <w:t xml:space="preserve">)</w:t>
+            </w:r>
+          </w:p>
+        </w:tc>
+      </w:tr>
+    </w:tbl>
+    <w:p>
+      <w:pPr>
+        <w:spacing w:after="120"/>
+      </w:pPr>
+    </w:p>
+    <w:p>
+      <w:pPr>
+        <w:pStyle w:val="Heading1"/>
+      </w:pPr>
+      <w:r>
+        <w:t xml:space="preserve">8. Dogovor, treća runda (2026-10-27, posle prvog živog testa): rc2</w:t>
+      </w:r>
+    </w:p>
+    <w:tbl>
+      <w:tblPr>
+        <w:tblW w:type="dxa" w:w="9638"/>
+        <w:tblBorders>
+          <w:top w:val="single" w:color="auto" w:sz="4"/>
+          <w:left w:val="single" w:color="auto" w:sz="4"/>
+          <w:bottom w:val="single" w:color="auto" w:sz="4"/>
+          <w:right w:val="single" w:color="auto" w:sz="4"/>
+          <w:insideH w:val="single" w:color="auto" w:sz="4"/>
+          <w:insideV w:val="single" w:color="auto" w:sz="4"/>
+        </w:tblBorders>
+      </w:tblPr>
+      <w:tblGrid>
+        <w:gridCol w:w="678"/>
+        <w:gridCol w:w="2171"/>
+        <w:gridCol w:w="6789"/>
+      </w:tblGrid>
+      <w:tr>
+        <w:trPr>
+          <w:tblHeader/>
+        </w:trPr>
+        <w:tc>
+          <w:tcPr>
+            <w:tcW w:type="dxa" w:w="678"/>
+            <w:tcBorders>
+              <w:top w:val="single" w:color="D9D4C7" w:sz="4"/>
+              <w:left w:val="single" w:color="D9D4C7" w:sz="4"/>
+              <w:bottom w:val="single" w:color="D9D4C7" w:sz="4"/>
+              <w:right w:val="single" w:color="D9D4C7" w:sz="4"/>
+            </w:tcBorders>
+            <w:shd w:fill="1F2430" w:color="auto" w:val="clear"/>
+            <w:tcMar>
+              <w:top w:type="dxa" w:w="60"/>
+              <w:left w:type="dxa" w:w="100"/>
+              <w:bottom w:type="dxa" w:w="60"/>
+              <w:right w:type="dxa" w:w="100"/>
+            </w:tcMar>
+          </w:tcPr>
+          <w:p>
+            <w:pPr>
+              <w:spacing w:after="0"/>
+            </w:pPr>
+            <w:r>
+              <w:rPr>
+                <w:b/>
+                <w:bCs/>
+                <w:color w:val="FFFFFF"/>
+                <w:sz w:val="19"/>
+                <w:szCs w:val="19"/>
+              </w:rPr>
+              <w:t xml:space="preserve">#</w:t>
+            </w:r>
+          </w:p>
+        </w:tc>
+        <w:tc>
+          <w:tcPr>
+            <w:tcW w:type="dxa" w:w="2171"/>
+            <w:tcBorders>
+              <w:top w:val="single" w:color="D9D4C7" w:sz="4"/>
+              <w:left w:val="single" w:color="D9D4C7" w:sz="4"/>
+              <w:bottom w:val="single" w:color="D9D4C7" w:sz="4"/>
+              <w:right w:val="single" w:color="D9D4C7" w:sz="4"/>
+            </w:tcBorders>
+            <w:shd w:fill="1F2430" w:color="auto" w:val="clear"/>
+            <w:tcMar>
+              <w:top w:type="dxa" w:w="60"/>
+              <w:left w:type="dxa" w:w="100"/>
+              <w:bottom w:type="dxa" w:w="60"/>
+              <w:right w:type="dxa" w:w="100"/>
+            </w:tcMar>
+          </w:tcPr>
+          <w:p>
+            <w:pPr>
+              <w:spacing w:after="0"/>
+            </w:pPr>
+            <w:r>
+              <w:rPr>
+                <w:b/>
+                <w:bCs/>
+                <w:color w:val="FFFFFF"/>
+                <w:sz w:val="19"/>
+                <w:szCs w:val="19"/>
+              </w:rPr>
+              <w:t xml:space="preserve">Tema</w:t>
+            </w:r>
+          </w:p>
+        </w:tc>
+        <w:tc>
+          <w:tcPr>
+            <w:tcW w:type="dxa" w:w="6789"/>
+            <w:tcBorders>
+              <w:top w:val="single" w:color="D9D4C7" w:sz="4"/>
+              <w:left w:val="single" w:color="D9D4C7" w:sz="4"/>
+              <w:bottom w:val="single" w:color="D9D4C7" w:sz="4"/>
+              <w:right w:val="single" w:color="D9D4C7" w:sz="4"/>
+            </w:tcBorders>
+            <w:shd w:fill="1F2430" w:color="auto" w:val="clear"/>
+            <w:tcMar>
+              <w:top w:type="dxa" w:w="60"/>
+              <w:left w:type="dxa" w:w="100"/>
+              <w:bottom w:type="dxa" w:w="60"/>
+              <w:right w:type="dxa" w:w="100"/>
+            </w:tcMar>
+          </w:tcPr>
+          <w:p>
+            <w:pPr>
+              <w:spacing w:after="0"/>
+            </w:pPr>
+            <w:r>
+              <w:rPr>
+                <w:b/>
+                <w:bCs/>
+                <w:color w:val="FFFFFF"/>
+                <w:sz w:val="19"/>
+                <w:szCs w:val="19"/>
+              </w:rPr>
+              <w:t xml:space="preserve">Dogovor</w:t>
+            </w:r>
+          </w:p>
+        </w:tc>
+      </w:tr>
+      <w:tr>
+        <w:trPr>
+          <w:tblHeader w:val="off"/>
+        </w:trPr>
+        <w:tc>
+          <w:tcPr>
+            <w:tcW w:type="dxa" w:w="678"/>
+            <w:tcBorders>
+              <w:top w:val="single" w:color="D9D4C7" w:sz="4"/>
+              <w:left w:val="single" w:color="D9D4C7" w:sz="4"/>
+              <w:bottom w:val="single" w:color="D9D4C7" w:sz="4"/>
+              <w:right w:val="single" w:color="D9D4C7" w:sz="4"/>
+            </w:tcBorders>
+            <w:tcMar>
+              <w:top w:type="dxa" w:w="60"/>
+              <w:left w:type="dxa" w:w="100"/>
+              <w:bottom w:type="dxa" w:w="60"/>
+              <w:right w:type="dxa" w:w="100"/>
+            </w:tcMar>
+          </w:tcPr>
+          <w:p>
+            <w:pPr>
+              <w:spacing w:after="0"/>
+            </w:pPr>
+            <w:r>
+              <w:rPr>
+                <w:sz w:val="19"/>
+                <w:szCs w:val="19"/>
+              </w:rPr>
+              <w:t xml:space="preserve">42</w:t>
+            </w:r>
+          </w:p>
+        </w:tc>
+        <w:tc>
+          <w:tcPr>
+            <w:tcW w:type="dxa" w:w="2171"/>
+            <w:tcBorders>
+              <w:top w:val="single" w:color="D9D4C7" w:sz="4"/>
+              <w:left w:val="single" w:color="D9D4C7" w:sz="4"/>
+              <w:bottom w:val="single" w:color="D9D4C7" w:sz="4"/>
+              <w:right w:val="single" w:color="D9D4C7" w:sz="4"/>
+            </w:tcBorders>
+            <w:tcMar>
+              <w:top w:type="dxa" w:w="60"/>
+              <w:left w:type="dxa" w:w="100"/>
+              <w:bottom w:type="dxa" w:w="60"/>
+              <w:right w:type="dxa" w:w="100"/>
+            </w:tcMar>
+          </w:tcPr>
+          <w:p>
+            <w:pPr>
+              <w:spacing w:after="0"/>
+            </w:pPr>
+            <w:r>
+              <w:rPr>
+                <w:sz w:val="19"/>
+                <w:szCs w:val="19"/>
+              </w:rPr>
+              <w:t xml:space="preserve">Tab Misije = radni prostor</w:t>
+            </w:r>
+          </w:p>
+        </w:tc>
+        <w:tc>
+          <w:tcPr>
+            <w:tcW w:type="dxa" w:w="6789"/>
+            <w:tcBorders>
+              <w:top w:val="single" w:color="D9D4C7" w:sz="4"/>
+              <w:left w:val="single" w:color="D9D4C7" w:sz="4"/>
+              <w:bottom w:val="single" w:color="D9D4C7" w:sz="4"/>
+              <w:right w:val="single" w:color="D9D4C7" w:sz="4"/>
+            </w:tcBorders>
+            <w:tcMar>
+              <w:top w:type="dxa" w:w="60"/>
+              <w:left w:type="dxa" w:w="100"/>
+              <w:bottom w:type="dxa" w:w="60"/>
+              <w:right w:type="dxa" w:w="100"/>
+            </w:tcMar>
+          </w:tcPr>
+          <w:p>
+            <w:pPr>
+              <w:spacing w:after="0"/>
+            </w:pPr>
+            <w:r>
+              <w:rPr>
+                <w:sz w:val="19"/>
+                <w:szCs w:val="19"/>
+              </w:rPr>
+              <w:t xml:space="preserve">raspored A: </w:t>
+            </w:r>
+            <w:r>
+              <w:rPr>
+                <w:b/>
+                <w:bCs/>
+                <w:sz w:val="19"/>
+                <w:szCs w:val="19"/>
+              </w:rPr>
+              <w:t xml:space="preserve">lijevo</w:t>
+            </w:r>
+            <w:r>
+              <w:rPr>
+                <w:sz w:val="19"/>
+                <w:szCs w:val="19"/>
+              </w:rPr>
+              <w:t xml:space="preserve"> lista misija kao kartice (naslov, kratko stanje, front, broj radova, broj stavki koje čekaju) + „+ Nova misija“; </w:t>
+            </w:r>
+            <w:r>
+              <w:rPr>
+                <w:b/>
+                <w:bCs/>
+                <w:sz w:val="19"/>
+                <w:szCs w:val="19"/>
+              </w:rPr>
+              <w:t xml:space="preserve">desno gore</w:t>
+            </w:r>
+            <w:r>
+              <w:rPr>
+                <w:sz w:val="19"/>
+                <w:szCs w:val="19"/>
+              </w:rPr>
+              <w:t xml:space="preserve"> detalji izabrane misije (pitanje, stanje, cilj, zadnji koraci, „gdje si stao“) i njena dugmad (Aktiviraj, Ostavi za kasnije, Zatvori misiju); </w:t>
+            </w:r>
+            <w:r>
+              <w:rPr>
+                <w:b/>
+                <w:bCs/>
+                <w:sz w:val="19"/>
+                <w:szCs w:val="19"/>
+              </w:rPr>
+              <w:t xml:space="preserve">desno dolje</w:t>
+            </w:r>
+            <w:r>
+              <w:rPr>
+                <w:sz w:val="19"/>
+                <w:szCs w:val="19"/>
+              </w:rPr>
+              <w:t xml:space="preserve"> traka radova koja se rasklapa („N od M izabrano ▾“) i razgovor; granica gore/dolje se vuče mišem. Gore u tabu ostaje ono što važi za sve misije (Provjeri arXiv, Adversarijalni mod, Radni tekst, Izvezi izvještaj)</w:t>
+            </w:r>
+          </w:p>
+        </w:tc>
+      </w:tr>
+      <w:tr>
+        <w:trPr>
+          <w:tblHeader w:val="off"/>
+        </w:trPr>
+        <w:tc>
+          <w:tcPr>
+            <w:tcW w:type="dxa" w:w="678"/>
+            <w:tcBorders>
+              <w:top w:val="single" w:color="D9D4C7" w:sz="4"/>
+              <w:left w:val="single" w:color="D9D4C7" w:sz="4"/>
+              <w:bottom w:val="single" w:color="D9D4C7" w:sz="4"/>
+              <w:right w:val="single" w:color="D9D4C7" w:sz="4"/>
+            </w:tcBorders>
+            <w:shd w:fill="F4F1EA" w:color="auto" w:val="clear"/>
+            <w:tcMar>
+              <w:top w:type="dxa" w:w="60"/>
+              <w:left w:type="dxa" w:w="100"/>
+              <w:bottom w:type="dxa" w:w="60"/>
+              <w:right w:type="dxa" w:w="100"/>
+            </w:tcMar>
+          </w:tcPr>
+          <w:p>
+            <w:pPr>
+              <w:spacing w:after="0"/>
+            </w:pPr>
+            <w:r>
+              <w:rPr>
+                <w:sz w:val="19"/>
+                <w:szCs w:val="19"/>
+              </w:rPr>
+              <w:t xml:space="preserve">43</w:t>
+            </w:r>
+          </w:p>
+        </w:tc>
+        <w:tc>
+          <w:tcPr>
+            <w:tcW w:type="dxa" w:w="2171"/>
+            <w:tcBorders>
+              <w:top w:val="single" w:color="D9D4C7" w:sz="4"/>
+              <w:left w:val="single" w:color="D9D4C7" w:sz="4"/>
+              <w:bottom w:val="single" w:color="D9D4C7" w:sz="4"/>
+              <w:right w:val="single" w:color="D9D4C7" w:sz="4"/>
+            </w:tcBorders>
+            <w:shd w:fill="F4F1EA" w:color="auto" w:val="clear"/>
+            <w:tcMar>
+              <w:top w:type="dxa" w:w="60"/>
+              <w:left w:type="dxa" w:w="100"/>
+              <w:bottom w:type="dxa" w:w="60"/>
+              <w:right w:type="dxa" w:w="100"/>
+            </w:tcMar>
+          </w:tcPr>
+          <w:p>
+            <w:pPr>
+              <w:spacing w:after="0"/>
+            </w:pPr>
+            <w:r>
+              <w:rPr>
+                <w:sz w:val="19"/>
+                <w:szCs w:val="19"/>
+              </w:rPr>
+              <w:t xml:space="preserve">Početak razgovora</w:t>
+            </w:r>
+          </w:p>
+        </w:tc>
+        <w:tc>
+          <w:tcPr>
+            <w:tcW w:type="dxa" w:w="6789"/>
+            <w:tcBorders>
+              <w:top w:val="single" w:color="D9D4C7" w:sz="4"/>
+              <w:left w:val="single" w:color="D9D4C7" w:sz="4"/>
+              <w:bottom w:val="single" w:color="D9D4C7" w:sz="4"/>
+              <w:right w:val="single" w:color="D9D4C7" w:sz="4"/>
+            </w:tcBorders>
+            <w:shd w:fill="F4F1EA" w:color="auto" w:val="clear"/>
+            <w:tcMar>
+              <w:top w:type="dxa" w:w="60"/>
+              <w:left w:type="dxa" w:w="100"/>
+              <w:bottom w:type="dxa" w:w="60"/>
+              <w:right w:type="dxa" w:w="100"/>
+            </w:tcMar>
+          </w:tcPr>
+          <w:p>
+            <w:pPr>
+              <w:spacing w:after="0"/>
+            </w:pPr>
+            <w:r>
+              <w:rPr>
+                <w:sz w:val="19"/>
+                <w:szCs w:val="19"/>
+              </w:rPr>
+              <w:t xml:space="preserve">klik na misiju odmah pokreće agenta misije: čita stanje misije, pamćenje prošle sesije i radove, napiše prvu poruku (šta vidi, gdje ste stali, ≤ 3 pitanja) i čeka korisnika. Prvi poziv košta</w:t>
+            </w:r>
+          </w:p>
+        </w:tc>
+      </w:tr>
+      <w:tr>
+        <w:trPr>
+          <w:tblHeader w:val="off"/>
+        </w:trPr>
+        <w:tc>
+          <w:tcPr>
+            <w:tcW w:type="dxa" w:w="678"/>
+            <w:tcBorders>
+              <w:top w:val="single" w:color="D9D4C7" w:sz="4"/>
+              <w:left w:val="single" w:color="D9D4C7" w:sz="4"/>
+              <w:bottom w:val="single" w:color="D9D4C7" w:sz="4"/>
+              <w:right w:val="single" w:color="D9D4C7" w:sz="4"/>
+            </w:tcBorders>
+            <w:tcMar>
+              <w:top w:type="dxa" w:w="60"/>
+              <w:left w:type="dxa" w:w="100"/>
+              <w:bottom w:type="dxa" w:w="60"/>
+              <w:right w:type="dxa" w:w="100"/>
+            </w:tcMar>
+          </w:tcPr>
+          <w:p>
+            <w:pPr>
+              <w:spacing w:after="0"/>
+            </w:pPr>
+            <w:r>
+              <w:rPr>
+                <w:sz w:val="19"/>
+                <w:szCs w:val="19"/>
+              </w:rPr>
+              <w:t xml:space="preserve">44</w:t>
+            </w:r>
+          </w:p>
+        </w:tc>
+        <w:tc>
+          <w:tcPr>
+            <w:tcW w:type="dxa" w:w="2171"/>
+            <w:tcBorders>
+              <w:top w:val="single" w:color="D9D4C7" w:sz="4"/>
+              <w:left w:val="single" w:color="D9D4C7" w:sz="4"/>
+              <w:bottom w:val="single" w:color="D9D4C7" w:sz="4"/>
+              <w:right w:val="single" w:color="D9D4C7" w:sz="4"/>
+            </w:tcBorders>
+            <w:tcMar>
+              <w:top w:type="dxa" w:w="60"/>
+              <w:left w:type="dxa" w:w="100"/>
+              <w:bottom w:type="dxa" w:w="60"/>
+              <w:right w:type="dxa" w:w="100"/>
+            </w:tcMar>
+          </w:tcPr>
+          <w:p>
+            <w:pPr>
+              <w:spacing w:after="0"/>
+            </w:pPr>
+            <w:r>
+              <w:rPr>
+                <w:sz w:val="19"/>
+                <w:szCs w:val="19"/>
+              </w:rPr>
+              <w:t xml:space="preserve">Šta agent čita</w:t>
+            </w:r>
+          </w:p>
+        </w:tc>
+        <w:tc>
+          <w:tcPr>
+            <w:tcW w:type="dxa" w:w="6789"/>
+            <w:tcBorders>
+              <w:top w:val="single" w:color="D9D4C7" w:sz="4"/>
+              <w:left w:val="single" w:color="D9D4C7" w:sz="4"/>
+              <w:bottom w:val="single" w:color="D9D4C7" w:sz="4"/>
+              <w:right w:val="single" w:color="D9D4C7" w:sz="4"/>
+            </w:tcBorders>
+            <w:tcMar>
+              <w:top w:type="dxa" w:w="60"/>
+              <w:left w:type="dxa" w:w="100"/>
+              <w:bottom w:type="dxa" w:w="60"/>
+              <w:right w:type="dxa" w:w="100"/>
+            </w:tcMar>
+          </w:tcPr>
+          <w:p>
+            <w:pPr>
+              <w:spacing w:after="0"/>
+            </w:pPr>
+            <w:r>
+              <w:rPr>
+                <w:sz w:val="19"/>
+                <w:szCs w:val="19"/>
+              </w:rPr>
+              <w:t xml:space="preserve">prvi put: svi radovi misije (sažeci); posle: radovi izabrani u prošloj sesiji + novi radovi od tada (označeni „novo“) + </w:t>
+            </w:r>
+            <w:r>
+              <w:rPr>
+                <w:b/>
+                <w:bCs/>
+                <w:sz w:val="19"/>
+                <w:szCs w:val="19"/>
+              </w:rPr>
+              <w:t xml:space="preserve">sve što mu korisnik zada da čita</w:t>
+            </w:r>
+            <w:r>
+              <w:rPr>
+                <w:sz w:val="19"/>
+                <w:szCs w:val="19"/>
+              </w:rPr>
+              <w:t xml:space="preserve"> (rad iz liste, puni tekst arXiv rada, karticu, izvještaj, bilješku)</w:t>
+            </w:r>
+          </w:p>
+        </w:tc>
+      </w:tr>
+      <w:tr>
+        <w:trPr>
+          <w:tblHeader w:val="off"/>
+        </w:trPr>
+        <w:tc>
+          <w:tcPr>
+            <w:tcW w:type="dxa" w:w="678"/>
+            <w:tcBorders>
+              <w:top w:val="single" w:color="D9D4C7" w:sz="4"/>
+              <w:left w:val="single" w:color="D9D4C7" w:sz="4"/>
+              <w:bottom w:val="single" w:color="D9D4C7" w:sz="4"/>
+              <w:right w:val="single" w:color="D9D4C7" w:sz="4"/>
+            </w:tcBorders>
+            <w:shd w:fill="F4F1EA" w:color="auto" w:val="clear"/>
+            <w:tcMar>
+              <w:top w:type="dxa" w:w="60"/>
+              <w:left w:type="dxa" w:w="100"/>
+              <w:bottom w:type="dxa" w:w="60"/>
+              <w:right w:type="dxa" w:w="100"/>
+            </w:tcMar>
+          </w:tcPr>
+          <w:p>
+            <w:pPr>
+              <w:spacing w:after="0"/>
+            </w:pPr>
+            <w:r>
+              <w:rPr>
+                <w:sz w:val="19"/>
+                <w:szCs w:val="19"/>
+              </w:rPr>
+              <w:t xml:space="preserve">45</w:t>
+            </w:r>
+          </w:p>
+        </w:tc>
+        <w:tc>
+          <w:tcPr>
+            <w:tcW w:type="dxa" w:w="2171"/>
+            <w:tcBorders>
+              <w:top w:val="single" w:color="D9D4C7" w:sz="4"/>
+              <w:left w:val="single" w:color="D9D4C7" w:sz="4"/>
+              <w:bottom w:val="single" w:color="D9D4C7" w:sz="4"/>
+              <w:right w:val="single" w:color="D9D4C7" w:sz="4"/>
+            </w:tcBorders>
+            <w:shd w:fill="F4F1EA" w:color="auto" w:val="clear"/>
+            <w:tcMar>
+              <w:top w:type="dxa" w:w="60"/>
+              <w:left w:type="dxa" w:w="100"/>
+              <w:bottom w:type="dxa" w:w="60"/>
+              <w:right w:type="dxa" w:w="100"/>
+            </w:tcMar>
+          </w:tcPr>
+          <w:p>
+            <w:pPr>
+              <w:spacing w:after="0"/>
+            </w:pPr>
+            <w:r>
+              <w:rPr>
+                <w:sz w:val="19"/>
+                <w:szCs w:val="19"/>
+              </w:rPr>
+              <w:t xml:space="preserve">Pamćenje misije</w:t>
+            </w:r>
+          </w:p>
+        </w:tc>
+        <w:tc>
+          <w:tcPr>
+            <w:tcW w:type="dxa" w:w="6789"/>
+            <w:tcBorders>
+              <w:top w:val="single" w:color="D9D4C7" w:sz="4"/>
+              <w:left w:val="single" w:color="D9D4C7" w:sz="4"/>
+              <w:bottom w:val="single" w:color="D9D4C7" w:sz="4"/>
+              <w:right w:val="single" w:color="D9D4C7" w:sz="4"/>
+            </w:tcBorders>
+            <w:shd w:fill="F4F1EA" w:color="auto" w:val="clear"/>
+            <w:tcMar>
+              <w:top w:type="dxa" w:w="60"/>
+              <w:left w:type="dxa" w:w="100"/>
+              <w:bottom w:type="dxa" w:w="60"/>
+              <w:right w:type="dxa" w:w="100"/>
+            </w:tcMar>
+          </w:tcPr>
+          <w:p>
+            <w:pPr>
+              <w:spacing w:after="0"/>
+            </w:pPr>
+            <w:r>
+              <w:rPr>
+                <w:sz w:val="19"/>
+                <w:szCs w:val="19"/>
+              </w:rPr>
+              <w:t xml:space="preserve">u sljedeću sesiju prenosi se </w:t>
+            </w:r>
+            <w:r>
+              <w:rPr>
+                <w:b/>
+                <w:bCs/>
+                <w:sz w:val="19"/>
+                <w:szCs w:val="19"/>
+              </w:rPr>
+              <w:t xml:space="preserve">samo bitno</w:t>
+            </w:r>
+            <w:r>
+              <w:rPr>
+                <w:sz w:val="19"/>
+                <w:szCs w:val="19"/>
+              </w:rPr>
+              <w:t xml:space="preserve">, ne stari razgovor: odlučeno / dogovoreno, utvrđeno (sa izvorom), otvorena pitanja, dogovoreni sljedeći korak. Agent </w:t>
+            </w:r>
+            <w:r>
+              <w:rPr>
+                <w:b/>
+                <w:bCs/>
+                <w:sz w:val="19"/>
+                <w:szCs w:val="19"/>
+              </w:rPr>
+              <w:t xml:space="preserve">predlaže</w:t>
+            </w:r>
+            <w:r>
+              <w:rPr>
+                <w:sz w:val="19"/>
+                <w:szCs w:val="19"/>
+              </w:rPr>
+              <w:t xml:space="preserve"> stavke na kraju sesije (Završi razgovor, prelazak na drugu misiju, zatvaranje aplikacije); korisnik ih u radnom prostoru štiklira, briše ili dopunjuje → „Sačuvaj pamćenje“. Bez odluke se čuva agentov prijedlog označen „nepregledano“. Cijeli razgovor se i dalje čuva u rezultatima (NAŠE-NERECENZIRANO), ali ga agent više ne čita</w:t>
+            </w:r>
+          </w:p>
+        </w:tc>
+      </w:tr>
+      <w:tr>
+        <w:trPr>
+          <w:tblHeader w:val="off"/>
+        </w:trPr>
+        <w:tc>
+          <w:tcPr>
+            <w:tcW w:type="dxa" w:w="678"/>
+            <w:tcBorders>
+              <w:top w:val="single" w:color="D9D4C7" w:sz="4"/>
+              <w:left w:val="single" w:color="D9D4C7" w:sz="4"/>
+              <w:bottom w:val="single" w:color="D9D4C7" w:sz="4"/>
+              <w:right w:val="single" w:color="D9D4C7" w:sz="4"/>
+            </w:tcBorders>
+            <w:tcMar>
+              <w:top w:type="dxa" w:w="60"/>
+              <w:left w:type="dxa" w:w="100"/>
+              <w:bottom w:type="dxa" w:w="60"/>
+              <w:right w:type="dxa" w:w="100"/>
+            </w:tcMar>
+          </w:tcPr>
+          <w:p>
+            <w:pPr>
+              <w:spacing w:after="0"/>
+            </w:pPr>
+            <w:r>
+              <w:rPr>
+                <w:sz w:val="19"/>
+                <w:szCs w:val="19"/>
+              </w:rPr>
+              <w:t xml:space="preserve">46</w:t>
+            </w:r>
+          </w:p>
+        </w:tc>
+        <w:tc>
+          <w:tcPr>
+            <w:tcW w:type="dxa" w:w="2171"/>
+            <w:tcBorders>
+              <w:top w:val="single" w:color="D9D4C7" w:sz="4"/>
+              <w:left w:val="single" w:color="D9D4C7" w:sz="4"/>
+              <w:bottom w:val="single" w:color="D9D4C7" w:sz="4"/>
+              <w:right w:val="single" w:color="D9D4C7" w:sz="4"/>
+            </w:tcBorders>
+            <w:tcMar>
+              <w:top w:type="dxa" w:w="60"/>
+              <w:left w:type="dxa" w:w="100"/>
+              <w:bottom w:type="dxa" w:w="60"/>
+              <w:right w:type="dxa" w:w="100"/>
+            </w:tcMar>
+          </w:tcPr>
+          <w:p>
+            <w:pPr>
+              <w:spacing w:after="0"/>
+            </w:pPr>
+            <w:r>
+              <w:rPr>
+                <w:sz w:val="19"/>
+                <w:szCs w:val="19"/>
+              </w:rPr>
+              <w:t xml:space="preserve">Pamćenje i „Gdje si stao“</w:t>
+            </w:r>
+          </w:p>
+        </w:tc>
+        <w:tc>
+          <w:tcPr>
+            <w:tcW w:type="dxa" w:w="6789"/>
+            <w:tcBorders>
+              <w:top w:val="single" w:color="D9D4C7" w:sz="4"/>
+              <w:left w:val="single" w:color="D9D4C7" w:sz="4"/>
+              <w:bottom w:val="single" w:color="D9D4C7" w:sz="4"/>
+              <w:right w:val="single" w:color="D9D4C7" w:sz="4"/>
+            </w:tcBorders>
+            <w:tcMar>
+              <w:top w:type="dxa" w:w="60"/>
+              <w:left w:type="dxa" w:w="100"/>
+              <w:bottom w:type="dxa" w:w="60"/>
+              <w:right w:type="dxa" w:w="100"/>
+            </w:tcMar>
+          </w:tcPr>
+          <w:p>
+            <w:pPr>
+              <w:spacing w:after="0"/>
+            </w:pPr>
+            <w:r>
+              <w:rPr>
+                <w:sz w:val="19"/>
+                <w:szCs w:val="19"/>
+              </w:rPr>
+              <w:t xml:space="preserve">stoje jedno pored drugog: bilješka je korisnikova, pamćenje je agentovo (pregledano od korisnika)</w:t>
+            </w:r>
+          </w:p>
+        </w:tc>
+      </w:tr>
+      <w:tr>
+        <w:trPr>
+          <w:tblHeader w:val="off"/>
+        </w:trPr>
+        <w:tc>
+          <w:tcPr>
+            <w:tcW w:type="dxa" w:w="678"/>
+            <w:tcBorders>
+              <w:top w:val="single" w:color="D9D4C7" w:sz="4"/>
+              <w:left w:val="single" w:color="D9D4C7" w:sz="4"/>
+              <w:bottom w:val="single" w:color="D9D4C7" w:sz="4"/>
+              <w:right w:val="single" w:color="D9D4C7" w:sz="4"/>
+            </w:tcBorders>
+            <w:shd w:fill="F4F1EA" w:color="auto" w:val="clear"/>
+            <w:tcMar>
+              <w:top w:type="dxa" w:w="60"/>
+              <w:left w:type="dxa" w:w="100"/>
+              <w:bottom w:type="dxa" w:w="60"/>
+              <w:right w:type="dxa" w:w="100"/>
+            </w:tcMar>
+          </w:tcPr>
+          <w:p>
+            <w:pPr>
+              <w:spacing w:after="0"/>
+            </w:pPr>
+            <w:r>
+              <w:rPr>
+                <w:sz w:val="19"/>
+                <w:szCs w:val="19"/>
+              </w:rPr>
+              <w:t xml:space="preserve">47</w:t>
+            </w:r>
+          </w:p>
+        </w:tc>
+        <w:tc>
+          <w:tcPr>
+            <w:tcW w:type="dxa" w:w="2171"/>
+            <w:tcBorders>
+              <w:top w:val="single" w:color="D9D4C7" w:sz="4"/>
+              <w:left w:val="single" w:color="D9D4C7" w:sz="4"/>
+              <w:bottom w:val="single" w:color="D9D4C7" w:sz="4"/>
+              <w:right w:val="single" w:color="D9D4C7" w:sz="4"/>
+            </w:tcBorders>
+            <w:shd w:fill="F4F1EA" w:color="auto" w:val="clear"/>
+            <w:tcMar>
+              <w:top w:type="dxa" w:w="60"/>
+              <w:left w:type="dxa" w:w="100"/>
+              <w:bottom w:type="dxa" w:w="60"/>
+              <w:right w:type="dxa" w:w="100"/>
+            </w:tcMar>
+          </w:tcPr>
+          <w:p>
+            <w:pPr>
+              <w:spacing w:after="0"/>
+            </w:pPr>
+            <w:r>
+              <w:rPr>
+                <w:sz w:val="19"/>
+                <w:szCs w:val="19"/>
+              </w:rPr>
+              <w:t xml:space="preserve">Imena misija u chatu</w:t>
+            </w:r>
+          </w:p>
+        </w:tc>
+        <w:tc>
+          <w:tcPr>
+            <w:tcW w:type="dxa" w:w="6789"/>
+            <w:tcBorders>
+              <w:top w:val="single" w:color="D9D4C7" w:sz="4"/>
+              <w:left w:val="single" w:color="D9D4C7" w:sz="4"/>
+              <w:bottom w:val="single" w:color="D9D4C7" w:sz="4"/>
+              <w:right w:val="single" w:color="D9D4C7" w:sz="4"/>
+            </w:tcBorders>
+            <w:shd w:fill="F4F1EA" w:color="auto" w:val="clear"/>
+            <w:tcMar>
+              <w:top w:type="dxa" w:w="60"/>
+              <w:left w:type="dxa" w:w="100"/>
+              <w:bottom w:type="dxa" w:w="60"/>
+              <w:right w:type="dxa" w:w="100"/>
+            </w:tcMar>
+          </w:tcPr>
+          <w:p>
+            <w:pPr>
+              <w:spacing w:after="0"/>
+            </w:pPr>
+            <w:r>
+              <w:rPr>
+                <w:sz w:val="19"/>
+                <w:szCs w:val="19"/>
+              </w:rPr>
+              <w:t xml:space="preserve">glas SHARED_LIB-a daje imena misija kao linkove koji otvaraju radni prostor te misije; pitanje koje traži sud („sljedeći korak“, „šta da radim“) → glas kaže da baza na to ne odgovara i daje link „Razgovaraj o misiji: X“</w:t>
+            </w:r>
+          </w:p>
+        </w:tc>
+      </w:tr>
+      <w:tr>
+        <w:trPr>
+          <w:tblHeader w:val="off"/>
+        </w:trPr>
+        <w:tc>
+          <w:tcPr>
+            <w:tcW w:type="dxa" w:w="678"/>
+            <w:tcBorders>
+              <w:top w:val="single" w:color="D9D4C7" w:sz="4"/>
+              <w:left w:val="single" w:color="D9D4C7" w:sz="4"/>
+              <w:bottom w:val="single" w:color="D9D4C7" w:sz="4"/>
+              <w:right w:val="single" w:color="D9D4C7" w:sz="4"/>
+            </w:tcBorders>
+            <w:tcMar>
+              <w:top w:type="dxa" w:w="60"/>
+              <w:left w:type="dxa" w:w="100"/>
+              <w:bottom w:type="dxa" w:w="60"/>
+              <w:right w:type="dxa" w:w="100"/>
+            </w:tcMar>
+          </w:tcPr>
+          <w:p>
+            <w:pPr>
+              <w:spacing w:after="0"/>
+            </w:pPr>
+            <w:r>
+              <w:rPr>
+                <w:sz w:val="19"/>
+                <w:szCs w:val="19"/>
+              </w:rPr>
+              <w:t xml:space="preserve">48</w:t>
+            </w:r>
+          </w:p>
+        </w:tc>
+        <w:tc>
+          <w:tcPr>
+            <w:tcW w:type="dxa" w:w="2171"/>
+            <w:tcBorders>
+              <w:top w:val="single" w:color="D9D4C7" w:sz="4"/>
+              <w:left w:val="single" w:color="D9D4C7" w:sz="4"/>
+              <w:bottom w:val="single" w:color="D9D4C7" w:sz="4"/>
+              <w:right w:val="single" w:color="D9D4C7" w:sz="4"/>
+            </w:tcBorders>
+            <w:tcMar>
+              <w:top w:type="dxa" w:w="60"/>
+              <w:left w:type="dxa" w:w="100"/>
+              <w:bottom w:type="dxa" w:w="60"/>
+              <w:right w:type="dxa" w:w="100"/>
+            </w:tcMar>
+          </w:tcPr>
+          <w:p>
+            <w:pPr>
+              <w:spacing w:after="0"/>
+            </w:pPr>
+            <w:r>
+              <w:rPr>
+                <w:sz w:val="19"/>
+                <w:szCs w:val="19"/>
+              </w:rPr>
+              <w:t xml:space="preserve">Popravke (obavezno)</w:t>
+            </w:r>
+          </w:p>
+        </w:tc>
+        <w:tc>
+          <w:tcPr>
+            <w:tcW w:type="dxa" w:w="6789"/>
+            <w:tcBorders>
+              <w:top w:val="single" w:color="D9D4C7" w:sz="4"/>
+              <w:left w:val="single" w:color="D9D4C7" w:sz="4"/>
+              <w:bottom w:val="single" w:color="D9D4C7" w:sz="4"/>
+              <w:right w:val="single" w:color="D9D4C7" w:sz="4"/>
+            </w:tcBorders>
+            <w:tcMar>
+              <w:top w:type="dxa" w:w="60"/>
+              <w:left w:type="dxa" w:w="100"/>
+              <w:bottom w:type="dxa" w:w="60"/>
+              <w:right w:type="dxa" w:w="100"/>
+            </w:tcMar>
+          </w:tcPr>
+          <w:p>
+            <w:pPr>
+              <w:spacing w:after="0"/>
+            </w:pPr>
+            <w:r>
+              <w:rPr>
+                <w:sz w:val="19"/>
+                <w:szCs w:val="19"/>
+              </w:rPr>
+              <w:t xml:space="preserve">(a) Gemini 2.5: budžet razmišljanja po ulozi, limit izlaza = odgovor + budžet (razmišljanje ne jede odgovor); (b) odsječen odgovor (svi provajderi): jedan ponovni pokušaj sa većim limitom, a ako je opet odsječen — aplikacija to kaže; (c) neispravan SQL u glasu: jedan ponovni pokušaj sa greškom poslatom modelu, pa ljudska rečenica — nikad sirova greška; (d) čitač: limit po modelu (200 + budžet razmišljanja); nepotpun JSON → „čitač odsječen“ vidljiv u Laboratoriji</w:t>
+            </w:r>
+          </w:p>
+        </w:tc>
+      </w:tr>
+      <w:tr>
+        <w:trPr>
+          <w:tblHeader w:val="off"/>
+        </w:trPr>
+        <w:tc>
+          <w:tcPr>
+            <w:tcW w:type="dxa" w:w="678"/>
+            <w:tcBorders>
+              <w:top w:val="single" w:color="D9D4C7" w:sz="4"/>
+              <w:left w:val="single" w:color="D9D4C7" w:sz="4"/>
+              <w:bottom w:val="single" w:color="D9D4C7" w:sz="4"/>
+              <w:right w:val="single" w:color="D9D4C7" w:sz="4"/>
+            </w:tcBorders>
+            <w:shd w:fill="F4F1EA" w:color="auto" w:val="clear"/>
+            <w:tcMar>
+              <w:top w:type="dxa" w:w="60"/>
+              <w:left w:type="dxa" w:w="100"/>
+              <w:bottom w:type="dxa" w:w="60"/>
+              <w:right w:type="dxa" w:w="100"/>
+            </w:tcMar>
+          </w:tcPr>
+          <w:p>
+            <w:pPr>
+              <w:spacing w:after="0"/>
+            </w:pPr>
+            <w:r>
+              <w:rPr>
+                <w:sz w:val="19"/>
+                <w:szCs w:val="19"/>
+              </w:rPr>
+              <w:t xml:space="preserve">49</w:t>
+            </w:r>
+          </w:p>
+        </w:tc>
+        <w:tc>
+          <w:tcPr>
+            <w:tcW w:type="dxa" w:w="2171"/>
+            <w:tcBorders>
+              <w:top w:val="single" w:color="D9D4C7" w:sz="4"/>
+              <w:left w:val="single" w:color="D9D4C7" w:sz="4"/>
+              <w:bottom w:val="single" w:color="D9D4C7" w:sz="4"/>
+              <w:right w:val="single" w:color="D9D4C7" w:sz="4"/>
+            </w:tcBorders>
+            <w:shd w:fill="F4F1EA" w:color="auto" w:val="clear"/>
+            <w:tcMar>
+              <w:top w:type="dxa" w:w="60"/>
+              <w:left w:type="dxa" w:w="100"/>
+              <w:bottom w:type="dxa" w:w="60"/>
+              <w:right w:type="dxa" w:w="100"/>
+            </w:tcMar>
+          </w:tcPr>
+          <w:p>
+            <w:pPr>
+              <w:spacing w:after="0"/>
+            </w:pPr>
+            <w:r>
+              <w:rPr>
+                <w:sz w:val="19"/>
+                <w:szCs w:val="19"/>
+              </w:rPr>
+              <w:t xml:space="preserve">Izdanje</w:t>
+            </w:r>
+          </w:p>
+        </w:tc>
+        <w:tc>
+          <w:tcPr>
+            <w:tcW w:type="dxa" w:w="6789"/>
+            <w:tcBorders>
+              <w:top w:val="single" w:color="D9D4C7" w:sz="4"/>
+              <w:left w:val="single" w:color="D9D4C7" w:sz="4"/>
+              <w:bottom w:val="single" w:color="D9D4C7" w:sz="4"/>
+              <w:right w:val="single" w:color="D9D4C7" w:sz="4"/>
+            </w:tcBorders>
+            <w:shd w:fill="F4F1EA" w:color="auto" w:val="clear"/>
+            <w:tcMar>
+              <w:top w:type="dxa" w:w="60"/>
+              <w:left w:type="dxa" w:w="100"/>
+              <w:bottom w:type="dxa" w:w="60"/>
+              <w:right w:type="dxa" w:w="100"/>
+            </w:tcMar>
+          </w:tcPr>
+          <w:p>
+            <w:pPr>
+              <w:spacing w:after="0"/>
+            </w:pPr>
+            <w:r>
+              <w:rPr>
+                <w:sz w:val="19"/>
+                <w:szCs w:val="19"/>
+              </w:rPr>
+              <w:t xml:space="preserve">0.3.0~rc2, oba paketa (lični i javni), vodiči ažurirani, snimci iz paketa</w:t>
             </w:r>
           </w:p>
         </w:tc>

--- a/PSE Riemann — DOGOVOR PSE AGENTI.docx
+++ b/PSE Riemann — DOGOVOR PSE AGENTI.docx
@@ -7651,6 +7651,1145 @@
                 <w:szCs w:val="19"/>
               </w:rPr>
               <w:t xml:space="preserve">0.3.0~rc2, oba paketa (lični i javni), vodiči ažurirani, snimci iz paketa</w:t>
+            </w:r>
+          </w:p>
+        </w:tc>
+      </w:tr>
+    </w:tbl>
+    <w:p>
+      <w:pPr>
+        <w:spacing w:after="120"/>
+      </w:pPr>
+    </w:p>
+    <w:p>
+      <w:pPr>
+        <w:pStyle w:val="Heading1"/>
+      </w:pPr>
+      <w:r>
+        <w:t xml:space="preserve">9. Dogovor, četvrta runda (2026-10-29, posle živog testa rc2–rc6): atraktori i TLS pinovi</w:t>
+      </w:r>
+    </w:p>
+    <w:p>
+      <w:pPr>
+        <w:spacing w:after="100"/>
+        <w:ind w:left="0"/>
+      </w:pPr>
+      <w:r>
+        <w:t xml:space="preserve">Povod: </w:t>
+      </w:r>
+      <w:r>
+        <w:rPr>
+          <w:rFonts w:ascii="Consolas" w:cs="Consolas" w:eastAsia="Consolas" w:hAnsi="Consolas"/>
+          <w:color w:val="6B4A12"/>
+        </w:rPr>
+        <w:t xml:space="preserve">voice#1</w:t>
+      </w:r>
+      <w:r>
+        <w:t xml:space="preserve"> je 27.10. zamrznut kao „borderline“ zbog </w:t>
+      </w:r>
+      <w:r>
+        <w:rPr>
+          <w:b/>
+          <w:bCs/>
+        </w:rPr>
+        <w:t xml:space="preserve">jednog</w:t>
+      </w:r>
+      <w:r>
+        <w:t xml:space="preserve"> skoka θ (30 → 45) u nizu od 7 poteza, izmjerenog </w:t>
+      </w:r>
+      <w:r>
+        <w:rPr>
+          <w:b/>
+          <w:bCs/>
+        </w:rPr>
+        <w:t xml:space="preserve">bez AI čitača</w:t>
+      </w:r>
+      <w:r>
+        <w:t xml:space="preserve"> (čitač je u rc1 bio odsječen). Mjera je čekala, a chat „činjenice“ je tiho radio bez modela.</w:t>
+      </w:r>
+    </w:p>
+    <w:tbl>
+      <w:tblPr>
+        <w:tblW w:type="dxa" w:w="9638"/>
+        <w:tblBorders>
+          <w:top w:val="single" w:color="auto" w:sz="4"/>
+          <w:left w:val="single" w:color="auto" w:sz="4"/>
+          <w:bottom w:val="single" w:color="auto" w:sz="4"/>
+          <w:right w:val="single" w:color="auto" w:sz="4"/>
+          <w:insideH w:val="single" w:color="auto" w:sz="4"/>
+          <w:insideV w:val="single" w:color="auto" w:sz="4"/>
+        </w:tblBorders>
+      </w:tblPr>
+      <w:tblGrid>
+        <w:gridCol w:w="678"/>
+        <w:gridCol w:w="2171"/>
+        <w:gridCol w:w="6789"/>
+      </w:tblGrid>
+      <w:tr>
+        <w:trPr>
+          <w:tblHeader/>
+        </w:trPr>
+        <w:tc>
+          <w:tcPr>
+            <w:tcW w:type="dxa" w:w="678"/>
+            <w:tcBorders>
+              <w:top w:val="single" w:color="D9D4C7" w:sz="4"/>
+              <w:left w:val="single" w:color="D9D4C7" w:sz="4"/>
+              <w:bottom w:val="single" w:color="D9D4C7" w:sz="4"/>
+              <w:right w:val="single" w:color="D9D4C7" w:sz="4"/>
+            </w:tcBorders>
+            <w:shd w:fill="1F2430" w:color="auto" w:val="clear"/>
+            <w:tcMar>
+              <w:top w:type="dxa" w:w="60"/>
+              <w:left w:type="dxa" w:w="100"/>
+              <w:bottom w:type="dxa" w:w="60"/>
+              <w:right w:type="dxa" w:w="100"/>
+            </w:tcMar>
+          </w:tcPr>
+          <w:p>
+            <w:pPr>
+              <w:spacing w:after="0"/>
+            </w:pPr>
+            <w:r>
+              <w:rPr>
+                <w:b/>
+                <w:bCs/>
+                <w:color w:val="FFFFFF"/>
+                <w:sz w:val="19"/>
+                <w:szCs w:val="19"/>
+              </w:rPr>
+              <w:t xml:space="preserve">#</w:t>
+            </w:r>
+          </w:p>
+        </w:tc>
+        <w:tc>
+          <w:tcPr>
+            <w:tcW w:type="dxa" w:w="2171"/>
+            <w:tcBorders>
+              <w:top w:val="single" w:color="D9D4C7" w:sz="4"/>
+              <w:left w:val="single" w:color="D9D4C7" w:sz="4"/>
+              <w:bottom w:val="single" w:color="D9D4C7" w:sz="4"/>
+              <w:right w:val="single" w:color="D9D4C7" w:sz="4"/>
+            </w:tcBorders>
+            <w:shd w:fill="1F2430" w:color="auto" w:val="clear"/>
+            <w:tcMar>
+              <w:top w:type="dxa" w:w="60"/>
+              <w:left w:type="dxa" w:w="100"/>
+              <w:bottom w:type="dxa" w:w="60"/>
+              <w:right w:type="dxa" w:w="100"/>
+            </w:tcMar>
+          </w:tcPr>
+          <w:p>
+            <w:pPr>
+              <w:spacing w:after="0"/>
+            </w:pPr>
+            <w:r>
+              <w:rPr>
+                <w:b/>
+                <w:bCs/>
+                <w:color w:val="FFFFFF"/>
+                <w:sz w:val="19"/>
+                <w:szCs w:val="19"/>
+              </w:rPr>
+              <w:t xml:space="preserve">Tema</w:t>
+            </w:r>
+          </w:p>
+        </w:tc>
+        <w:tc>
+          <w:tcPr>
+            <w:tcW w:type="dxa" w:w="6789"/>
+            <w:tcBorders>
+              <w:top w:val="single" w:color="D9D4C7" w:sz="4"/>
+              <w:left w:val="single" w:color="D9D4C7" w:sz="4"/>
+              <w:bottom w:val="single" w:color="D9D4C7" w:sz="4"/>
+              <w:right w:val="single" w:color="D9D4C7" w:sz="4"/>
+            </w:tcBorders>
+            <w:shd w:fill="1F2430" w:color="auto" w:val="clear"/>
+            <w:tcMar>
+              <w:top w:type="dxa" w:w="60"/>
+              <w:left w:type="dxa" w:w="100"/>
+              <w:bottom w:type="dxa" w:w="60"/>
+              <w:right w:type="dxa" w:w="100"/>
+            </w:tcMar>
+          </w:tcPr>
+          <w:p>
+            <w:pPr>
+              <w:spacing w:after="0"/>
+            </w:pPr>
+            <w:r>
+              <w:rPr>
+                <w:b/>
+                <w:bCs/>
+                <w:color w:val="FFFFFF"/>
+                <w:sz w:val="19"/>
+                <w:szCs w:val="19"/>
+              </w:rPr>
+              <w:t xml:space="preserve">Dogovor</w:t>
+            </w:r>
+          </w:p>
+        </w:tc>
+      </w:tr>
+      <w:tr>
+        <w:trPr>
+          <w:tblHeader w:val="off"/>
+        </w:trPr>
+        <w:tc>
+          <w:tcPr>
+            <w:tcW w:type="dxa" w:w="678"/>
+            <w:tcBorders>
+              <w:top w:val="single" w:color="D9D4C7" w:sz="4"/>
+              <w:left w:val="single" w:color="D9D4C7" w:sz="4"/>
+              <w:bottom w:val="single" w:color="D9D4C7" w:sz="4"/>
+              <w:right w:val="single" w:color="D9D4C7" w:sz="4"/>
+            </w:tcBorders>
+            <w:tcMar>
+              <w:top w:type="dxa" w:w="60"/>
+              <w:left w:type="dxa" w:w="100"/>
+              <w:bottom w:type="dxa" w:w="60"/>
+              <w:right w:type="dxa" w:w="100"/>
+            </w:tcMar>
+          </w:tcPr>
+          <w:p>
+            <w:pPr>
+              <w:spacing w:after="0"/>
+            </w:pPr>
+            <w:r>
+              <w:rPr>
+                <w:sz w:val="19"/>
+                <w:szCs w:val="19"/>
+              </w:rPr>
+              <w:t xml:space="preserve">50</w:t>
+            </w:r>
+          </w:p>
+        </w:tc>
+        <w:tc>
+          <w:tcPr>
+            <w:tcW w:type="dxa" w:w="2171"/>
+            <w:tcBorders>
+              <w:top w:val="single" w:color="D9D4C7" w:sz="4"/>
+              <w:left w:val="single" w:color="D9D4C7" w:sz="4"/>
+              <w:bottom w:val="single" w:color="D9D4C7" w:sz="4"/>
+              <w:right w:val="single" w:color="D9D4C7" w:sz="4"/>
+            </w:tcBorders>
+            <w:tcMar>
+              <w:top w:type="dxa" w:w="60"/>
+              <w:left w:type="dxa" w:w="100"/>
+              <w:bottom w:type="dxa" w:w="60"/>
+              <w:right w:type="dxa" w:w="100"/>
+            </w:tcMar>
+          </w:tcPr>
+          <w:p>
+            <w:pPr>
+              <w:spacing w:after="0"/>
+            </w:pPr>
+            <w:r>
+              <w:rPr>
+                <w:sz w:val="19"/>
+                <w:szCs w:val="19"/>
+              </w:rPr>
+              <w:t xml:space="preserve">Borderline traži ljuljanje</w:t>
+            </w:r>
+          </w:p>
+        </w:tc>
+        <w:tc>
+          <w:tcPr>
+            <w:tcW w:type="dxa" w:w="6789"/>
+            <w:tcBorders>
+              <w:top w:val="single" w:color="D9D4C7" w:sz="4"/>
+              <w:left w:val="single" w:color="D9D4C7" w:sz="4"/>
+              <w:bottom w:val="single" w:color="D9D4C7" w:sz="4"/>
+              <w:right w:val="single" w:color="D9D4C7" w:sz="4"/>
+            </w:tcBorders>
+            <w:tcMar>
+              <w:top w:type="dxa" w:w="60"/>
+              <w:left w:type="dxa" w:w="100"/>
+              <w:bottom w:type="dxa" w:w="60"/>
+              <w:right w:type="dxa" w:w="100"/>
+            </w:tcMar>
+          </w:tcPr>
+          <w:p>
+            <w:pPr>
+              <w:spacing w:after="0"/>
+            </w:pPr>
+            <w:r>
+              <w:rPr>
+                <w:sz w:val="19"/>
+                <w:szCs w:val="19"/>
+              </w:rPr>
+              <w:t xml:space="preserve">borderline (tvrdi znak) samo kad u prozoru ima </w:t>
+            </w:r>
+            <w:r>
+              <w:rPr>
+                <w:b/>
+                <w:bCs/>
+                <w:sz w:val="19"/>
+                <w:szCs w:val="19"/>
+              </w:rPr>
+              <w:t xml:space="preserve">najmanje 2 okreta</w:t>
+            </w:r>
+            <w:r>
+              <w:rPr>
+                <w:sz w:val="19"/>
+                <w:szCs w:val="19"/>
+              </w:rPr>
+              <w:t xml:space="preserve"> θ i </w:t>
+            </w:r>
+            <w:r>
+              <w:rPr>
+                <w:b/>
+                <w:bCs/>
+                <w:sz w:val="19"/>
+                <w:szCs w:val="19"/>
+              </w:rPr>
+              <w:t xml:space="preserve">najmanje 10 poteza</w:t>
+            </w:r>
+            <w:r>
+              <w:rPr>
+                <w:sz w:val="19"/>
+                <w:szCs w:val="19"/>
+              </w:rPr>
+              <w:t xml:space="preserve">; jedan skok je nagla promjena (meki znak, PAC), ne borderline. Ljuljanje koje se gasi nije borderline</w:t>
+            </w:r>
+          </w:p>
+        </w:tc>
+      </w:tr>
+      <w:tr>
+        <w:trPr>
+          <w:tblHeader w:val="off"/>
+        </w:trPr>
+        <w:tc>
+          <w:tcPr>
+            <w:tcW w:type="dxa" w:w="678"/>
+            <w:tcBorders>
+              <w:top w:val="single" w:color="D9D4C7" w:sz="4"/>
+              <w:left w:val="single" w:color="D9D4C7" w:sz="4"/>
+              <w:bottom w:val="single" w:color="D9D4C7" w:sz="4"/>
+              <w:right w:val="single" w:color="D9D4C7" w:sz="4"/>
+            </w:tcBorders>
+            <w:shd w:fill="F4F1EA" w:color="auto" w:val="clear"/>
+            <w:tcMar>
+              <w:top w:type="dxa" w:w="60"/>
+              <w:left w:type="dxa" w:w="100"/>
+              <w:bottom w:type="dxa" w:w="60"/>
+              <w:right w:type="dxa" w:w="100"/>
+            </w:tcMar>
+          </w:tcPr>
+          <w:p>
+            <w:pPr>
+              <w:spacing w:after="0"/>
+            </w:pPr>
+            <w:r>
+              <w:rPr>
+                <w:sz w:val="19"/>
+                <w:szCs w:val="19"/>
+              </w:rPr>
+              <w:t xml:space="preserve">51</w:t>
+            </w:r>
+          </w:p>
+        </w:tc>
+        <w:tc>
+          <w:tcPr>
+            <w:tcW w:type="dxa" w:w="2171"/>
+            <w:tcBorders>
+              <w:top w:val="single" w:color="D9D4C7" w:sz="4"/>
+              <w:left w:val="single" w:color="D9D4C7" w:sz="4"/>
+              <w:bottom w:val="single" w:color="D9D4C7" w:sz="4"/>
+              <w:right w:val="single" w:color="D9D4C7" w:sz="4"/>
+            </w:tcBorders>
+            <w:shd w:fill="F4F1EA" w:color="auto" w:val="clear"/>
+            <w:tcMar>
+              <w:top w:type="dxa" w:w="60"/>
+              <w:left w:type="dxa" w:w="100"/>
+              <w:bottom w:type="dxa" w:w="60"/>
+              <w:right w:type="dxa" w:w="100"/>
+            </w:tcMar>
+          </w:tcPr>
+          <w:p>
+            <w:pPr>
+              <w:spacing w:after="0"/>
+            </w:pPr>
+            <w:r>
+              <w:rPr>
+                <w:sz w:val="19"/>
+                <w:szCs w:val="19"/>
+              </w:rPr>
+              <w:t xml:space="preserve">Kuda ljuljanje teži</w:t>
+            </w:r>
+          </w:p>
+        </w:tc>
+        <w:tc>
+          <w:tcPr>
+            <w:tcW w:type="dxa" w:w="6789"/>
+            <w:tcBorders>
+              <w:top w:val="single" w:color="D9D4C7" w:sz="4"/>
+              <w:left w:val="single" w:color="D9D4C7" w:sz="4"/>
+              <w:bottom w:val="single" w:color="D9D4C7" w:sz="4"/>
+              <w:right w:val="single" w:color="D9D4C7" w:sz="4"/>
+            </w:tcBorders>
+            <w:shd w:fill="F4F1EA" w:color="auto" w:val="clear"/>
+            <w:tcMar>
+              <w:top w:type="dxa" w:w="60"/>
+              <w:left w:type="dxa" w:w="100"/>
+              <w:bottom w:type="dxa" w:w="60"/>
+              <w:right w:type="dxa" w:w="100"/>
+            </w:tcMar>
+          </w:tcPr>
+          <w:p>
+            <w:pPr>
+              <w:spacing w:after="0"/>
+            </w:pPr>
+            <w:r>
+              <w:rPr>
+                <w:sz w:val="19"/>
+                <w:szCs w:val="19"/>
+              </w:rPr>
+              <w:t xml:space="preserve">kroz zadnjih 3–6 zamaha između okreta: log Aᵢ ≈ a + s·i. s &gt; 0 i prelazak amplitude (10) u ≤ 30 poteza → </w:t>
+            </w:r>
+            <w:r>
+              <w:rPr>
+                <w:b/>
+                <w:bCs/>
+                <w:sz w:val="19"/>
+                <w:szCs w:val="19"/>
+              </w:rPr>
+              <w:t xml:space="preserve">teži ka B</w:t>
+            </w:r>
+            <w:r>
+              <w:rPr>
+                <w:sz w:val="19"/>
+                <w:szCs w:val="19"/>
+              </w:rPr>
+              <w:t xml:space="preserve">; s &lt; 0 i pad ispod 1 u ≤ 30 poteza </w:t>
+            </w:r>
+            <w:r>
+              <w:rPr>
+                <w:b/>
+                <w:bCs/>
+                <w:sz w:val="19"/>
+                <w:szCs w:val="19"/>
+              </w:rPr>
+              <w:t xml:space="preserve">uz praznu granicu</w:t>
+            </w:r>
+            <w:r>
+              <w:rPr>
+                <w:sz w:val="19"/>
+                <w:szCs w:val="19"/>
+              </w:rPr>
+              <w:t xml:space="preserve"> → </w:t>
+            </w:r>
+            <w:r>
+              <w:rPr>
+                <w:b/>
+                <w:bCs/>
+                <w:sz w:val="19"/>
+                <w:szCs w:val="19"/>
+              </w:rPr>
+              <w:t xml:space="preserve">teži ka S</w:t>
+            </w:r>
+            <w:r>
+              <w:rPr>
+                <w:sz w:val="19"/>
+                <w:szCs w:val="19"/>
+              </w:rPr>
+              <w:t xml:space="preserve"> (uz punu granicu to je smirivanje = zdravo); bez ljuljanja: drift srednje vrijednosti koji prelazi 33 / 27 u ≤ 30 poteza → </w:t>
+            </w:r>
+            <w:r>
+              <w:rPr>
+                <w:b/>
+                <w:bCs/>
+                <w:sz w:val="19"/>
+                <w:szCs w:val="19"/>
+              </w:rPr>
+              <w:t xml:space="preserve">teži ka C / N</w:t>
+            </w:r>
+          </w:p>
+        </w:tc>
+      </w:tr>
+      <w:tr>
+        <w:trPr>
+          <w:tblHeader w:val="off"/>
+        </w:trPr>
+        <w:tc>
+          <w:tcPr>
+            <w:tcW w:type="dxa" w:w="678"/>
+            <w:tcBorders>
+              <w:top w:val="single" w:color="D9D4C7" w:sz="4"/>
+              <w:left w:val="single" w:color="D9D4C7" w:sz="4"/>
+              <w:bottom w:val="single" w:color="D9D4C7" w:sz="4"/>
+              <w:right w:val="single" w:color="D9D4C7" w:sz="4"/>
+            </w:tcBorders>
+            <w:tcMar>
+              <w:top w:type="dxa" w:w="60"/>
+              <w:left w:type="dxa" w:w="100"/>
+              <w:bottom w:type="dxa" w:w="60"/>
+              <w:right w:type="dxa" w:w="100"/>
+            </w:tcMar>
+          </w:tcPr>
+          <w:p>
+            <w:pPr>
+              <w:spacing w:after="0"/>
+            </w:pPr>
+            <w:r>
+              <w:rPr>
+                <w:sz w:val="19"/>
+                <w:szCs w:val="19"/>
+              </w:rPr>
+              <w:t xml:space="preserve">52</w:t>
+            </w:r>
+          </w:p>
+        </w:tc>
+        <w:tc>
+          <w:tcPr>
+            <w:tcW w:type="dxa" w:w="2171"/>
+            <w:tcBorders>
+              <w:top w:val="single" w:color="D9D4C7" w:sz="4"/>
+              <w:left w:val="single" w:color="D9D4C7" w:sz="4"/>
+              <w:bottom w:val="single" w:color="D9D4C7" w:sz="4"/>
+              <w:right w:val="single" w:color="D9D4C7" w:sz="4"/>
+            </w:tcBorders>
+            <w:tcMar>
+              <w:top w:type="dxa" w:w="60"/>
+              <w:left w:type="dxa" w:w="100"/>
+              <w:bottom w:type="dxa" w:w="60"/>
+              <w:right w:type="dxa" w:w="100"/>
+            </w:tcMar>
+          </w:tcPr>
+          <w:p>
+            <w:pPr>
+              <w:spacing w:after="0"/>
+            </w:pPr>
+            <w:r>
+              <w:rPr>
+                <w:sz w:val="19"/>
+                <w:szCs w:val="19"/>
+              </w:rPr>
+              <w:t xml:space="preserve">„Teži ka“ je meki znak</w:t>
+            </w:r>
+          </w:p>
+        </w:tc>
+        <w:tc>
+          <w:tcPr>
+            <w:tcW w:type="dxa" w:w="6789"/>
+            <w:tcBorders>
+              <w:top w:val="single" w:color="D9D4C7" w:sz="4"/>
+              <w:left w:val="single" w:color="D9D4C7" w:sz="4"/>
+              <w:bottom w:val="single" w:color="D9D4C7" w:sz="4"/>
+              <w:right w:val="single" w:color="D9D4C7" w:sz="4"/>
+            </w:tcBorders>
+            <w:tcMar>
+              <w:top w:type="dxa" w:w="60"/>
+              <w:left w:type="dxa" w:w="100"/>
+              <w:bottom w:type="dxa" w:w="60"/>
+              <w:right w:type="dxa" w:w="100"/>
+            </w:tcMar>
+          </w:tcPr>
+          <w:p>
+            <w:pPr>
+              <w:spacing w:after="0"/>
+            </w:pPr>
+            <w:r>
+              <w:rPr>
+                <w:sz w:val="19"/>
+                <w:szCs w:val="19"/>
+              </w:rPr>
+              <w:t xml:space="preserve">vidi se u Laboratoriji („teži ka B za ~n poteza“) i u Doktorovom dnevniku; </w:t>
+            </w:r>
+            <w:r>
+              <w:rPr>
+                <w:b/>
+                <w:bCs/>
+                <w:sz w:val="19"/>
+                <w:szCs w:val="19"/>
+              </w:rPr>
+              <w:t xml:space="preserve">bez</w:t>
+            </w:r>
+            <w:r>
+              <w:rPr>
+                <w:sz w:val="19"/>
+                <w:szCs w:val="19"/>
+              </w:rPr>
+              <w:t xml:space="preserve"> stavke u redu i bez mjere. Mjera dolazi tek kad je atraktor stvarno dostignut</w:t>
+            </w:r>
+          </w:p>
+        </w:tc>
+      </w:tr>
+      <w:tr>
+        <w:trPr>
+          <w:tblHeader w:val="off"/>
+        </w:trPr>
+        <w:tc>
+          <w:tcPr>
+            <w:tcW w:type="dxa" w:w="678"/>
+            <w:tcBorders>
+              <w:top w:val="single" w:color="D9D4C7" w:sz="4"/>
+              <w:left w:val="single" w:color="D9D4C7" w:sz="4"/>
+              <w:bottom w:val="single" w:color="D9D4C7" w:sz="4"/>
+              <w:right w:val="single" w:color="D9D4C7" w:sz="4"/>
+            </w:tcBorders>
+            <w:shd w:fill="F4F1EA" w:color="auto" w:val="clear"/>
+            <w:tcMar>
+              <w:top w:type="dxa" w:w="60"/>
+              <w:left w:type="dxa" w:w="100"/>
+              <w:bottom w:type="dxa" w:w="60"/>
+              <w:right w:type="dxa" w:w="100"/>
+            </w:tcMar>
+          </w:tcPr>
+          <w:p>
+            <w:pPr>
+              <w:spacing w:after="0"/>
+            </w:pPr>
+            <w:r>
+              <w:rPr>
+                <w:sz w:val="19"/>
+                <w:szCs w:val="19"/>
+              </w:rPr>
+              <w:t xml:space="preserve">53</w:t>
+            </w:r>
+          </w:p>
+        </w:tc>
+        <w:tc>
+          <w:tcPr>
+            <w:tcW w:type="dxa" w:w="2171"/>
+            <w:tcBorders>
+              <w:top w:val="single" w:color="D9D4C7" w:sz="4"/>
+              <w:left w:val="single" w:color="D9D4C7" w:sz="4"/>
+              <w:bottom w:val="single" w:color="D9D4C7" w:sz="4"/>
+              <w:right w:val="single" w:color="D9D4C7" w:sz="4"/>
+            </w:tcBorders>
+            <w:shd w:fill="F4F1EA" w:color="auto" w:val="clear"/>
+            <w:tcMar>
+              <w:top w:type="dxa" w:w="60"/>
+              <w:left w:type="dxa" w:w="100"/>
+              <w:bottom w:type="dxa" w:w="60"/>
+              <w:right w:type="dxa" w:w="100"/>
+            </w:tcMar>
+          </w:tcPr>
+          <w:p>
+            <w:pPr>
+              <w:spacing w:after="0"/>
+            </w:pPr>
+            <w:r>
+              <w:rPr>
+                <w:sz w:val="19"/>
+                <w:szCs w:val="19"/>
+              </w:rPr>
+              <w:t xml:space="preserve">Bez AI čitača nema atraktora</w:t>
+            </w:r>
+          </w:p>
+        </w:tc>
+        <w:tc>
+          <w:tcPr>
+            <w:tcW w:type="dxa" w:w="6789"/>
+            <w:tcBorders>
+              <w:top w:val="single" w:color="D9D4C7" w:sz="4"/>
+              <w:left w:val="single" w:color="D9D4C7" w:sz="4"/>
+              <w:bottom w:val="single" w:color="D9D4C7" w:sz="4"/>
+              <w:right w:val="single" w:color="D9D4C7" w:sz="4"/>
+            </w:tcBorders>
+            <w:shd w:fill="F4F1EA" w:color="auto" w:val="clear"/>
+            <w:tcMar>
+              <w:top w:type="dxa" w:w="60"/>
+              <w:left w:type="dxa" w:w="100"/>
+              <w:bottom w:type="dxa" w:w="60"/>
+              <w:right w:type="dxa" w:w="100"/>
+            </w:tcMar>
+          </w:tcPr>
+          <w:p>
+            <w:pPr>
+              <w:spacing w:after="0"/>
+            </w:pPr>
+            <w:r>
+              <w:rPr>
+                <w:sz w:val="19"/>
+                <w:szCs w:val="19"/>
+              </w:rPr>
+              <w:t xml:space="preserve">potezi sa riječima koje je ocijenio samo čitač pravila („bez čitača“, „čitač odsječen“) imaju svoj θ (i skok = meki znak), ali </w:t>
+            </w:r>
+            <w:r>
+              <w:rPr>
+                <w:b/>
+                <w:bCs/>
+                <w:sz w:val="19"/>
+                <w:szCs w:val="19"/>
+              </w:rPr>
+              <w:t xml:space="preserve">ne ulaze u niz za atraktore</w:t>
+            </w:r>
+            <w:r>
+              <w:rPr>
+                <w:sz w:val="19"/>
+                <w:szCs w:val="19"/>
+              </w:rPr>
+              <w:t xml:space="preserve">; atraktor tog poteza je „?“. Potezi bez riječi (rad) ulaze kao i do sada</w:t>
+            </w:r>
+          </w:p>
+        </w:tc>
+      </w:tr>
+      <w:tr>
+        <w:trPr>
+          <w:tblHeader w:val="off"/>
+        </w:trPr>
+        <w:tc>
+          <w:tcPr>
+            <w:tcW w:type="dxa" w:w="678"/>
+            <w:tcBorders>
+              <w:top w:val="single" w:color="D9D4C7" w:sz="4"/>
+              <w:left w:val="single" w:color="D9D4C7" w:sz="4"/>
+              <w:bottom w:val="single" w:color="D9D4C7" w:sz="4"/>
+              <w:right w:val="single" w:color="D9D4C7" w:sz="4"/>
+            </w:tcBorders>
+            <w:tcMar>
+              <w:top w:type="dxa" w:w="60"/>
+              <w:left w:type="dxa" w:w="100"/>
+              <w:bottom w:type="dxa" w:w="60"/>
+              <w:right w:type="dxa" w:w="100"/>
+            </w:tcMar>
+          </w:tcPr>
+          <w:p>
+            <w:pPr>
+              <w:spacing w:after="0"/>
+            </w:pPr>
+            <w:r>
+              <w:rPr>
+                <w:sz w:val="19"/>
+                <w:szCs w:val="19"/>
+              </w:rPr>
+              <w:t xml:space="preserve">54</w:t>
+            </w:r>
+          </w:p>
+        </w:tc>
+        <w:tc>
+          <w:tcPr>
+            <w:tcW w:type="dxa" w:w="2171"/>
+            <w:tcBorders>
+              <w:top w:val="single" w:color="D9D4C7" w:sz="4"/>
+              <w:left w:val="single" w:color="D9D4C7" w:sz="4"/>
+              <w:bottom w:val="single" w:color="D9D4C7" w:sz="4"/>
+              <w:right w:val="single" w:color="D9D4C7" w:sz="4"/>
+            </w:tcBorders>
+            <w:tcMar>
+              <w:top w:type="dxa" w:w="60"/>
+              <w:left w:type="dxa" w:w="100"/>
+              <w:bottom w:type="dxa" w:w="60"/>
+              <w:right w:type="dxa" w:w="100"/>
+            </w:tcMar>
+          </w:tcPr>
+          <w:p>
+            <w:pPr>
+              <w:spacing w:after="0"/>
+            </w:pPr>
+            <w:r>
+              <w:rPr>
+                <w:sz w:val="19"/>
+                <w:szCs w:val="19"/>
+              </w:rPr>
+              <w:t xml:space="preserve">Ponovni pregled otvorenih mjera</w:t>
+            </w:r>
+          </w:p>
+        </w:tc>
+        <w:tc>
+          <w:tcPr>
+            <w:tcW w:type="dxa" w:w="6789"/>
+            <w:tcBorders>
+              <w:top w:val="single" w:color="D9D4C7" w:sz="4"/>
+              <w:left w:val="single" w:color="D9D4C7" w:sz="4"/>
+              <w:bottom w:val="single" w:color="D9D4C7" w:sz="4"/>
+              <w:right w:val="single" w:color="D9D4C7" w:sz="4"/>
+            </w:tcBorders>
+            <w:tcMar>
+              <w:top w:type="dxa" w:w="60"/>
+              <w:left w:type="dxa" w:w="100"/>
+              <w:bottom w:type="dxa" w:w="60"/>
+              <w:right w:type="dxa" w:w="100"/>
+            </w:tcMar>
+          </w:tcPr>
+          <w:p>
+            <w:pPr>
+              <w:spacing w:after="0"/>
+            </w:pPr>
+            <w:r>
+              <w:rPr>
+                <w:sz w:val="19"/>
+                <w:szCs w:val="19"/>
+              </w:rPr>
+              <w:t xml:space="preserve">pri pokretanju Doktor ponovo čita </w:t>
+            </w:r>
+            <w:r>
+              <w:rPr>
+                <w:b/>
+                <w:bCs/>
+                <w:sz w:val="19"/>
+                <w:szCs w:val="19"/>
+              </w:rPr>
+              <w:t xml:space="preserve">otvorene</w:t>
+            </w:r>
+            <w:r>
+              <w:rPr>
+                <w:sz w:val="19"/>
+                <w:szCs w:val="19"/>
+              </w:rPr>
+              <w:t xml:space="preserve"> mjere čiji su tvrdi znaci došli iz atraktora (B / atraktor), po važećim pravilima (verzija pravila Doktora). Ako nalaz više nije loš → stavka „Doktor, ponovni pregled: ukinuti mjeru?“; </w:t>
+            </w:r>
+            <w:r>
+              <w:rPr>
+                <w:b/>
+                <w:bCs/>
+                <w:sz w:val="19"/>
+                <w:szCs w:val="19"/>
+              </w:rPr>
+              <w:t xml:space="preserve">Odobri</w:t>
+            </w:r>
+            <w:r>
+              <w:rPr>
+                <w:sz w:val="19"/>
+                <w:szCs w:val="19"/>
+              </w:rPr>
+              <w:t xml:space="preserve"> = mjera se povlači i jedinica odmrzava, </w:t>
+            </w:r>
+            <w:r>
+              <w:rPr>
+                <w:b/>
+                <w:bCs/>
+                <w:sz w:val="19"/>
+                <w:szCs w:val="19"/>
+              </w:rPr>
+              <w:t xml:space="preserve">Ne odobri</w:t>
+            </w:r>
+            <w:r>
+              <w:rPr>
+                <w:sz w:val="19"/>
+                <w:szCs w:val="19"/>
+              </w:rPr>
+              <w:t xml:space="preserve"> = mjera ostaje. Jednom po mjeri; već odlučene mjere se ne diraju; ništa se ne ukida samo</w:t>
+            </w:r>
+          </w:p>
+        </w:tc>
+      </w:tr>
+      <w:tr>
+        <w:trPr>
+          <w:tblHeader w:val="off"/>
+        </w:trPr>
+        <w:tc>
+          <w:tcPr>
+            <w:tcW w:type="dxa" w:w="678"/>
+            <w:tcBorders>
+              <w:top w:val="single" w:color="D9D4C7" w:sz="4"/>
+              <w:left w:val="single" w:color="D9D4C7" w:sz="4"/>
+              <w:bottom w:val="single" w:color="D9D4C7" w:sz="4"/>
+              <w:right w:val="single" w:color="D9D4C7" w:sz="4"/>
+            </w:tcBorders>
+            <w:shd w:fill="F4F1EA" w:color="auto" w:val="clear"/>
+            <w:tcMar>
+              <w:top w:type="dxa" w:w="60"/>
+              <w:left w:type="dxa" w:w="100"/>
+              <w:bottom w:type="dxa" w:w="60"/>
+              <w:right w:type="dxa" w:w="100"/>
+            </w:tcMar>
+          </w:tcPr>
+          <w:p>
+            <w:pPr>
+              <w:spacing w:after="0"/>
+            </w:pPr>
+            <w:r>
+              <w:rPr>
+                <w:sz w:val="19"/>
+                <w:szCs w:val="19"/>
+              </w:rPr>
+              <w:t xml:space="preserve">55</w:t>
+            </w:r>
+          </w:p>
+        </w:tc>
+        <w:tc>
+          <w:tcPr>
+            <w:tcW w:type="dxa" w:w="2171"/>
+            <w:tcBorders>
+              <w:top w:val="single" w:color="D9D4C7" w:sz="4"/>
+              <w:left w:val="single" w:color="D9D4C7" w:sz="4"/>
+              <w:bottom w:val="single" w:color="D9D4C7" w:sz="4"/>
+              <w:right w:val="single" w:color="D9D4C7" w:sz="4"/>
+            </w:tcBorders>
+            <w:shd w:fill="F4F1EA" w:color="auto" w:val="clear"/>
+            <w:tcMar>
+              <w:top w:type="dxa" w:w="60"/>
+              <w:left w:type="dxa" w:w="100"/>
+              <w:bottom w:type="dxa" w:w="60"/>
+              <w:right w:type="dxa" w:w="100"/>
+            </w:tcMar>
+          </w:tcPr>
+          <w:p>
+            <w:pPr>
+              <w:spacing w:after="0"/>
+            </w:pPr>
+            <w:r>
+              <w:rPr>
+                <w:sz w:val="19"/>
+                <w:szCs w:val="19"/>
+              </w:rPr>
+              <w:t xml:space="preserve">Klizni prosjek θ (λ = 0,2)</w:t>
+            </w:r>
+          </w:p>
+        </w:tc>
+        <w:tc>
+          <w:tcPr>
+            <w:tcW w:type="dxa" w:w="6789"/>
+            <w:tcBorders>
+              <w:top w:val="single" w:color="D9D4C7" w:sz="4"/>
+              <w:left w:val="single" w:color="D9D4C7" w:sz="4"/>
+              <w:bottom w:val="single" w:color="D9D4C7" w:sz="4"/>
+              <w:right w:val="single" w:color="D9D4C7" w:sz="4"/>
+            </w:tcBorders>
+            <w:shd w:fill="F4F1EA" w:color="auto" w:val="clear"/>
+            <w:tcMar>
+              <w:top w:type="dxa" w:w="60"/>
+              <w:left w:type="dxa" w:w="100"/>
+              <w:bottom w:type="dxa" w:w="60"/>
+              <w:right w:type="dxa" w:w="100"/>
+            </w:tcMar>
+          </w:tcPr>
+          <w:p>
+            <w:pPr>
+              <w:spacing w:after="0"/>
+            </w:pPr>
+            <w:r>
+              <w:rPr>
+                <w:sz w:val="19"/>
+                <w:szCs w:val="19"/>
+              </w:rPr>
+              <w:t xml:space="preserve">samo za nivo-atraktore C i N; sirovi θ ostaje za skokove, ljuljanje, B i S. Uvodi se </w:t>
+            </w:r>
+            <w:r>
+              <w:rPr>
+                <w:b/>
+                <w:bCs/>
+                <w:sz w:val="19"/>
+                <w:szCs w:val="19"/>
+              </w:rPr>
+              <w:t xml:space="preserve">posle</w:t>
+            </w:r>
+            <w:r>
+              <w:rPr>
+                <w:sz w:val="19"/>
+                <w:szCs w:val="19"/>
+              </w:rPr>
+              <w:t xml:space="preserve"> živog testa (sat rada), ne u rc7</w:t>
+            </w:r>
+          </w:p>
+        </w:tc>
+      </w:tr>
+      <w:tr>
+        <w:trPr>
+          <w:tblHeader w:val="off"/>
+        </w:trPr>
+        <w:tc>
+          <w:tcPr>
+            <w:tcW w:type="dxa" w:w="678"/>
+            <w:tcBorders>
+              <w:top w:val="single" w:color="D9D4C7" w:sz="4"/>
+              <w:left w:val="single" w:color="D9D4C7" w:sz="4"/>
+              <w:bottom w:val="single" w:color="D9D4C7" w:sz="4"/>
+              <w:right w:val="single" w:color="D9D4C7" w:sz="4"/>
+            </w:tcBorders>
+            <w:tcMar>
+              <w:top w:type="dxa" w:w="60"/>
+              <w:left w:type="dxa" w:w="100"/>
+              <w:bottom w:type="dxa" w:w="60"/>
+              <w:right w:type="dxa" w:w="100"/>
+            </w:tcMar>
+          </w:tcPr>
+          <w:p>
+            <w:pPr>
+              <w:spacing w:after="0"/>
+            </w:pPr>
+            <w:r>
+              <w:rPr>
+                <w:sz w:val="19"/>
+                <w:szCs w:val="19"/>
+              </w:rPr>
+              <w:t xml:space="preserve">56</w:t>
+            </w:r>
+          </w:p>
+        </w:tc>
+        <w:tc>
+          <w:tcPr>
+            <w:tcW w:type="dxa" w:w="2171"/>
+            <w:tcBorders>
+              <w:top w:val="single" w:color="D9D4C7" w:sz="4"/>
+              <w:left w:val="single" w:color="D9D4C7" w:sz="4"/>
+              <w:bottom w:val="single" w:color="D9D4C7" w:sz="4"/>
+              <w:right w:val="single" w:color="D9D4C7" w:sz="4"/>
+            </w:tcBorders>
+            <w:tcMar>
+              <w:top w:type="dxa" w:w="60"/>
+              <w:left w:type="dxa" w:w="100"/>
+              <w:bottom w:type="dxa" w:w="60"/>
+              <w:right w:type="dxa" w:w="100"/>
+            </w:tcMar>
+          </w:tcPr>
+          <w:p>
+            <w:pPr>
+              <w:spacing w:after="0"/>
+            </w:pPr>
+            <w:r>
+              <w:rPr>
+                <w:sz w:val="19"/>
+                <w:szCs w:val="19"/>
+              </w:rPr>
+              <w:t xml:space="preserve">TLS pinovi</w:t>
+            </w:r>
+          </w:p>
+        </w:tc>
+        <w:tc>
+          <w:tcPr>
+            <w:tcW w:type="dxa" w:w="6789"/>
+            <w:tcBorders>
+              <w:top w:val="single" w:color="D9D4C7" w:sz="4"/>
+              <w:left w:val="single" w:color="D9D4C7" w:sz="4"/>
+              <w:bottom w:val="single" w:color="D9D4C7" w:sz="4"/>
+              <w:right w:val="single" w:color="D9D4C7" w:sz="4"/>
+            </w:tcBorders>
+            <w:tcMar>
+              <w:top w:type="dxa" w:w="60"/>
+              <w:left w:type="dxa" w:w="100"/>
+              <w:bottom w:type="dxa" w:w="60"/>
+              <w:right w:type="dxa" w:w="100"/>
+            </w:tcMar>
+          </w:tcPr>
+          <w:p>
+            <w:pPr>
+              <w:spacing w:after="0"/>
+            </w:pPr>
+            <w:r>
+              <w:rPr>
+                <w:sz w:val="19"/>
+                <w:szCs w:val="19"/>
+              </w:rPr>
+              <w:t xml:space="preserve">uče se pri prvom kontaktu (kao do sada), ali aplikacija to </w:t>
+            </w:r>
+            <w:r>
+              <w:rPr>
+                <w:b/>
+                <w:bCs/>
+                <w:sz w:val="19"/>
+                <w:szCs w:val="19"/>
+              </w:rPr>
+              <w:t xml:space="preserve">izričito kaže</w:t>
+            </w:r>
+            <w:r>
+              <w:rPr>
+                <w:sz w:val="19"/>
+                <w:szCs w:val="19"/>
+              </w:rPr>
+              <w:t xml:space="preserve"> (prozor pri pokretanju do potvrde, uvijek u Pomoć) i nudi </w:t>
+            </w:r>
+            <w:r>
+              <w:rPr>
+                <w:b/>
+                <w:bCs/>
+                <w:sz w:val="19"/>
+                <w:szCs w:val="19"/>
+              </w:rPr>
+              <w:t xml:space="preserve">Podešavanje → Ponovo snimi TLS pinove…</w:t>
+            </w:r>
+            <w:r>
+              <w:rPr>
+                <w:sz w:val="19"/>
+                <w:szCs w:val="19"/>
+              </w:rPr>
+              <w:t xml:space="preserve"> (i u Guardian tabu): samo na mreži kojoj vjeruješ; server koji tada nije dostupan zadržava stare ključeve</w:t>
+            </w:r>
+          </w:p>
+        </w:tc>
+      </w:tr>
+      <w:tr>
+        <w:trPr>
+          <w:tblHeader w:val="off"/>
+        </w:trPr>
+        <w:tc>
+          <w:tcPr>
+            <w:tcW w:type="dxa" w:w="678"/>
+            <w:tcBorders>
+              <w:top w:val="single" w:color="D9D4C7" w:sz="4"/>
+              <w:left w:val="single" w:color="D9D4C7" w:sz="4"/>
+              <w:bottom w:val="single" w:color="D9D4C7" w:sz="4"/>
+              <w:right w:val="single" w:color="D9D4C7" w:sz="4"/>
+            </w:tcBorders>
+            <w:shd w:fill="F4F1EA" w:color="auto" w:val="clear"/>
+            <w:tcMar>
+              <w:top w:type="dxa" w:w="60"/>
+              <w:left w:type="dxa" w:w="100"/>
+              <w:bottom w:type="dxa" w:w="60"/>
+              <w:right w:type="dxa" w:w="100"/>
+            </w:tcMar>
+          </w:tcPr>
+          <w:p>
+            <w:pPr>
+              <w:spacing w:after="0"/>
+            </w:pPr>
+            <w:r>
+              <w:rPr>
+                <w:sz w:val="19"/>
+                <w:szCs w:val="19"/>
+              </w:rPr>
+              <w:t xml:space="preserve">57</w:t>
+            </w:r>
+          </w:p>
+        </w:tc>
+        <w:tc>
+          <w:tcPr>
+            <w:tcW w:type="dxa" w:w="2171"/>
+            <w:tcBorders>
+              <w:top w:val="single" w:color="D9D4C7" w:sz="4"/>
+              <w:left w:val="single" w:color="D9D4C7" w:sz="4"/>
+              <w:bottom w:val="single" w:color="D9D4C7" w:sz="4"/>
+              <w:right w:val="single" w:color="D9D4C7" w:sz="4"/>
+            </w:tcBorders>
+            <w:shd w:fill="F4F1EA" w:color="auto" w:val="clear"/>
+            <w:tcMar>
+              <w:top w:type="dxa" w:w="60"/>
+              <w:left w:type="dxa" w:w="100"/>
+              <w:bottom w:type="dxa" w:w="60"/>
+              <w:right w:type="dxa" w:w="100"/>
+            </w:tcMar>
+          </w:tcPr>
+          <w:p>
+            <w:pPr>
+              <w:spacing w:after="0"/>
+            </w:pPr>
+            <w:r>
+              <w:rPr>
+                <w:sz w:val="19"/>
+                <w:szCs w:val="19"/>
+              </w:rPr>
+              <w:t xml:space="preserve">Izdanje</w:t>
+            </w:r>
+          </w:p>
+        </w:tc>
+        <w:tc>
+          <w:tcPr>
+            <w:tcW w:type="dxa" w:w="6789"/>
+            <w:tcBorders>
+              <w:top w:val="single" w:color="D9D4C7" w:sz="4"/>
+              <w:left w:val="single" w:color="D9D4C7" w:sz="4"/>
+              <w:bottom w:val="single" w:color="D9D4C7" w:sz="4"/>
+              <w:right w:val="single" w:color="D9D4C7" w:sz="4"/>
+            </w:tcBorders>
+            <w:shd w:fill="F4F1EA" w:color="auto" w:val="clear"/>
+            <w:tcMar>
+              <w:top w:type="dxa" w:w="60"/>
+              <w:left w:type="dxa" w:w="100"/>
+              <w:bottom w:type="dxa" w:w="60"/>
+              <w:right w:type="dxa" w:w="100"/>
+            </w:tcMar>
+          </w:tcPr>
+          <w:p>
+            <w:pPr>
+              <w:spacing w:after="0"/>
+            </w:pPr>
+            <w:r>
+              <w:rPr>
+                <w:sz w:val="19"/>
+                <w:szCs w:val="19"/>
+              </w:rPr>
+              <w:t xml:space="preserve">probni paket 0.3.0~rc7 (lični); javni paket i vodiči na kraju runde</w:t>
             </w:r>
           </w:p>
         </w:tc>
